--- a/CastawayKendy/Game Design Document (incompleto).docx
+++ b/CastawayKendy/Game Design Document (incompleto).docx
@@ -1035,7 +1035,38 @@
         <w:rPr>
           <w:rFonts w:ascii="Arial" w:hAnsi="Arial" w:eastAsia="Times New Roman" w:cs="Times New Roman"/>
           <w:sz w:val="24"/>
+          <w:szCs w:val="24"/>
+          <w:lang w:val="pt-BR" w:eastAsia="pt-BR"/>
+        </w:rPr>
+      </w:pPr>
+      <w:r>
+        <w:rPr>
+          <w:rFonts w:ascii="Arial" w:hAnsi="Arial" w:eastAsia="Times New Roman" w:cs="Times New Roman"/>
+          <w:sz w:val="24"/>
           <w:szCs w:val="20"/>
+          <w:lang w:val="pt-BR" w:eastAsia="pt-BR"/>
+        </w:rPr>
+      </w:r>
+      <w:r>
+        <w:rPr>
+          <w:rFonts w:ascii="Arial" w:hAnsi="Arial" w:eastAsia="Times New Roman" w:cs="Times New Roman"/>
+          <w:sz w:val="24"/>
+          <w:szCs w:val="20"/>
+          <w:lang w:val="pt-BR" w:eastAsia="pt-BR"/>
+        </w:rPr>
+      </w:r>
+    </w:p>
+    <w:p>
+      <w:pPr>
+        <w:widowControl w:val="false"/>
+        <w:pBdr/>
+        <w:spacing w:after="0" w:line="360" w:lineRule="auto"/>
+        <w:ind/>
+        <w:jc w:val="center"/>
+        <w:rPr>
+          <w:rFonts w:ascii="Arial" w:hAnsi="Arial" w:eastAsia="Times New Roman" w:cs="Times New Roman"/>
+          <w:sz w:val="24"/>
+          <w:szCs w:val="24"/>
           <w:lang w:val="pt-BR" w:eastAsia="pt-BR"/>
         </w:rPr>
       </w:pPr>
@@ -1197,30 +1228,37 @@
         <w:tabs>
           <w:tab w:val="left" w:leader="none" w:pos="7672"/>
         </w:tabs>
-        <w:spacing/>
+        <w:spacing w:after="0" w:line="360" w:lineRule="auto"/>
         <w:ind/>
         <w:jc w:val="center"/>
         <w:rPr>
-          <w:sz w:val="36"/>
+          <w:rFonts w:ascii="Arial" w:hAnsi="Arial" w:cs="Arial"/>
+          <w:sz w:val="24"/>
+          <w:szCs w:val="24"/>
+        </w:rPr>
+      </w:pPr>
+      <w:r>
+        <w:rPr>
+          <w:rFonts w:ascii="Arial" w:hAnsi="Arial" w:eastAsia="Arial" w:cs="Arial"/>
+          <w:sz w:val="24"/>
+          <w:szCs w:val="24"/>
           <w:lang w:val="pt-BR"/>
         </w:rPr>
-      </w:pPr>
-      <w:r>
-        <w:rPr>
-          <w:sz w:val="36"/>
+        <w:t xml:space="preserve">Índice</w:t>
+      </w:r>
+      <w:r>
+        <w:rPr>
+          <w:rFonts w:ascii="Arial" w:hAnsi="Arial" w:eastAsia="Arial" w:cs="Arial"/>
+          <w:sz w:val="24"/>
+          <w:szCs w:val="24"/>
           <w:lang w:val="pt-BR"/>
         </w:rPr>
-        <w:t xml:space="preserve">Índice</w:t>
-      </w:r>
-      <w:r>
-        <w:rPr>
-          <w:sz w:val="36"/>
-          <w:lang w:val="pt-BR"/>
-        </w:rPr>
-      </w:r>
-      <w:r>
-        <w:rPr>
-          <w:sz w:val="36"/>
+      </w:r>
+      <w:r>
+        <w:rPr>
+          <w:rFonts w:ascii="Arial" w:hAnsi="Arial" w:eastAsia="Arial" w:cs="Arial"/>
+          <w:sz w:val="24"/>
+          <w:szCs w:val="24"/>
           <w:lang w:val="pt-BR"/>
         </w:rPr>
       </w:r>
@@ -1248,86 +1286,26 @@
           <w:pPr>
             <w:pStyle w:val="883"/>
             <w:pBdr/>
-            <w:spacing/>
-            <w:ind/>
-            <w:rPr/>
-          </w:pPr>
-          <w:r/>
-          <w:r/>
-        </w:p>
-        <w:p>
-          <w:pPr>
-            <w:pStyle w:val="884"/>
-            <w:pBdr/>
-            <w:tabs>
-              <w:tab w:val="left" w:leader="none" w:pos="440"/>
-              <w:tab w:val="right" w:leader="dot" w:pos="9350"/>
-            </w:tabs>
-            <w:spacing/>
+            <w:spacing w:line="360" w:lineRule="auto"/>
             <w:ind/>
             <w:rPr>
-              <w:rFonts w:eastAsiaTheme="minorEastAsia"/>
+              <w:rFonts w:ascii="Arial" w:hAnsi="Arial" w:cs="Arial"/>
+              <w:sz w:val="24"/>
+              <w:szCs w:val="24"/>
             </w:rPr>
           </w:pPr>
           <w:r>
-            <w:fldChar w:fldCharType="begin"/>
-          </w:r>
-          <w:r>
-            <w:instrText xml:space="preserve"> TOC \o "1-3" \h \z \u </w:instrText>
-          </w:r>
-          <w:r>
-            <w:fldChar w:fldCharType="separate"/>
-          </w:r>
-          <w:hyperlink w:tooltip="#_Toc381728151" w:anchor="_Toc381728151" w:history="1">
-            <w:r>
-              <w:rPr>
-                <w:rStyle w:val="885"/>
-                <w:b/>
-                <w:lang w:val="pt-BR"/>
-              </w:rPr>
-              <w:t xml:space="preserve">1.</w:t>
-            </w:r>
-            <w:r>
-              <w:rPr>
-                <w:rFonts w:eastAsiaTheme="minorEastAsia"/>
-              </w:rPr>
-              <w:tab/>
-            </w:r>
-            <w:r>
-              <w:rPr>
-                <w:rStyle w:val="885"/>
-                <w:b/>
-                <w:lang w:val="pt-BR"/>
-              </w:rPr>
-              <w:t xml:space="preserve">História</w:t>
-            </w:r>
-            <w:r>
-              <w:tab/>
-            </w:r>
-            <w:r>
-              <w:fldChar w:fldCharType="begin"/>
-            </w:r>
-            <w:r>
-              <w:instrText xml:space="preserve"> PAGEREF _Toc381728151 \h </w:instrText>
-            </w:r>
-            <w:r>
-              <w:fldChar w:fldCharType="separate"/>
-            </w:r>
-            <w:r>
-              <w:t xml:space="preserve">3</w:t>
-            </w:r>
-            <w:r>
-              <w:fldChar w:fldCharType="end"/>
-            </w:r>
-          </w:hyperlink>
-          <w:r>
             <w:rPr>
-              <w:rFonts w:eastAsiaTheme="minorEastAsia"/>
+              <w:rFonts w:ascii="Arial" w:hAnsi="Arial" w:eastAsia="Arial" w:cs="Arial"/>
+              <w:sz w:val="24"/>
+              <w:szCs w:val="24"/>
             </w:rPr>
           </w:r>
           <w:r>
             <w:rPr>
-              <w:rFonts w:eastAsiaTheme="minorEastAsia"/>
+              <w:rFonts w:ascii="Arial" w:hAnsi="Arial" w:eastAsia="Arial" w:cs="Arial"/>
+              <w:sz w:val="24"/>
+              <w:szCs w:val="24"/>
             </w:rPr>
           </w:r>
         </w:p>
@@ -1339,63 +1317,130 @@
               <w:tab w:val="left" w:leader="none" w:pos="440"/>
               <w:tab w:val="right" w:leader="dot" w:pos="9350"/>
             </w:tabs>
-            <w:spacing/>
+            <w:spacing w:after="0" w:line="360" w:lineRule="auto"/>
             <w:ind/>
             <w:rPr>
-              <w:rFonts w:eastAsiaTheme="minorEastAsia"/>
+              <w:rFonts w:ascii="Arial" w:hAnsi="Arial" w:cs="Arial"/>
+              <w:sz w:val="24"/>
+              <w:szCs w:val="24"/>
             </w:rPr>
           </w:pPr>
-          <w:r/>
-          <w:hyperlink w:tooltip="#_Toc381728152" w:anchor="_Toc381728152" w:history="1">
+          <w:r>
+            <w:rPr>
+              <w:rFonts w:ascii="Arial" w:hAnsi="Arial" w:eastAsia="Arial" w:cs="Arial"/>
+              <w:sz w:val="24"/>
+              <w:szCs w:val="24"/>
+            </w:rPr>
+            <w:fldChar w:fldCharType="begin"/>
+          </w:r>
+          <w:r>
+            <w:rPr>
+              <w:rFonts w:ascii="Arial" w:hAnsi="Arial" w:eastAsia="Arial" w:cs="Arial"/>
+              <w:sz w:val="24"/>
+              <w:szCs w:val="24"/>
+            </w:rPr>
+            <w:instrText xml:space="preserve"> TOC \o "1-3" \h \z \u </w:instrText>
+          </w:r>
+          <w:r>
+            <w:rPr>
+              <w:rFonts w:ascii="Arial" w:hAnsi="Arial" w:eastAsia="Arial" w:cs="Arial"/>
+              <w:sz w:val="24"/>
+              <w:szCs w:val="24"/>
+            </w:rPr>
+            <w:fldChar w:fldCharType="separate"/>
+          </w:r>
+          <w:hyperlink w:tooltip="#_Toc381728151" w:anchor="_Toc381728151" w:history="1">
             <w:r>
               <w:rPr>
                 <w:rStyle w:val="885"/>
+                <w:rFonts w:ascii="Arial" w:hAnsi="Arial" w:eastAsia="Arial" w:cs="Arial"/>
                 <w:b/>
+                <w:sz w:val="24"/>
+                <w:szCs w:val="24"/>
                 <w:lang w:val="pt-BR"/>
               </w:rPr>
-              <w:t xml:space="preserve">2.</w:t>
+              <w:t xml:space="preserve">1.</w:t>
             </w:r>
             <w:r>
               <w:rPr>
-                <w:rFonts w:eastAsiaTheme="minorEastAsia"/>
+                <w:rFonts w:ascii="Arial" w:hAnsi="Arial" w:eastAsia="Arial" w:cs="Arial" w:eastAsiaTheme="minorEastAsia"/>
+                <w:sz w:val="24"/>
+                <w:szCs w:val="24"/>
               </w:rPr>
               <w:tab/>
             </w:r>
             <w:r>
               <w:rPr>
                 <w:rStyle w:val="885"/>
+                <w:rFonts w:ascii="Arial" w:hAnsi="Arial" w:eastAsia="Arial" w:cs="Arial"/>
                 <w:b/>
+                <w:sz w:val="24"/>
+                <w:szCs w:val="24"/>
                 <w:lang w:val="pt-BR"/>
               </w:rPr>
-              <w:t xml:space="preserve">Gameplay</w:t>
+              <w:t xml:space="preserve">História</w:t>
             </w:r>
             <w:r>
+              <w:rPr>
+                <w:rFonts w:ascii="Arial" w:hAnsi="Arial" w:eastAsia="Arial" w:cs="Arial"/>
+                <w:sz w:val="24"/>
+                <w:szCs w:val="24"/>
+              </w:rPr>
               <w:tab/>
             </w:r>
             <w:r>
+              <w:rPr>
+                <w:rFonts w:ascii="Arial" w:hAnsi="Arial" w:eastAsia="Arial" w:cs="Arial"/>
+                <w:sz w:val="24"/>
+                <w:szCs w:val="24"/>
+              </w:rPr>
               <w:fldChar w:fldCharType="begin"/>
             </w:r>
             <w:r>
-              <w:instrText xml:space="preserve"> PAGEREF _Toc381728152 \h </w:instrText>
+              <w:rPr>
+                <w:rFonts w:ascii="Arial" w:hAnsi="Arial" w:eastAsia="Arial" w:cs="Arial"/>
+                <w:sz w:val="24"/>
+                <w:szCs w:val="24"/>
+              </w:rPr>
+              <w:instrText xml:space="preserve"> PAGEREF _Toc381728151 \h </w:instrText>
             </w:r>
             <w:r>
+              <w:rPr>
+                <w:rFonts w:ascii="Arial" w:hAnsi="Arial" w:eastAsia="Arial" w:cs="Arial"/>
+                <w:sz w:val="24"/>
+                <w:szCs w:val="24"/>
+              </w:rPr>
               <w:fldChar w:fldCharType="separate"/>
             </w:r>
             <w:r>
-              <w:t xml:space="preserve">4</w:t>
+              <w:rPr>
+                <w:rFonts w:ascii="Arial" w:hAnsi="Arial" w:eastAsia="Arial" w:cs="Arial"/>
+                <w:sz w:val="24"/>
+                <w:szCs w:val="24"/>
+              </w:rPr>
+              <w:t xml:space="preserve">3</w:t>
             </w:r>
             <w:r>
+              <w:rPr>
+                <w:rFonts w:ascii="Arial" w:hAnsi="Arial" w:eastAsia="Arial" w:cs="Arial"/>
+                <w:sz w:val="24"/>
+                <w:szCs w:val="24"/>
+              </w:rPr>
               <w:fldChar w:fldCharType="end"/>
             </w:r>
           </w:hyperlink>
           <w:r>
             <w:rPr>
-              <w:rFonts w:eastAsiaTheme="minorEastAsia"/>
+              <w:rFonts w:ascii="Arial" w:hAnsi="Arial" w:eastAsia="Arial" w:cs="Arial" w:eastAsiaTheme="minorEastAsia"/>
+              <w:sz w:val="24"/>
+              <w:szCs w:val="24"/>
             </w:rPr>
           </w:r>
           <w:r>
             <w:rPr>
-              <w:rFonts w:eastAsiaTheme="minorEastAsia"/>
+              <w:rFonts w:ascii="Arial" w:hAnsi="Arial" w:eastAsia="Arial" w:cs="Arial" w:eastAsiaTheme="minorEastAsia"/>
+              <w:sz w:val="24"/>
+              <w:szCs w:val="24"/>
             </w:rPr>
           </w:r>
         </w:p>
@@ -1407,63 +1452,113 @@
               <w:tab w:val="left" w:leader="none" w:pos="440"/>
               <w:tab w:val="right" w:leader="dot" w:pos="9350"/>
             </w:tabs>
-            <w:spacing/>
+            <w:spacing w:after="0" w:line="360" w:lineRule="auto"/>
             <w:ind/>
             <w:rPr>
-              <w:rFonts w:eastAsiaTheme="minorEastAsia"/>
+              <w:rFonts w:ascii="Arial" w:hAnsi="Arial" w:cs="Arial"/>
+              <w:sz w:val="24"/>
+              <w:szCs w:val="24"/>
             </w:rPr>
           </w:pPr>
-          <w:r/>
-          <w:hyperlink w:tooltip="#_Toc381728153" w:anchor="_Toc381728153" w:history="1">
+          <w:r>
+            <w:rPr>
+              <w:rFonts w:ascii="Arial" w:hAnsi="Arial" w:eastAsia="Arial" w:cs="Arial"/>
+              <w:sz w:val="24"/>
+              <w:szCs w:val="24"/>
+            </w:rPr>
+          </w:r>
+          <w:hyperlink w:tooltip="#_Toc381728152" w:anchor="_Toc381728152" w:history="1">
             <w:r>
               <w:rPr>
                 <w:rStyle w:val="885"/>
+                <w:rFonts w:ascii="Arial" w:hAnsi="Arial" w:eastAsia="Arial" w:cs="Arial"/>
                 <w:b/>
+                <w:sz w:val="24"/>
+                <w:szCs w:val="24"/>
                 <w:lang w:val="pt-BR"/>
               </w:rPr>
-              <w:t xml:space="preserve">3.</w:t>
+              <w:t xml:space="preserve">2.</w:t>
             </w:r>
             <w:r>
               <w:rPr>
-                <w:rFonts w:eastAsiaTheme="minorEastAsia"/>
+                <w:rFonts w:ascii="Arial" w:hAnsi="Arial" w:eastAsia="Arial" w:cs="Arial" w:eastAsiaTheme="minorEastAsia"/>
+                <w:sz w:val="24"/>
+                <w:szCs w:val="24"/>
               </w:rPr>
               <w:tab/>
             </w:r>
             <w:r>
               <w:rPr>
                 <w:rStyle w:val="885"/>
+                <w:rFonts w:ascii="Arial" w:hAnsi="Arial" w:eastAsia="Arial" w:cs="Arial"/>
                 <w:b/>
+                <w:sz w:val="24"/>
+                <w:szCs w:val="24"/>
                 <w:lang w:val="pt-BR"/>
               </w:rPr>
-              <w:t xml:space="preserve">Personagens</w:t>
+              <w:t xml:space="preserve">Gameplay</w:t>
             </w:r>
             <w:r>
+              <w:rPr>
+                <w:rFonts w:ascii="Arial" w:hAnsi="Arial" w:eastAsia="Arial" w:cs="Arial"/>
+                <w:sz w:val="24"/>
+                <w:szCs w:val="24"/>
+              </w:rPr>
               <w:tab/>
             </w:r>
             <w:r>
+              <w:rPr>
+                <w:rFonts w:ascii="Arial" w:hAnsi="Arial" w:eastAsia="Arial" w:cs="Arial"/>
+                <w:sz w:val="24"/>
+                <w:szCs w:val="24"/>
+              </w:rPr>
               <w:fldChar w:fldCharType="begin"/>
             </w:r>
             <w:r>
-              <w:instrText xml:space="preserve"> PAGEREF _Toc381728153 \h </w:instrText>
+              <w:rPr>
+                <w:rFonts w:ascii="Arial" w:hAnsi="Arial" w:eastAsia="Arial" w:cs="Arial"/>
+                <w:sz w:val="24"/>
+                <w:szCs w:val="24"/>
+              </w:rPr>
+              <w:instrText xml:space="preserve"> PAGEREF _Toc381728152 \h </w:instrText>
             </w:r>
             <w:r>
+              <w:rPr>
+                <w:rFonts w:ascii="Arial" w:hAnsi="Arial" w:eastAsia="Arial" w:cs="Arial"/>
+                <w:sz w:val="24"/>
+                <w:szCs w:val="24"/>
+              </w:rPr>
               <w:fldChar w:fldCharType="separate"/>
             </w:r>
             <w:r>
-              <w:t xml:space="preserve">5</w:t>
+              <w:rPr>
+                <w:rFonts w:ascii="Arial" w:hAnsi="Arial" w:eastAsia="Arial" w:cs="Arial"/>
+                <w:sz w:val="24"/>
+                <w:szCs w:val="24"/>
+              </w:rPr>
+              <w:t xml:space="preserve">4</w:t>
             </w:r>
             <w:r>
+              <w:rPr>
+                <w:rFonts w:ascii="Arial" w:hAnsi="Arial" w:eastAsia="Arial" w:cs="Arial"/>
+                <w:sz w:val="24"/>
+                <w:szCs w:val="24"/>
+              </w:rPr>
               <w:fldChar w:fldCharType="end"/>
             </w:r>
           </w:hyperlink>
           <w:r>
             <w:rPr>
-              <w:rFonts w:eastAsiaTheme="minorEastAsia"/>
+              <w:rFonts w:ascii="Arial" w:hAnsi="Arial" w:eastAsia="Arial" w:cs="Arial" w:eastAsiaTheme="minorEastAsia"/>
+              <w:sz w:val="24"/>
+              <w:szCs w:val="24"/>
             </w:rPr>
           </w:r>
           <w:r>
             <w:rPr>
-              <w:rFonts w:eastAsiaTheme="minorEastAsia"/>
+              <w:rFonts w:ascii="Arial" w:hAnsi="Arial" w:eastAsia="Arial" w:cs="Arial" w:eastAsiaTheme="minorEastAsia"/>
+              <w:sz w:val="24"/>
+              <w:szCs w:val="24"/>
             </w:rPr>
           </w:r>
         </w:p>
@@ -1475,63 +1570,113 @@
               <w:tab w:val="left" w:leader="none" w:pos="440"/>
               <w:tab w:val="right" w:leader="dot" w:pos="9350"/>
             </w:tabs>
-            <w:spacing/>
+            <w:spacing w:after="0" w:line="360" w:lineRule="auto"/>
             <w:ind/>
             <w:rPr>
-              <w:rFonts w:eastAsiaTheme="minorEastAsia"/>
+              <w:rFonts w:ascii="Arial" w:hAnsi="Arial" w:cs="Arial"/>
+              <w:sz w:val="24"/>
+              <w:szCs w:val="24"/>
             </w:rPr>
           </w:pPr>
-          <w:r/>
-          <w:hyperlink w:tooltip="#_Toc381728154" w:anchor="_Toc381728154" w:history="1">
+          <w:r>
+            <w:rPr>
+              <w:rFonts w:ascii="Arial" w:hAnsi="Arial" w:eastAsia="Arial" w:cs="Arial"/>
+              <w:sz w:val="24"/>
+              <w:szCs w:val="24"/>
+            </w:rPr>
+          </w:r>
+          <w:hyperlink w:tooltip="#_Toc381728153" w:anchor="_Toc381728153" w:history="1">
             <w:r>
               <w:rPr>
                 <w:rStyle w:val="885"/>
+                <w:rFonts w:ascii="Arial" w:hAnsi="Arial" w:eastAsia="Arial" w:cs="Arial"/>
                 <w:b/>
+                <w:sz w:val="24"/>
+                <w:szCs w:val="24"/>
                 <w:lang w:val="pt-BR"/>
               </w:rPr>
-              <w:t xml:space="preserve">4.</w:t>
+              <w:t xml:space="preserve">3.</w:t>
             </w:r>
             <w:r>
               <w:rPr>
-                <w:rFonts w:eastAsiaTheme="minorEastAsia"/>
+                <w:rFonts w:ascii="Arial" w:hAnsi="Arial" w:eastAsia="Arial" w:cs="Arial" w:eastAsiaTheme="minorEastAsia"/>
+                <w:sz w:val="24"/>
+                <w:szCs w:val="24"/>
               </w:rPr>
               <w:tab/>
             </w:r>
             <w:r>
               <w:rPr>
                 <w:rStyle w:val="885"/>
+                <w:rFonts w:ascii="Arial" w:hAnsi="Arial" w:eastAsia="Arial" w:cs="Arial"/>
                 <w:b/>
+                <w:sz w:val="24"/>
+                <w:szCs w:val="24"/>
                 <w:lang w:val="pt-BR"/>
               </w:rPr>
-              <w:t xml:space="preserve">Controles</w:t>
+              <w:t xml:space="preserve">Personagens</w:t>
             </w:r>
             <w:r>
+              <w:rPr>
+                <w:rFonts w:ascii="Arial" w:hAnsi="Arial" w:eastAsia="Arial" w:cs="Arial"/>
+                <w:sz w:val="24"/>
+                <w:szCs w:val="24"/>
+              </w:rPr>
               <w:tab/>
             </w:r>
             <w:r>
+              <w:rPr>
+                <w:rFonts w:ascii="Arial" w:hAnsi="Arial" w:eastAsia="Arial" w:cs="Arial"/>
+                <w:sz w:val="24"/>
+                <w:szCs w:val="24"/>
+              </w:rPr>
               <w:fldChar w:fldCharType="begin"/>
             </w:r>
             <w:r>
-              <w:instrText xml:space="preserve"> PAGEREF _Toc381728154 \h </w:instrText>
+              <w:rPr>
+                <w:rFonts w:ascii="Arial" w:hAnsi="Arial" w:eastAsia="Arial" w:cs="Arial"/>
+                <w:sz w:val="24"/>
+                <w:szCs w:val="24"/>
+              </w:rPr>
+              <w:instrText xml:space="preserve"> PAGEREF _Toc381728153 \h </w:instrText>
             </w:r>
             <w:r>
+              <w:rPr>
+                <w:rFonts w:ascii="Arial" w:hAnsi="Arial" w:eastAsia="Arial" w:cs="Arial"/>
+                <w:sz w:val="24"/>
+                <w:szCs w:val="24"/>
+              </w:rPr>
               <w:fldChar w:fldCharType="separate"/>
             </w:r>
             <w:r>
-              <w:t xml:space="preserve">6</w:t>
+              <w:rPr>
+                <w:rFonts w:ascii="Arial" w:hAnsi="Arial" w:eastAsia="Arial" w:cs="Arial"/>
+                <w:sz w:val="24"/>
+                <w:szCs w:val="24"/>
+              </w:rPr>
+              <w:t xml:space="preserve">5</w:t>
             </w:r>
             <w:r>
+              <w:rPr>
+                <w:rFonts w:ascii="Arial" w:hAnsi="Arial" w:eastAsia="Arial" w:cs="Arial"/>
+                <w:sz w:val="24"/>
+                <w:szCs w:val="24"/>
+              </w:rPr>
               <w:fldChar w:fldCharType="end"/>
             </w:r>
           </w:hyperlink>
           <w:r>
             <w:rPr>
-              <w:rFonts w:eastAsiaTheme="minorEastAsia"/>
+              <w:rFonts w:ascii="Arial" w:hAnsi="Arial" w:eastAsia="Arial" w:cs="Arial" w:eastAsiaTheme="minorEastAsia"/>
+              <w:sz w:val="24"/>
+              <w:szCs w:val="24"/>
             </w:rPr>
           </w:r>
           <w:r>
             <w:rPr>
-              <w:rFonts w:eastAsiaTheme="minorEastAsia"/>
+              <w:rFonts w:ascii="Arial" w:hAnsi="Arial" w:eastAsia="Arial" w:cs="Arial" w:eastAsiaTheme="minorEastAsia"/>
+              <w:sz w:val="24"/>
+              <w:szCs w:val="24"/>
             </w:rPr>
           </w:r>
         </w:p>
@@ -1543,63 +1688,113 @@
               <w:tab w:val="left" w:leader="none" w:pos="440"/>
               <w:tab w:val="right" w:leader="dot" w:pos="9350"/>
             </w:tabs>
-            <w:spacing/>
+            <w:spacing w:after="0" w:line="360" w:lineRule="auto"/>
             <w:ind/>
             <w:rPr>
-              <w:rFonts w:eastAsiaTheme="minorEastAsia"/>
+              <w:rFonts w:ascii="Arial" w:hAnsi="Arial" w:cs="Arial"/>
+              <w:sz w:val="24"/>
+              <w:szCs w:val="24"/>
             </w:rPr>
           </w:pPr>
-          <w:r/>
-          <w:hyperlink w:tooltip="#_Toc381728155" w:anchor="_Toc381728155" w:history="1">
+          <w:r>
+            <w:rPr>
+              <w:rFonts w:ascii="Arial" w:hAnsi="Arial" w:eastAsia="Arial" w:cs="Arial"/>
+              <w:sz w:val="24"/>
+              <w:szCs w:val="24"/>
+            </w:rPr>
+          </w:r>
+          <w:hyperlink w:tooltip="#_Toc381728154" w:anchor="_Toc381728154" w:history="1">
             <w:r>
               <w:rPr>
                 <w:rStyle w:val="885"/>
+                <w:rFonts w:ascii="Arial" w:hAnsi="Arial" w:eastAsia="Arial" w:cs="Arial"/>
                 <w:b/>
+                <w:sz w:val="24"/>
+                <w:szCs w:val="24"/>
                 <w:lang w:val="pt-BR"/>
               </w:rPr>
-              <w:t xml:space="preserve">5.</w:t>
+              <w:t xml:space="preserve">4.</w:t>
             </w:r>
             <w:r>
               <w:rPr>
-                <w:rFonts w:eastAsiaTheme="minorEastAsia"/>
+                <w:rFonts w:ascii="Arial" w:hAnsi="Arial" w:eastAsia="Arial" w:cs="Arial" w:eastAsiaTheme="minorEastAsia"/>
+                <w:sz w:val="24"/>
+                <w:szCs w:val="24"/>
               </w:rPr>
               <w:tab/>
             </w:r>
             <w:r>
               <w:rPr>
                 <w:rStyle w:val="885"/>
+                <w:rFonts w:ascii="Arial" w:hAnsi="Arial" w:eastAsia="Arial" w:cs="Arial"/>
                 <w:b/>
+                <w:sz w:val="24"/>
+                <w:szCs w:val="24"/>
                 <w:lang w:val="pt-BR"/>
               </w:rPr>
-              <w:t xml:space="preserve">Câmera</w:t>
+              <w:t xml:space="preserve">Controles</w:t>
             </w:r>
             <w:r>
+              <w:rPr>
+                <w:rFonts w:ascii="Arial" w:hAnsi="Arial" w:eastAsia="Arial" w:cs="Arial"/>
+                <w:sz w:val="24"/>
+                <w:szCs w:val="24"/>
+              </w:rPr>
               <w:tab/>
             </w:r>
             <w:r>
+              <w:rPr>
+                <w:rFonts w:ascii="Arial" w:hAnsi="Arial" w:eastAsia="Arial" w:cs="Arial"/>
+                <w:sz w:val="24"/>
+                <w:szCs w:val="24"/>
+              </w:rPr>
               <w:fldChar w:fldCharType="begin"/>
             </w:r>
             <w:r>
-              <w:instrText xml:space="preserve"> PAGEREF _Toc381728155 \h </w:instrText>
+              <w:rPr>
+                <w:rFonts w:ascii="Arial" w:hAnsi="Arial" w:eastAsia="Arial" w:cs="Arial"/>
+                <w:sz w:val="24"/>
+                <w:szCs w:val="24"/>
+              </w:rPr>
+              <w:instrText xml:space="preserve"> PAGEREF _Toc381728154 \h </w:instrText>
             </w:r>
             <w:r>
+              <w:rPr>
+                <w:rFonts w:ascii="Arial" w:hAnsi="Arial" w:eastAsia="Arial" w:cs="Arial"/>
+                <w:sz w:val="24"/>
+                <w:szCs w:val="24"/>
+              </w:rPr>
               <w:fldChar w:fldCharType="separate"/>
             </w:r>
             <w:r>
-              <w:t xml:space="preserve">7</w:t>
+              <w:rPr>
+                <w:rFonts w:ascii="Arial" w:hAnsi="Arial" w:eastAsia="Arial" w:cs="Arial"/>
+                <w:sz w:val="24"/>
+                <w:szCs w:val="24"/>
+              </w:rPr>
+              <w:t xml:space="preserve">6</w:t>
             </w:r>
             <w:r>
+              <w:rPr>
+                <w:rFonts w:ascii="Arial" w:hAnsi="Arial" w:eastAsia="Arial" w:cs="Arial"/>
+                <w:sz w:val="24"/>
+                <w:szCs w:val="24"/>
+              </w:rPr>
               <w:fldChar w:fldCharType="end"/>
             </w:r>
           </w:hyperlink>
           <w:r>
             <w:rPr>
-              <w:rFonts w:eastAsiaTheme="minorEastAsia"/>
+              <w:rFonts w:ascii="Arial" w:hAnsi="Arial" w:eastAsia="Arial" w:cs="Arial" w:eastAsiaTheme="minorEastAsia"/>
+              <w:sz w:val="24"/>
+              <w:szCs w:val="24"/>
             </w:rPr>
           </w:r>
           <w:r>
             <w:rPr>
-              <w:rFonts w:eastAsiaTheme="minorEastAsia"/>
+              <w:rFonts w:ascii="Arial" w:hAnsi="Arial" w:eastAsia="Arial" w:cs="Arial" w:eastAsiaTheme="minorEastAsia"/>
+              <w:sz w:val="24"/>
+              <w:szCs w:val="24"/>
             </w:rPr>
           </w:r>
         </w:p>
@@ -1611,63 +1806,113 @@
               <w:tab w:val="left" w:leader="none" w:pos="440"/>
               <w:tab w:val="right" w:leader="dot" w:pos="9350"/>
             </w:tabs>
-            <w:spacing/>
+            <w:spacing w:after="0" w:line="360" w:lineRule="auto"/>
             <w:ind/>
             <w:rPr>
-              <w:rFonts w:eastAsiaTheme="minorEastAsia"/>
+              <w:rFonts w:ascii="Arial" w:hAnsi="Arial" w:cs="Arial"/>
+              <w:sz w:val="24"/>
+              <w:szCs w:val="24"/>
             </w:rPr>
           </w:pPr>
-          <w:r/>
-          <w:hyperlink w:tooltip="#_Toc381728156" w:anchor="_Toc381728156" w:history="1">
+          <w:r>
+            <w:rPr>
+              <w:rFonts w:ascii="Arial" w:hAnsi="Arial" w:eastAsia="Arial" w:cs="Arial"/>
+              <w:sz w:val="24"/>
+              <w:szCs w:val="24"/>
+            </w:rPr>
+          </w:r>
+          <w:hyperlink w:tooltip="#_Toc381728155" w:anchor="_Toc381728155" w:history="1">
             <w:r>
               <w:rPr>
                 <w:rStyle w:val="885"/>
+                <w:rFonts w:ascii="Arial" w:hAnsi="Arial" w:eastAsia="Arial" w:cs="Arial"/>
                 <w:b/>
+                <w:sz w:val="24"/>
+                <w:szCs w:val="24"/>
                 <w:lang w:val="pt-BR"/>
               </w:rPr>
-              <w:t xml:space="preserve">6.</w:t>
+              <w:t xml:space="preserve">5.</w:t>
             </w:r>
             <w:r>
               <w:rPr>
-                <w:rFonts w:eastAsiaTheme="minorEastAsia"/>
+                <w:rFonts w:ascii="Arial" w:hAnsi="Arial" w:eastAsia="Arial" w:cs="Arial" w:eastAsiaTheme="minorEastAsia"/>
+                <w:sz w:val="24"/>
+                <w:szCs w:val="24"/>
               </w:rPr>
               <w:tab/>
             </w:r>
             <w:r>
               <w:rPr>
                 <w:rStyle w:val="885"/>
+                <w:rFonts w:ascii="Arial" w:hAnsi="Arial" w:eastAsia="Arial" w:cs="Arial"/>
                 <w:b/>
+                <w:sz w:val="24"/>
+                <w:szCs w:val="24"/>
                 <w:lang w:val="pt-BR"/>
               </w:rPr>
-              <w:t xml:space="preserve">Universo do Jogo</w:t>
+              <w:t xml:space="preserve">Câmera</w:t>
             </w:r>
             <w:r>
+              <w:rPr>
+                <w:rFonts w:ascii="Arial" w:hAnsi="Arial" w:eastAsia="Arial" w:cs="Arial"/>
+                <w:sz w:val="24"/>
+                <w:szCs w:val="24"/>
+              </w:rPr>
               <w:tab/>
             </w:r>
             <w:r>
+              <w:rPr>
+                <w:rFonts w:ascii="Arial" w:hAnsi="Arial" w:eastAsia="Arial" w:cs="Arial"/>
+                <w:sz w:val="24"/>
+                <w:szCs w:val="24"/>
+              </w:rPr>
               <w:fldChar w:fldCharType="begin"/>
             </w:r>
             <w:r>
-              <w:instrText xml:space="preserve"> PAGEREF _Toc381728156 \h </w:instrText>
+              <w:rPr>
+                <w:rFonts w:ascii="Arial" w:hAnsi="Arial" w:eastAsia="Arial" w:cs="Arial"/>
+                <w:sz w:val="24"/>
+                <w:szCs w:val="24"/>
+              </w:rPr>
+              <w:instrText xml:space="preserve"> PAGEREF _Toc381728155 \h </w:instrText>
             </w:r>
             <w:r>
+              <w:rPr>
+                <w:rFonts w:ascii="Arial" w:hAnsi="Arial" w:eastAsia="Arial" w:cs="Arial"/>
+                <w:sz w:val="24"/>
+                <w:szCs w:val="24"/>
+              </w:rPr>
               <w:fldChar w:fldCharType="separate"/>
             </w:r>
             <w:r>
-              <w:t xml:space="preserve">8</w:t>
+              <w:rPr>
+                <w:rFonts w:ascii="Arial" w:hAnsi="Arial" w:eastAsia="Arial" w:cs="Arial"/>
+                <w:sz w:val="24"/>
+                <w:szCs w:val="24"/>
+              </w:rPr>
+              <w:t xml:space="preserve">7</w:t>
             </w:r>
             <w:r>
+              <w:rPr>
+                <w:rFonts w:ascii="Arial" w:hAnsi="Arial" w:eastAsia="Arial" w:cs="Arial"/>
+                <w:sz w:val="24"/>
+                <w:szCs w:val="24"/>
+              </w:rPr>
               <w:fldChar w:fldCharType="end"/>
             </w:r>
           </w:hyperlink>
           <w:r>
             <w:rPr>
-              <w:rFonts w:eastAsiaTheme="minorEastAsia"/>
+              <w:rFonts w:ascii="Arial" w:hAnsi="Arial" w:eastAsia="Arial" w:cs="Arial" w:eastAsiaTheme="minorEastAsia"/>
+              <w:sz w:val="24"/>
+              <w:szCs w:val="24"/>
             </w:rPr>
           </w:r>
           <w:r>
             <w:rPr>
-              <w:rFonts w:eastAsiaTheme="minorEastAsia"/>
+              <w:rFonts w:ascii="Arial" w:hAnsi="Arial" w:eastAsia="Arial" w:cs="Arial" w:eastAsiaTheme="minorEastAsia"/>
+              <w:sz w:val="24"/>
+              <w:szCs w:val="24"/>
             </w:rPr>
           </w:r>
         </w:p>
@@ -1679,63 +1924,113 @@
               <w:tab w:val="left" w:leader="none" w:pos="440"/>
               <w:tab w:val="right" w:leader="dot" w:pos="9350"/>
             </w:tabs>
-            <w:spacing/>
+            <w:spacing w:after="0" w:line="360" w:lineRule="auto"/>
             <w:ind/>
             <w:rPr>
-              <w:rFonts w:eastAsiaTheme="minorEastAsia"/>
+              <w:rFonts w:ascii="Arial" w:hAnsi="Arial" w:cs="Arial"/>
+              <w:sz w:val="24"/>
+              <w:szCs w:val="24"/>
             </w:rPr>
           </w:pPr>
-          <w:r/>
-          <w:hyperlink w:tooltip="#_Toc381728157" w:anchor="_Toc381728157" w:history="1">
+          <w:r>
+            <w:rPr>
+              <w:rFonts w:ascii="Arial" w:hAnsi="Arial" w:eastAsia="Arial" w:cs="Arial"/>
+              <w:sz w:val="24"/>
+              <w:szCs w:val="24"/>
+            </w:rPr>
+          </w:r>
+          <w:hyperlink w:tooltip="#_Toc381728156" w:anchor="_Toc381728156" w:history="1">
             <w:r>
               <w:rPr>
                 <w:rStyle w:val="885"/>
+                <w:rFonts w:ascii="Arial" w:hAnsi="Arial" w:eastAsia="Arial" w:cs="Arial"/>
                 <w:b/>
+                <w:sz w:val="24"/>
+                <w:szCs w:val="24"/>
                 <w:lang w:val="pt-BR"/>
               </w:rPr>
-              <w:t xml:space="preserve">7.</w:t>
+              <w:t xml:space="preserve">6.</w:t>
             </w:r>
             <w:r>
               <w:rPr>
-                <w:rFonts w:eastAsiaTheme="minorEastAsia"/>
+                <w:rFonts w:ascii="Arial" w:hAnsi="Arial" w:eastAsia="Arial" w:cs="Arial" w:eastAsiaTheme="minorEastAsia"/>
+                <w:sz w:val="24"/>
+                <w:szCs w:val="24"/>
               </w:rPr>
               <w:tab/>
             </w:r>
             <w:r>
               <w:rPr>
                 <w:rStyle w:val="885"/>
+                <w:rFonts w:ascii="Arial" w:hAnsi="Arial" w:eastAsia="Arial" w:cs="Arial"/>
                 <w:b/>
+                <w:sz w:val="24"/>
+                <w:szCs w:val="24"/>
                 <w:lang w:val="pt-BR"/>
               </w:rPr>
-              <w:t xml:space="preserve">Inimigos</w:t>
+              <w:t xml:space="preserve">Universo do Jogo</w:t>
             </w:r>
             <w:r>
+              <w:rPr>
+                <w:rFonts w:ascii="Arial" w:hAnsi="Arial" w:eastAsia="Arial" w:cs="Arial"/>
+                <w:sz w:val="24"/>
+                <w:szCs w:val="24"/>
+              </w:rPr>
               <w:tab/>
             </w:r>
             <w:r>
+              <w:rPr>
+                <w:rFonts w:ascii="Arial" w:hAnsi="Arial" w:eastAsia="Arial" w:cs="Arial"/>
+                <w:sz w:val="24"/>
+                <w:szCs w:val="24"/>
+              </w:rPr>
               <w:fldChar w:fldCharType="begin"/>
             </w:r>
             <w:r>
-              <w:instrText xml:space="preserve"> PAGEREF _Toc381728157 \h </w:instrText>
+              <w:rPr>
+                <w:rFonts w:ascii="Arial" w:hAnsi="Arial" w:eastAsia="Arial" w:cs="Arial"/>
+                <w:sz w:val="24"/>
+                <w:szCs w:val="24"/>
+              </w:rPr>
+              <w:instrText xml:space="preserve"> PAGEREF _Toc381728156 \h </w:instrText>
             </w:r>
             <w:r>
+              <w:rPr>
+                <w:rFonts w:ascii="Arial" w:hAnsi="Arial" w:eastAsia="Arial" w:cs="Arial"/>
+                <w:sz w:val="24"/>
+                <w:szCs w:val="24"/>
+              </w:rPr>
               <w:fldChar w:fldCharType="separate"/>
             </w:r>
             <w:r>
-              <w:t xml:space="preserve">9</w:t>
+              <w:rPr>
+                <w:rFonts w:ascii="Arial" w:hAnsi="Arial" w:eastAsia="Arial" w:cs="Arial"/>
+                <w:sz w:val="24"/>
+                <w:szCs w:val="24"/>
+              </w:rPr>
+              <w:t xml:space="preserve">8</w:t>
             </w:r>
             <w:r>
+              <w:rPr>
+                <w:rFonts w:ascii="Arial" w:hAnsi="Arial" w:eastAsia="Arial" w:cs="Arial"/>
+                <w:sz w:val="24"/>
+                <w:szCs w:val="24"/>
+              </w:rPr>
               <w:fldChar w:fldCharType="end"/>
             </w:r>
           </w:hyperlink>
           <w:r>
             <w:rPr>
-              <w:rFonts w:eastAsiaTheme="minorEastAsia"/>
+              <w:rFonts w:ascii="Arial" w:hAnsi="Arial" w:eastAsia="Arial" w:cs="Arial" w:eastAsiaTheme="minorEastAsia"/>
+              <w:sz w:val="24"/>
+              <w:szCs w:val="24"/>
             </w:rPr>
           </w:r>
           <w:r>
             <w:rPr>
-              <w:rFonts w:eastAsiaTheme="minorEastAsia"/>
+              <w:rFonts w:ascii="Arial" w:hAnsi="Arial" w:eastAsia="Arial" w:cs="Arial" w:eastAsiaTheme="minorEastAsia"/>
+              <w:sz w:val="24"/>
+              <w:szCs w:val="24"/>
             </w:rPr>
           </w:r>
         </w:p>
@@ -1747,63 +2042,113 @@
               <w:tab w:val="left" w:leader="none" w:pos="440"/>
               <w:tab w:val="right" w:leader="dot" w:pos="9350"/>
             </w:tabs>
-            <w:spacing/>
+            <w:spacing w:after="0" w:line="360" w:lineRule="auto"/>
             <w:ind/>
             <w:rPr>
-              <w:rFonts w:eastAsiaTheme="minorEastAsia"/>
+              <w:rFonts w:ascii="Arial" w:hAnsi="Arial" w:cs="Arial"/>
+              <w:sz w:val="24"/>
+              <w:szCs w:val="24"/>
             </w:rPr>
           </w:pPr>
-          <w:r/>
-          <w:hyperlink w:tooltip="#_Toc381728158" w:anchor="_Toc381728158" w:history="1">
+          <w:r>
+            <w:rPr>
+              <w:rFonts w:ascii="Arial" w:hAnsi="Arial" w:eastAsia="Arial" w:cs="Arial"/>
+              <w:sz w:val="24"/>
+              <w:szCs w:val="24"/>
+            </w:rPr>
+          </w:r>
+          <w:hyperlink w:tooltip="#_Toc381728157" w:anchor="_Toc381728157" w:history="1">
             <w:r>
               <w:rPr>
                 <w:rStyle w:val="885"/>
+                <w:rFonts w:ascii="Arial" w:hAnsi="Arial" w:eastAsia="Arial" w:cs="Arial"/>
                 <w:b/>
+                <w:sz w:val="24"/>
+                <w:szCs w:val="24"/>
                 <w:lang w:val="pt-BR"/>
               </w:rPr>
-              <w:t xml:space="preserve">8.</w:t>
+              <w:t xml:space="preserve">7.</w:t>
             </w:r>
             <w:r>
               <w:rPr>
-                <w:rFonts w:eastAsiaTheme="minorEastAsia"/>
+                <w:rFonts w:ascii="Arial" w:hAnsi="Arial" w:eastAsia="Arial" w:cs="Arial" w:eastAsiaTheme="minorEastAsia"/>
+                <w:sz w:val="24"/>
+                <w:szCs w:val="24"/>
               </w:rPr>
               <w:tab/>
             </w:r>
             <w:r>
               <w:rPr>
                 <w:rStyle w:val="885"/>
+                <w:rFonts w:ascii="Arial" w:hAnsi="Arial" w:eastAsia="Arial" w:cs="Arial"/>
                 <w:b/>
+                <w:sz w:val="24"/>
+                <w:szCs w:val="24"/>
                 <w:lang w:val="pt-BR"/>
               </w:rPr>
-              <w:t xml:space="preserve">Interface</w:t>
+              <w:t xml:space="preserve">Inimigos</w:t>
             </w:r>
             <w:r>
+              <w:rPr>
+                <w:rFonts w:ascii="Arial" w:hAnsi="Arial" w:eastAsia="Arial" w:cs="Arial"/>
+                <w:sz w:val="24"/>
+                <w:szCs w:val="24"/>
+              </w:rPr>
               <w:tab/>
             </w:r>
             <w:r>
+              <w:rPr>
+                <w:rFonts w:ascii="Arial" w:hAnsi="Arial" w:eastAsia="Arial" w:cs="Arial"/>
+                <w:sz w:val="24"/>
+                <w:szCs w:val="24"/>
+              </w:rPr>
               <w:fldChar w:fldCharType="begin"/>
             </w:r>
             <w:r>
-              <w:instrText xml:space="preserve"> PAGEREF _Toc381728158 \h </w:instrText>
+              <w:rPr>
+                <w:rFonts w:ascii="Arial" w:hAnsi="Arial" w:eastAsia="Arial" w:cs="Arial"/>
+                <w:sz w:val="24"/>
+                <w:szCs w:val="24"/>
+              </w:rPr>
+              <w:instrText xml:space="preserve"> PAGEREF _Toc381728157 \h </w:instrText>
             </w:r>
             <w:r>
+              <w:rPr>
+                <w:rFonts w:ascii="Arial" w:hAnsi="Arial" w:eastAsia="Arial" w:cs="Arial"/>
+                <w:sz w:val="24"/>
+                <w:szCs w:val="24"/>
+              </w:rPr>
               <w:fldChar w:fldCharType="separate"/>
             </w:r>
             <w:r>
-              <w:t xml:space="preserve">10</w:t>
+              <w:rPr>
+                <w:rFonts w:ascii="Arial" w:hAnsi="Arial" w:eastAsia="Arial" w:cs="Arial"/>
+                <w:sz w:val="24"/>
+                <w:szCs w:val="24"/>
+              </w:rPr>
+              <w:t xml:space="preserve">9</w:t>
             </w:r>
             <w:r>
+              <w:rPr>
+                <w:rFonts w:ascii="Arial" w:hAnsi="Arial" w:eastAsia="Arial" w:cs="Arial"/>
+                <w:sz w:val="24"/>
+                <w:szCs w:val="24"/>
+              </w:rPr>
               <w:fldChar w:fldCharType="end"/>
             </w:r>
           </w:hyperlink>
           <w:r>
             <w:rPr>
-              <w:rFonts w:eastAsiaTheme="minorEastAsia"/>
+              <w:rFonts w:ascii="Arial" w:hAnsi="Arial" w:eastAsia="Arial" w:cs="Arial" w:eastAsiaTheme="minorEastAsia"/>
+              <w:sz w:val="24"/>
+              <w:szCs w:val="24"/>
             </w:rPr>
           </w:r>
           <w:r>
             <w:rPr>
-              <w:rFonts w:eastAsiaTheme="minorEastAsia"/>
+              <w:rFonts w:ascii="Arial" w:hAnsi="Arial" w:eastAsia="Arial" w:cs="Arial" w:eastAsiaTheme="minorEastAsia"/>
+              <w:sz w:val="24"/>
+              <w:szCs w:val="24"/>
             </w:rPr>
           </w:r>
         </w:p>
@@ -1815,63 +2160,231 @@
               <w:tab w:val="left" w:leader="none" w:pos="440"/>
               <w:tab w:val="right" w:leader="dot" w:pos="9350"/>
             </w:tabs>
-            <w:spacing/>
+            <w:spacing w:after="0" w:line="360" w:lineRule="auto"/>
             <w:ind/>
             <w:rPr>
-              <w:rFonts w:eastAsiaTheme="minorEastAsia"/>
+              <w:rFonts w:ascii="Arial" w:hAnsi="Arial" w:cs="Arial"/>
+              <w:sz w:val="24"/>
+              <w:szCs w:val="24"/>
             </w:rPr>
           </w:pPr>
-          <w:r/>
+          <w:r>
+            <w:rPr>
+              <w:rFonts w:ascii="Arial" w:hAnsi="Arial" w:eastAsia="Arial" w:cs="Arial"/>
+              <w:sz w:val="24"/>
+              <w:szCs w:val="24"/>
+            </w:rPr>
+          </w:r>
+          <w:hyperlink w:tooltip="#_Toc381728158" w:anchor="_Toc381728158" w:history="1">
+            <w:r>
+              <w:rPr>
+                <w:rStyle w:val="885"/>
+                <w:rFonts w:ascii="Arial" w:hAnsi="Arial" w:eastAsia="Arial" w:cs="Arial"/>
+                <w:b/>
+                <w:sz w:val="24"/>
+                <w:szCs w:val="24"/>
+                <w:lang w:val="pt-BR"/>
+              </w:rPr>
+              <w:t xml:space="preserve">8.</w:t>
+            </w:r>
+            <w:r>
+              <w:rPr>
+                <w:rFonts w:ascii="Arial" w:hAnsi="Arial" w:eastAsia="Arial" w:cs="Arial" w:eastAsiaTheme="minorEastAsia"/>
+                <w:sz w:val="24"/>
+                <w:szCs w:val="24"/>
+              </w:rPr>
+              <w:tab/>
+            </w:r>
+            <w:r>
+              <w:rPr>
+                <w:rStyle w:val="885"/>
+                <w:rFonts w:ascii="Arial" w:hAnsi="Arial" w:eastAsia="Arial" w:cs="Arial"/>
+                <w:b/>
+                <w:sz w:val="24"/>
+                <w:szCs w:val="24"/>
+                <w:lang w:val="pt-BR"/>
+              </w:rPr>
+              <w:t xml:space="preserve">Interface</w:t>
+            </w:r>
+            <w:r>
+              <w:rPr>
+                <w:rFonts w:ascii="Arial" w:hAnsi="Arial" w:eastAsia="Arial" w:cs="Arial"/>
+                <w:sz w:val="24"/>
+                <w:szCs w:val="24"/>
+              </w:rPr>
+              <w:tab/>
+            </w:r>
+            <w:r>
+              <w:rPr>
+                <w:rFonts w:ascii="Arial" w:hAnsi="Arial" w:eastAsia="Arial" w:cs="Arial"/>
+                <w:sz w:val="24"/>
+                <w:szCs w:val="24"/>
+              </w:rPr>
+              <w:fldChar w:fldCharType="begin"/>
+            </w:r>
+            <w:r>
+              <w:rPr>
+                <w:rFonts w:ascii="Arial" w:hAnsi="Arial" w:eastAsia="Arial" w:cs="Arial"/>
+                <w:sz w:val="24"/>
+                <w:szCs w:val="24"/>
+              </w:rPr>
+              <w:instrText xml:space="preserve"> PAGEREF _Toc381728158 \h </w:instrText>
+            </w:r>
+            <w:r>
+              <w:rPr>
+                <w:rFonts w:ascii="Arial" w:hAnsi="Arial" w:eastAsia="Arial" w:cs="Arial"/>
+                <w:sz w:val="24"/>
+                <w:szCs w:val="24"/>
+              </w:rPr>
+              <w:fldChar w:fldCharType="separate"/>
+            </w:r>
+            <w:r>
+              <w:rPr>
+                <w:rFonts w:ascii="Arial" w:hAnsi="Arial" w:eastAsia="Arial" w:cs="Arial"/>
+                <w:sz w:val="24"/>
+                <w:szCs w:val="24"/>
+              </w:rPr>
+              <w:t xml:space="preserve">10</w:t>
+            </w:r>
+            <w:r>
+              <w:rPr>
+                <w:rFonts w:ascii="Arial" w:hAnsi="Arial" w:eastAsia="Arial" w:cs="Arial"/>
+                <w:sz w:val="24"/>
+                <w:szCs w:val="24"/>
+              </w:rPr>
+              <w:fldChar w:fldCharType="end"/>
+            </w:r>
+          </w:hyperlink>
+          <w:r>
+            <w:rPr>
+              <w:rFonts w:ascii="Arial" w:hAnsi="Arial" w:eastAsia="Arial" w:cs="Arial" w:eastAsiaTheme="minorEastAsia"/>
+              <w:sz w:val="24"/>
+              <w:szCs w:val="24"/>
+            </w:rPr>
+          </w:r>
+          <w:r>
+            <w:rPr>
+              <w:rFonts w:ascii="Arial" w:hAnsi="Arial" w:eastAsia="Arial" w:cs="Arial" w:eastAsiaTheme="minorEastAsia"/>
+              <w:sz w:val="24"/>
+              <w:szCs w:val="24"/>
+            </w:rPr>
+          </w:r>
+        </w:p>
+        <w:p>
+          <w:pPr>
+            <w:pStyle w:val="884"/>
+            <w:pBdr/>
+            <w:tabs>
+              <w:tab w:val="left" w:leader="none" w:pos="440"/>
+              <w:tab w:val="right" w:leader="dot" w:pos="9350"/>
+            </w:tabs>
+            <w:spacing w:after="0" w:line="360" w:lineRule="auto"/>
+            <w:ind/>
+            <w:rPr>
+              <w:rFonts w:ascii="Arial" w:hAnsi="Arial" w:cs="Arial"/>
+              <w:sz w:val="24"/>
+              <w:szCs w:val="24"/>
+            </w:rPr>
+          </w:pPr>
+          <w:r>
+            <w:rPr>
+              <w:rFonts w:ascii="Arial" w:hAnsi="Arial" w:eastAsia="Arial" w:cs="Arial"/>
+              <w:sz w:val="24"/>
+              <w:szCs w:val="24"/>
+            </w:rPr>
+          </w:r>
           <w:hyperlink w:tooltip="#_Toc381728159" w:anchor="_Toc381728159" w:history="1">
             <w:r>
               <w:rPr>
                 <w:rStyle w:val="885"/>
+                <w:rFonts w:ascii="Arial" w:hAnsi="Arial" w:eastAsia="Arial" w:cs="Arial"/>
                 <w:b/>
+                <w:sz w:val="24"/>
+                <w:szCs w:val="24"/>
                 <w:lang w:val="pt-BR"/>
               </w:rPr>
               <w:t xml:space="preserve">9.</w:t>
             </w:r>
             <w:r>
               <w:rPr>
-                <w:rFonts w:eastAsiaTheme="minorEastAsia"/>
+                <w:rFonts w:ascii="Arial" w:hAnsi="Arial" w:eastAsia="Arial" w:cs="Arial" w:eastAsiaTheme="minorEastAsia"/>
+                <w:sz w:val="24"/>
+                <w:szCs w:val="24"/>
               </w:rPr>
               <w:tab/>
             </w:r>
             <w:r>
               <w:rPr>
                 <w:rStyle w:val="885"/>
+                <w:rFonts w:ascii="Arial" w:hAnsi="Arial" w:eastAsia="Arial" w:cs="Arial"/>
                 <w:b/>
+                <w:sz w:val="24"/>
+                <w:szCs w:val="24"/>
                 <w:lang w:val="pt-BR"/>
               </w:rPr>
               <w:t xml:space="preserve">Cutscenes</w:t>
             </w:r>
             <w:r>
+              <w:rPr>
+                <w:rFonts w:ascii="Arial" w:hAnsi="Arial" w:eastAsia="Arial" w:cs="Arial"/>
+                <w:sz w:val="24"/>
+                <w:szCs w:val="24"/>
+              </w:rPr>
               <w:tab/>
             </w:r>
             <w:r>
+              <w:rPr>
+                <w:rFonts w:ascii="Arial" w:hAnsi="Arial" w:eastAsia="Arial" w:cs="Arial"/>
+                <w:sz w:val="24"/>
+                <w:szCs w:val="24"/>
+              </w:rPr>
               <w:fldChar w:fldCharType="begin"/>
             </w:r>
             <w:r>
+              <w:rPr>
+                <w:rFonts w:ascii="Arial" w:hAnsi="Arial" w:eastAsia="Arial" w:cs="Arial"/>
+                <w:sz w:val="24"/>
+                <w:szCs w:val="24"/>
+              </w:rPr>
               <w:instrText xml:space="preserve"> PAGEREF _Toc381728159 \h </w:instrText>
             </w:r>
             <w:r>
+              <w:rPr>
+                <w:rFonts w:ascii="Arial" w:hAnsi="Arial" w:eastAsia="Arial" w:cs="Arial"/>
+                <w:sz w:val="24"/>
+                <w:szCs w:val="24"/>
+              </w:rPr>
               <w:fldChar w:fldCharType="separate"/>
             </w:r>
             <w:r>
+              <w:rPr>
+                <w:rFonts w:ascii="Arial" w:hAnsi="Arial" w:eastAsia="Arial" w:cs="Arial"/>
+                <w:sz w:val="24"/>
+                <w:szCs w:val="24"/>
+              </w:rPr>
               <w:t xml:space="preserve">11</w:t>
             </w:r>
             <w:r>
+              <w:rPr>
+                <w:rFonts w:ascii="Arial" w:hAnsi="Arial" w:eastAsia="Arial" w:cs="Arial"/>
+                <w:sz w:val="24"/>
+                <w:szCs w:val="24"/>
+              </w:rPr>
               <w:fldChar w:fldCharType="end"/>
             </w:r>
           </w:hyperlink>
           <w:r>
             <w:rPr>
-              <w:rFonts w:eastAsiaTheme="minorEastAsia"/>
+              <w:rFonts w:ascii="Arial" w:hAnsi="Arial" w:eastAsia="Arial" w:cs="Arial" w:eastAsiaTheme="minorEastAsia"/>
+              <w:sz w:val="24"/>
+              <w:szCs w:val="24"/>
             </w:rPr>
           </w:r>
           <w:r>
             <w:rPr>
-              <w:rFonts w:eastAsiaTheme="minorEastAsia"/>
+              <w:rFonts w:ascii="Arial" w:hAnsi="Arial" w:eastAsia="Arial" w:cs="Arial" w:eastAsiaTheme="minorEastAsia"/>
+              <w:sz w:val="24"/>
+              <w:szCs w:val="24"/>
             </w:rPr>
           </w:r>
         </w:p>
@@ -1883,110 +2396,180 @@
               <w:tab w:val="left" w:leader="none" w:pos="660"/>
               <w:tab w:val="right" w:leader="dot" w:pos="9350"/>
             </w:tabs>
-            <w:spacing/>
+            <w:spacing w:after="0" w:line="360" w:lineRule="auto"/>
             <w:ind/>
             <w:rPr>
-              <w:rFonts w:eastAsiaTheme="minorEastAsia"/>
+              <w:rFonts w:ascii="Arial" w:hAnsi="Arial" w:cs="Arial"/>
+              <w:sz w:val="24"/>
+              <w:szCs w:val="24"/>
             </w:rPr>
           </w:pPr>
-          <w:r/>
+          <w:r>
+            <w:rPr>
+              <w:rFonts w:ascii="Arial" w:hAnsi="Arial" w:eastAsia="Arial" w:cs="Arial"/>
+              <w:sz w:val="24"/>
+              <w:szCs w:val="24"/>
+            </w:rPr>
+          </w:r>
           <w:hyperlink w:tooltip="#_Toc381728160" w:anchor="_Toc381728160" w:history="1">
             <w:r>
               <w:rPr>
                 <w:rStyle w:val="885"/>
+                <w:rFonts w:ascii="Arial" w:hAnsi="Arial" w:eastAsia="Arial" w:cs="Arial"/>
                 <w:b/>
+                <w:sz w:val="24"/>
+                <w:szCs w:val="24"/>
                 <w:lang w:val="pt-BR"/>
               </w:rPr>
               <w:t xml:space="preserve">10.</w:t>
             </w:r>
             <w:r>
               <w:rPr>
-                <w:rFonts w:eastAsiaTheme="minorEastAsia"/>
+                <w:rFonts w:ascii="Arial" w:hAnsi="Arial" w:eastAsia="Arial" w:cs="Arial" w:eastAsiaTheme="minorEastAsia"/>
+                <w:sz w:val="24"/>
+                <w:szCs w:val="24"/>
               </w:rPr>
               <w:tab/>
             </w:r>
             <w:r>
               <w:rPr>
                 <w:rStyle w:val="885"/>
+                <w:rFonts w:ascii="Arial" w:hAnsi="Arial" w:eastAsia="Arial" w:cs="Arial"/>
                 <w:b/>
+                <w:sz w:val="24"/>
+                <w:szCs w:val="24"/>
                 <w:lang w:val="pt-BR"/>
               </w:rPr>
               <w:t xml:space="preserve">Cronograma</w:t>
             </w:r>
             <w:r>
+              <w:rPr>
+                <w:rFonts w:ascii="Arial" w:hAnsi="Arial" w:eastAsia="Arial" w:cs="Arial"/>
+                <w:sz w:val="24"/>
+                <w:szCs w:val="24"/>
+              </w:rPr>
               <w:tab/>
             </w:r>
             <w:r>
+              <w:rPr>
+                <w:rFonts w:ascii="Arial" w:hAnsi="Arial" w:eastAsia="Arial" w:cs="Arial"/>
+                <w:sz w:val="24"/>
+                <w:szCs w:val="24"/>
+              </w:rPr>
               <w:fldChar w:fldCharType="begin"/>
             </w:r>
             <w:r>
+              <w:rPr>
+                <w:rFonts w:ascii="Arial" w:hAnsi="Arial" w:eastAsia="Arial" w:cs="Arial"/>
+                <w:sz w:val="24"/>
+                <w:szCs w:val="24"/>
+              </w:rPr>
               <w:instrText xml:space="preserve"> PAGEREF _Toc381728160 \h </w:instrText>
             </w:r>
             <w:r>
+              <w:rPr>
+                <w:rFonts w:ascii="Arial" w:hAnsi="Arial" w:eastAsia="Arial" w:cs="Arial"/>
+                <w:sz w:val="24"/>
+                <w:szCs w:val="24"/>
+              </w:rPr>
               <w:fldChar w:fldCharType="separate"/>
             </w:r>
             <w:r>
+              <w:rPr>
+                <w:rFonts w:ascii="Arial" w:hAnsi="Arial" w:eastAsia="Arial" w:cs="Arial"/>
+                <w:sz w:val="24"/>
+                <w:szCs w:val="24"/>
+              </w:rPr>
               <w:t xml:space="preserve">12</w:t>
             </w:r>
             <w:r>
+              <w:rPr>
+                <w:rFonts w:ascii="Arial" w:hAnsi="Arial" w:eastAsia="Arial" w:cs="Arial"/>
+                <w:sz w:val="24"/>
+                <w:szCs w:val="24"/>
+              </w:rPr>
               <w:fldChar w:fldCharType="end"/>
             </w:r>
           </w:hyperlink>
           <w:r>
             <w:rPr>
-              <w:rFonts w:eastAsiaTheme="minorEastAsia"/>
+              <w:rFonts w:ascii="Arial" w:hAnsi="Arial" w:eastAsia="Arial" w:cs="Arial" w:eastAsiaTheme="minorEastAsia"/>
+              <w:sz w:val="24"/>
+              <w:szCs w:val="24"/>
             </w:rPr>
           </w:r>
           <w:r>
             <w:rPr>
-              <w:rFonts w:eastAsiaTheme="minorEastAsia"/>
+              <w:rFonts w:ascii="Arial" w:hAnsi="Arial" w:eastAsia="Arial" w:cs="Arial" w:eastAsiaTheme="minorEastAsia"/>
+              <w:sz w:val="24"/>
+              <w:szCs w:val="24"/>
             </w:rPr>
           </w:r>
         </w:p>
         <w:p>
           <w:pPr>
             <w:pBdr/>
-            <w:spacing/>
+            <w:spacing w:after="0" w:line="360" w:lineRule="auto"/>
             <w:ind/>
-            <w:rPr/>
+            <w:rPr>
+              <w:rFonts w:ascii="Arial" w:hAnsi="Arial" w:cs="Arial"/>
+              <w:sz w:val="24"/>
+              <w:szCs w:val="24"/>
+            </w:rPr>
           </w:pPr>
           <w:r>
             <w:rPr>
+              <w:rFonts w:ascii="Arial" w:hAnsi="Arial" w:eastAsia="Arial" w:cs="Arial"/>
               <w:b/>
               <w:bCs/>
+              <w:sz w:val="24"/>
+              <w:szCs w:val="24"/>
             </w:rPr>
             <w:fldChar w:fldCharType="end"/>
           </w:r>
-          <w:r/>
+          <w:r>
+            <w:rPr>
+              <w:rFonts w:ascii="Arial" w:hAnsi="Arial" w:eastAsia="Arial" w:cs="Arial"/>
+              <w:sz w:val="24"/>
+              <w:szCs w:val="24"/>
+            </w:rPr>
+          </w:r>
         </w:p>
       </w:sdtContent>
     </w:sdt>
     <w:p>
       <w:pPr>
         <w:pBdr/>
-        <w:spacing/>
-        <w:ind/>
-        <w:rPr>
-          <w:sz w:val="36"/>
+        <w:spacing w:after="0" w:line="360" w:lineRule="auto"/>
+        <w:ind/>
+        <w:rPr>
+          <w:rFonts w:ascii="Arial" w:hAnsi="Arial" w:cs="Arial"/>
+          <w:sz w:val="24"/>
+          <w:szCs w:val="24"/>
+        </w:rPr>
+      </w:pPr>
+      <w:r>
+        <w:rPr>
+          <w:rFonts w:ascii="Arial" w:hAnsi="Arial" w:eastAsia="Arial" w:cs="Arial"/>
+          <w:sz w:val="24"/>
+          <w:szCs w:val="24"/>
           <w:lang w:val="pt-BR"/>
         </w:rPr>
-      </w:pPr>
-      <w:r>
-        <w:rPr>
-          <w:sz w:val="36"/>
+        <w:br w:type="page" w:clear="all"/>
+      </w:r>
+      <w:r>
+        <w:rPr>
+          <w:rFonts w:ascii="Arial" w:hAnsi="Arial" w:eastAsia="Arial" w:cs="Arial"/>
+          <w:sz w:val="24"/>
+          <w:szCs w:val="24"/>
           <w:lang w:val="pt-BR"/>
         </w:rPr>
-        <w:br w:type="page" w:clear="all"/>
-      </w:r>
-      <w:r>
-        <w:rPr>
-          <w:sz w:val="36"/>
-          <w:lang w:val="pt-BR"/>
-        </w:rPr>
-      </w:r>
-      <w:r>
-        <w:rPr>
-          <w:sz w:val="36"/>
+      </w:r>
+      <w:r>
+        <w:rPr>
+          <w:rFonts w:ascii="Arial" w:hAnsi="Arial" w:eastAsia="Arial" w:cs="Arial"/>
+          <w:sz w:val="24"/>
+          <w:szCs w:val="24"/>
           <w:lang w:val="pt-BR"/>
         </w:rPr>
       </w:r>
@@ -2002,37 +2585,51 @@
         <w:tabs>
           <w:tab w:val="left" w:leader="none" w:pos="7672"/>
         </w:tabs>
-        <w:spacing/>
-        <w:ind/>
+        <w:spacing w:after="0" w:line="360" w:lineRule="auto"/>
+        <w:ind/>
+        <w:jc w:val="both"/>
         <w:outlineLvl w:val="0"/>
         <w:rPr>
+          <w:rFonts w:ascii="Arial" w:hAnsi="Arial" w:cs="Arial"/>
           <w:b/>
-          <w:sz w:val="40"/>
+          <w:sz w:val="24"/>
+          <w:szCs w:val="24"/>
+        </w:rPr>
+      </w:pPr>
+      <w:r>
+        <w:rPr>
+          <w:rFonts w:ascii="Arial" w:hAnsi="Arial" w:eastAsia="Arial" w:cs="Arial"/>
+          <w:sz w:val="24"/>
+          <w:szCs w:val="24"/>
+        </w:rPr>
+      </w:r>
+      <w:bookmarkStart w:id="0" w:name="_Toc381728151"/>
+      <w:r>
+        <w:rPr>
+          <w:rFonts w:ascii="Arial" w:hAnsi="Arial" w:eastAsia="Arial" w:cs="Arial"/>
+          <w:b/>
+          <w:sz w:val="24"/>
+          <w:szCs w:val="24"/>
           <w:lang w:val="pt-BR"/>
         </w:rPr>
-      </w:pPr>
-      <w:r/>
-      <w:bookmarkStart w:id="0" w:name="_Toc381728151"/>
-      <w:r>
-        <w:rPr>
+        <w:t xml:space="preserve">História</w:t>
+      </w:r>
+      <w:bookmarkEnd w:id="0"/>
+      <w:r>
+        <w:rPr>
+          <w:rFonts w:ascii="Arial" w:hAnsi="Arial" w:eastAsia="Arial" w:cs="Arial"/>
           <w:b/>
-          <w:sz w:val="40"/>
+          <w:sz w:val="24"/>
+          <w:szCs w:val="24"/>
           <w:lang w:val="pt-BR"/>
         </w:rPr>
-        <w:t xml:space="preserve">História</w:t>
-      </w:r>
-      <w:bookmarkEnd w:id="0"/>
-      <w:r>
-        <w:rPr>
+      </w:r>
+      <w:r>
+        <w:rPr>
+          <w:rFonts w:ascii="Arial" w:hAnsi="Arial" w:eastAsia="Arial" w:cs="Arial"/>
           <w:b/>
-          <w:sz w:val="40"/>
-          <w:lang w:val="pt-BR"/>
-        </w:rPr>
-      </w:r>
-      <w:r>
-        <w:rPr>
-          <w:b/>
-          <w:sz w:val="40"/>
+          <w:sz w:val="24"/>
+          <w:szCs w:val="24"/>
           <w:lang w:val="pt-BR"/>
         </w:rPr>
       </w:r>
@@ -2044,28 +2641,36 @@
         <w:tabs>
           <w:tab w:val="left" w:leader="none" w:pos="7672"/>
         </w:tabs>
-        <w:spacing/>
+        <w:spacing w:after="0" w:line="360" w:lineRule="auto"/>
         <w:ind w:left="360"/>
-        <w:rPr>
-          <w:sz w:val="28"/>
+        <w:jc w:val="both"/>
+        <w:rPr>
+          <w:rFonts w:ascii="Arial" w:hAnsi="Arial" w:cs="Arial"/>
+          <w:sz w:val="24"/>
+          <w:szCs w:val="24"/>
+        </w:rPr>
+      </w:pPr>
+      <w:r>
+        <w:rPr>
+          <w:rFonts w:ascii="Arial" w:hAnsi="Arial" w:eastAsia="Arial" w:cs="Arial"/>
+          <w:sz w:val="24"/>
+          <w:szCs w:val="24"/>
           <w:lang w:val="pt-BR"/>
         </w:rPr>
-      </w:pPr>
-      <w:r>
-        <w:rPr>
-          <w:sz w:val="28"/>
+      </w:r>
+      <w:r>
+        <w:rPr>
+          <w:rFonts w:ascii="Arial" w:hAnsi="Arial" w:eastAsia="Arial" w:cs="Arial"/>
+          <w:sz w:val="24"/>
+          <w:szCs w:val="24"/>
           <w:lang w:val="pt-BR"/>
         </w:rPr>
       </w:r>
       <w:r>
         <w:rPr>
-          <w:sz w:val="28"/>
-          <w:lang w:val="pt-BR"/>
-        </w:rPr>
-      </w:r>
-      <w:r>
-        <w:rPr>
-          <w:sz w:val="28"/>
+          <w:rFonts w:ascii="Arial" w:hAnsi="Arial" w:eastAsia="Arial" w:cs="Arial"/>
+          <w:sz w:val="24"/>
+          <w:szCs w:val="24"/>
           <w:lang w:val="pt-BR"/>
         </w:rPr>
       </w:r>
@@ -2077,43 +2682,55 @@
         <w:tabs>
           <w:tab w:val="left" w:leader="none" w:pos="7672"/>
         </w:tabs>
-        <w:spacing/>
+        <w:spacing w:after="0" w:line="360" w:lineRule="auto"/>
         <w:ind w:firstLine="360" w:left="0"/>
-        <w:rPr>
-          <w:sz w:val="24"/>
+        <w:jc w:val="both"/>
+        <w:rPr>
+          <w:rFonts w:ascii="Arial" w:hAnsi="Arial" w:cs="Arial"/>
+          <w:sz w:val="24"/>
+          <w:szCs w:val="24"/>
+        </w:rPr>
+      </w:pPr>
+      <w:r>
+        <w:rPr>
+          <w:rFonts w:ascii="Arial" w:hAnsi="Arial" w:eastAsia="Arial" w:cs="Arial"/>
+          <w:sz w:val="24"/>
+          <w:szCs w:val="24"/>
           <w:lang w:val="pt-BR"/>
         </w:rPr>
-      </w:pPr>
-      <w:r>
-        <w:rPr>
-          <w:sz w:val="24"/>
+        <w:t xml:space="preserve">- Descrição detalhada </w:t>
+      </w:r>
+      <w:r>
+        <w:rPr>
+          <w:rFonts w:ascii="Arial" w:hAnsi="Arial" w:eastAsia="Arial" w:cs="Arial"/>
+          <w:sz w:val="24"/>
+          <w:szCs w:val="24"/>
           <w:lang w:val="pt-BR"/>
         </w:rPr>
-        <w:t xml:space="preserve">- Descrição detalhada </w:t>
-      </w:r>
-      <w:r>
-        <w:rPr>
-          <w:sz w:val="24"/>
+        <w:t xml:space="preserve">da história (lembre-se que toda história deve conter um </w:t>
+      </w:r>
+      <w:r>
+        <w:rPr>
+          <w:rFonts w:ascii="Arial" w:hAnsi="Arial" w:eastAsia="Arial" w:cs="Arial"/>
+          <w:sz w:val="24"/>
+          <w:szCs w:val="24"/>
           <w:lang w:val="pt-BR"/>
         </w:rPr>
-        <w:t xml:space="preserve">da história (lembre-se que toda história deve conter um </w:t>
-      </w:r>
-      <w:r>
-        <w:rPr>
-          <w:sz w:val="24"/>
+        <w:t xml:space="preserve">começo, meio e fim);</w:t>
+      </w:r>
+      <w:r>
+        <w:rPr>
+          <w:rFonts w:ascii="Arial" w:hAnsi="Arial" w:eastAsia="Arial" w:cs="Arial"/>
+          <w:sz w:val="24"/>
+          <w:szCs w:val="24"/>
           <w:lang w:val="pt-BR"/>
         </w:rPr>
-        <w:t xml:space="preserve">começo, meio e fim);</w:t>
-      </w:r>
-      <w:r>
-        <w:rPr>
-          <w:sz w:val="24"/>
-          <w:lang w:val="pt-BR"/>
-        </w:rPr>
-      </w:r>
-      <w:r>
-        <w:rPr>
-          <w:sz w:val="24"/>
+      </w:r>
+      <w:r>
+        <w:rPr>
+          <w:rFonts w:ascii="Arial" w:hAnsi="Arial" w:eastAsia="Arial" w:cs="Arial"/>
+          <w:sz w:val="24"/>
+          <w:szCs w:val="24"/>
           <w:lang w:val="pt-BR"/>
         </w:rPr>
       </w:r>
@@ -2125,28 +2742,36 @@
         <w:tabs>
           <w:tab w:val="left" w:leader="none" w:pos="7672"/>
         </w:tabs>
-        <w:spacing/>
+        <w:spacing w:after="0" w:line="360" w:lineRule="auto"/>
         <w:ind w:firstLine="360" w:left="0"/>
-        <w:rPr>
-          <w:sz w:val="24"/>
+        <w:jc w:val="both"/>
+        <w:rPr>
+          <w:rFonts w:ascii="Arial" w:hAnsi="Arial" w:cs="Arial"/>
+          <w:sz w:val="24"/>
+          <w:szCs w:val="24"/>
+        </w:rPr>
+      </w:pPr>
+      <w:r>
+        <w:rPr>
+          <w:rFonts w:ascii="Arial" w:hAnsi="Arial" w:eastAsia="Arial" w:cs="Arial"/>
+          <w:sz w:val="24"/>
+          <w:szCs w:val="24"/>
           <w:lang w:val="pt-BR"/>
         </w:rPr>
-      </w:pPr>
-      <w:r>
-        <w:rPr>
-          <w:sz w:val="24"/>
+      </w:r>
+      <w:r>
+        <w:rPr>
+          <w:rFonts w:ascii="Arial" w:hAnsi="Arial" w:eastAsia="Arial" w:cs="Arial"/>
+          <w:sz w:val="24"/>
+          <w:szCs w:val="24"/>
           <w:lang w:val="pt-BR"/>
         </w:rPr>
       </w:r>
       <w:r>
         <w:rPr>
-          <w:sz w:val="24"/>
-          <w:lang w:val="pt-BR"/>
-        </w:rPr>
-      </w:r>
-      <w:r>
-        <w:rPr>
-          <w:sz w:val="24"/>
+          <w:rFonts w:ascii="Arial" w:hAnsi="Arial" w:eastAsia="Arial" w:cs="Arial"/>
+          <w:sz w:val="24"/>
+          <w:szCs w:val="24"/>
           <w:lang w:val="pt-BR"/>
         </w:rPr>
       </w:r>
@@ -2158,79 +2783,89 @@
         <w:tabs>
           <w:tab w:val="left" w:leader="none" w:pos="7672"/>
         </w:tabs>
-        <w:spacing/>
+        <w:spacing w:after="0" w:line="360" w:lineRule="auto"/>
         <w:ind w:firstLine="360" w:left="0"/>
-        <w:rPr>
+        <w:jc w:val="both"/>
+        <w:rPr>
+          <w:rFonts w:ascii="Arial" w:hAnsi="Arial" w:cs="Arial"/>
+          <w:sz w:val="24"/>
+          <w:szCs w:val="24"/>
+        </w:rPr>
+      </w:pPr>
+      <w:r>
+        <w:rPr>
+          <w:rFonts w:ascii="Arial" w:hAnsi="Arial" w:eastAsia="Arial" w:cs="Arial"/>
           <w:sz w:val="24"/>
           <w:szCs w:val="24"/>
           <w:lang w:val="pt-BR"/>
         </w:rPr>
-      </w:pPr>
-      <w:r>
-        <w:rPr>
+        <w:t xml:space="preserve">- </w:t>
+      </w:r>
+      <w:r>
+        <w:rPr>
+          <w:rFonts w:ascii="Arial" w:hAnsi="Arial" w:eastAsia="Arial" w:cs="Arial"/>
           <w:sz w:val="24"/>
           <w:szCs w:val="24"/>
           <w:lang w:val="pt-BR"/>
         </w:rPr>
-        <w:t xml:space="preserve">- </w:t>
-      </w:r>
-      <w:r>
-        <w:rPr>
+        <w:t xml:space="preserve">A descrição da história deve conter uma b</w:t>
+      </w:r>
+      <w:r>
+        <w:rPr>
+          <w:rFonts w:ascii="Arial" w:hAnsi="Arial" w:eastAsia="Arial" w:cs="Arial"/>
           <w:sz w:val="24"/>
           <w:szCs w:val="24"/>
           <w:lang w:val="pt-BR"/>
         </w:rPr>
-        <w:t xml:space="preserve">A descrição da história deve conter uma b</w:t>
-      </w:r>
-      <w:r>
-        <w:rPr>
+        <w:t xml:space="preserve">reve descrição d</w:t>
+      </w:r>
+      <w:r>
+        <w:rPr>
+          <w:rFonts w:ascii="Arial" w:hAnsi="Arial" w:eastAsia="Arial" w:cs="Arial"/>
           <w:sz w:val="24"/>
           <w:szCs w:val="24"/>
           <w:lang w:val="pt-BR"/>
         </w:rPr>
-        <w:t xml:space="preserve">reve descrição d</w:t>
-      </w:r>
-      <w:r>
-        <w:rPr>
+        <w:t xml:space="preserve">o ambiente onde o jogo acontece e também dos principais </w:t>
+      </w:r>
+      <w:r>
+        <w:rPr>
+          <w:rFonts w:ascii="Arial" w:hAnsi="Arial" w:eastAsia="Arial" w:cs="Arial"/>
           <w:sz w:val="24"/>
           <w:szCs w:val="24"/>
           <w:lang w:val="pt-BR"/>
         </w:rPr>
-        <w:t xml:space="preserve">o ambiente onde o jogo acontece e também dos principais </w:t>
-      </w:r>
-      <w:r>
-        <w:rPr>
+        <w:t xml:space="preserve">personagens</w:t>
+      </w:r>
+      <w:r>
+        <w:rPr>
+          <w:rFonts w:ascii="Arial" w:hAnsi="Arial" w:eastAsia="Arial" w:cs="Arial"/>
           <w:sz w:val="24"/>
           <w:szCs w:val="24"/>
           <w:lang w:val="pt-BR"/>
         </w:rPr>
-        <w:t xml:space="preserve">personagens</w:t>
-      </w:r>
-      <w:r>
-        <w:rPr>
+        <w:t xml:space="preserve"> envolvidos na história</w:t>
+      </w:r>
+      <w:r>
+        <w:rPr>
+          <w:rFonts w:ascii="Arial" w:hAnsi="Arial" w:eastAsia="Arial" w:cs="Arial"/>
           <w:sz w:val="24"/>
           <w:szCs w:val="24"/>
           <w:lang w:val="pt-BR"/>
         </w:rPr>
-        <w:t xml:space="preserve"> envolvidos na história</w:t>
-      </w:r>
-      <w:r>
-        <w:rPr>
+        <w:t xml:space="preserve">;</w:t>
+      </w:r>
+      <w:r>
+        <w:rPr>
+          <w:rFonts w:ascii="Arial" w:hAnsi="Arial" w:eastAsia="Arial" w:cs="Arial"/>
           <w:sz w:val="24"/>
           <w:szCs w:val="24"/>
           <w:lang w:val="pt-BR"/>
         </w:rPr>
-        <w:t xml:space="preserve">;</w:t>
-      </w:r>
-      <w:r>
-        <w:rPr>
-          <w:sz w:val="24"/>
-          <w:szCs w:val="24"/>
-          <w:lang w:val="pt-BR"/>
-        </w:rPr>
-      </w:r>
-      <w:r>
-        <w:rPr>
+      </w:r>
+      <w:r>
+        <w:rPr>
+          <w:rFonts w:ascii="Arial" w:hAnsi="Arial" w:eastAsia="Arial" w:cs="Arial"/>
           <w:sz w:val="24"/>
           <w:szCs w:val="24"/>
           <w:lang w:val="pt-BR"/>
@@ -2244,16 +2879,26 @@
         <w:tabs>
           <w:tab w:val="left" w:leader="none" w:pos="7672"/>
         </w:tabs>
-        <w:spacing/>
+        <w:spacing w:after="0" w:line="360" w:lineRule="auto"/>
         <w:ind w:firstLine="360" w:left="0"/>
-        <w:rPr>
+        <w:jc w:val="both"/>
+        <w:rPr>
+          <w:rFonts w:ascii="Arial" w:hAnsi="Arial" w:cs="Arial"/>
+          <w:sz w:val="24"/>
+          <w:szCs w:val="24"/>
+        </w:rPr>
+      </w:pPr>
+      <w:r>
+        <w:rPr>
+          <w:rFonts w:ascii="Arial" w:hAnsi="Arial" w:eastAsia="Arial" w:cs="Arial"/>
           <w:sz w:val="24"/>
           <w:szCs w:val="24"/>
           <w:lang w:val="pt-BR"/>
         </w:rPr>
-      </w:pPr>
-      <w:r>
-        <w:rPr>
+      </w:r>
+      <w:r>
+        <w:rPr>
+          <w:rFonts w:ascii="Arial" w:hAnsi="Arial" w:eastAsia="Arial" w:cs="Arial"/>
           <w:sz w:val="24"/>
           <w:szCs w:val="24"/>
           <w:lang w:val="pt-BR"/>
@@ -2261,13 +2906,7 @@
       </w:r>
       <w:r>
         <w:rPr>
-          <w:sz w:val="24"/>
-          <w:szCs w:val="24"/>
-          <w:lang w:val="pt-BR"/>
-        </w:rPr>
-      </w:r>
-      <w:r>
-        <w:rPr>
+          <w:rFonts w:ascii="Arial" w:hAnsi="Arial" w:eastAsia="Arial" w:cs="Arial"/>
           <w:sz w:val="24"/>
           <w:szCs w:val="24"/>
           <w:lang w:val="pt-BR"/>
@@ -2281,76 +2920,91 @@
         <w:tabs>
           <w:tab w:val="left" w:leader="none" w:pos="7672"/>
         </w:tabs>
-        <w:spacing/>
+        <w:spacing w:after="0" w:line="360" w:lineRule="auto"/>
         <w:ind w:firstLine="360" w:left="0"/>
-        <w:rPr>
+        <w:jc w:val="both"/>
+        <w:rPr>
+          <w:rFonts w:ascii="Arial" w:hAnsi="Arial" w:cs="Arial"/>
+          <w:sz w:val="24"/>
+          <w:szCs w:val="24"/>
+          <w:highlight w:val="none"/>
+        </w:rPr>
+      </w:pPr>
+      <w:r>
+        <w:rPr>
+          <w:rFonts w:ascii="Arial" w:hAnsi="Arial" w:eastAsia="Arial" w:cs="Arial"/>
+          <w:sz w:val="24"/>
+          <w:szCs w:val="24"/>
+          <w:lang w:val="pt-BR"/>
+        </w:rPr>
+        <w:t xml:space="preserve">A história </w:t>
+      </w:r>
+      <w:r>
+        <w:rPr>
+          <w:rFonts w:ascii="Arial" w:hAnsi="Arial" w:eastAsia="Arial" w:cs="Arial"/>
+          <w:sz w:val="24"/>
+          <w:szCs w:val="24"/>
+          <w:lang w:val="pt-BR"/>
+        </w:rPr>
+        <w:t xml:space="preserve">centra ao redor de Matthew</w:t>
+      </w:r>
+      <w:r>
+        <w:rPr>
+          <w:rFonts w:ascii="Arial" w:hAnsi="Arial" w:eastAsia="Arial" w:cs="Arial"/>
+          <w:sz w:val="24"/>
+          <w:szCs w:val="24"/>
+          <w:lang w:val="pt-BR"/>
+        </w:rPr>
+        <w:t xml:space="preserve">, um simples jovem que, ao chegar em casa e ir dormir, acorda e se vê em uma floresta, em um lugar completamente diferente de seu quarto</w:t>
+      </w:r>
+      <w:bookmarkStart w:id="1" w:name="_GoBack"/>
+      <w:r>
+        <w:rPr>
+          <w:rFonts w:ascii="Arial" w:hAnsi="Arial" w:eastAsia="Arial" w:cs="Arial"/>
+          <w:sz w:val="24"/>
+          <w:szCs w:val="24"/>
+        </w:rPr>
+      </w:r>
+      <w:bookmarkEnd w:id="1"/>
+      <w:r>
+        <w:rPr>
+          <w:rFonts w:ascii="Arial" w:hAnsi="Arial" w:eastAsia="Arial" w:cs="Arial"/>
+          <w:sz w:val="24"/>
+          <w:szCs w:val="24"/>
+          <w:lang w:val="pt-BR"/>
+        </w:rPr>
+        <w:t xml:space="preserve">. Nesse outro local, ele </w:t>
+      </w:r>
+      <w:r>
+        <w:rPr>
+          <w:rFonts w:ascii="Arial" w:hAnsi="Arial" w:eastAsia="Arial" w:cs="Arial"/>
+          <w:sz w:val="24"/>
+          <w:szCs w:val="24"/>
+          <w:lang w:val="pt-BR"/>
+        </w:rPr>
+        <w:t xml:space="preserve">encontra um garoto com uma cesta, colhendo frutas em um arbusto por perto, a qual ele busca informações sobre o local em que ele está e sobre como voltar para a casa</w:t>
+      </w:r>
+      <w:r>
+        <w:rPr>
+          <w:rFonts w:ascii="Arial" w:hAnsi="Arial" w:eastAsia="Arial" w:cs="Arial"/>
+          <w:sz w:val="24"/>
+          <w:szCs w:val="24"/>
+          <w:lang w:val="pt-BR"/>
+        </w:rPr>
+        <w:t xml:space="preserve">. A criança não sabe como ajudar ele, porém promete levá-lo à vila onde ela vive, na esperança de encontrar algum adulto que saiba</w:t>
+      </w:r>
+      <w:r>
+        <w:rPr>
+          <w:rFonts w:ascii="Arial" w:hAnsi="Arial" w:eastAsia="Arial" w:cs="Arial"/>
           <w:sz w:val="24"/>
           <w:szCs w:val="24"/>
           <w:highlight w:val="none"/>
           <w:lang w:val="pt-BR"/>
         </w:rPr>
-      </w:pPr>
-      <w:r>
-        <w:rPr>
-          <w:sz w:val="24"/>
-          <w:szCs w:val="24"/>
-          <w:lang w:val="pt-BR"/>
-        </w:rPr>
-        <w:t xml:space="preserve">A história </w:t>
-      </w:r>
-      <w:r>
-        <w:rPr>
-          <w:sz w:val="24"/>
-          <w:szCs w:val="24"/>
-          <w:lang w:val="pt-BR"/>
-        </w:rPr>
-        <w:t xml:space="preserve">centra ao redor de Matthew</w:t>
-      </w:r>
-      <w:r>
-        <w:rPr>
-          <w:sz w:val="24"/>
-          <w:szCs w:val="24"/>
-          <w:lang w:val="pt-BR"/>
-        </w:rPr>
-        <w:t xml:space="preserve">, um simples jovem que, ao chegar em casa e ir dormir, acorda e se vê em uma floresta, em um lugar completamente diferente de seu quarto</w:t>
-      </w:r>
-      <w:bookmarkStart w:id="1" w:name="_GoBack"/>
-      <w:r/>
-      <w:bookmarkEnd w:id="1"/>
-      <w:r>
-        <w:rPr>
-          <w:sz w:val="24"/>
-          <w:szCs w:val="24"/>
-          <w:lang w:val="pt-BR"/>
-        </w:rPr>
-        <w:t xml:space="preserve">. Nesse outro local, ele </w:t>
-      </w:r>
-      <w:r>
-        <w:rPr>
-          <w:sz w:val="24"/>
-          <w:szCs w:val="24"/>
-          <w:lang w:val="pt-BR"/>
-        </w:rPr>
-        <w:t xml:space="preserve">encontra um garoto com uma cesta, colhendo frutas em um arbusto por perto, a qual ele busca informações sobre o local em que ele está e sobre como voltar para a casa</w:t>
-      </w:r>
-      <w:r>
-        <w:rPr>
-          <w:sz w:val="24"/>
-          <w:szCs w:val="24"/>
-          <w:lang w:val="pt-BR"/>
-        </w:rPr>
-        <w:t xml:space="preserve">. A criança não sabe como ajudar ele, porém promete levá-lo à vila onde ela vive, na esperança de encontrar algum adulto que saiba</w:t>
-      </w:r>
-      <w:r>
-        <w:rPr>
-          <w:sz w:val="24"/>
-          <w:szCs w:val="24"/>
-          <w:highlight w:val="none"/>
-          <w:lang w:val="pt-BR"/>
-        </w:rPr>
-      </w:r>
-      <w:r>
-        <w:rPr>
+      </w:r>
+      <w:r>
+        <w:rPr>
+          <w:rFonts w:ascii="Arial" w:hAnsi="Arial" w:eastAsia="Arial" w:cs="Arial"/>
           <w:sz w:val="24"/>
           <w:szCs w:val="24"/>
           <w:highlight w:val="none"/>
@@ -2365,43 +3019,48 @@
         <w:tabs>
           <w:tab w:val="left" w:leader="none" w:pos="7672"/>
         </w:tabs>
-        <w:spacing/>
+        <w:spacing w:after="0" w:line="360" w:lineRule="auto"/>
         <w:ind w:firstLine="360" w:left="0"/>
-        <w:rPr>
+        <w:jc w:val="both"/>
+        <w:rPr>
+          <w:rFonts w:ascii="Arial" w:hAnsi="Arial" w:cs="Arial"/>
+          <w:sz w:val="24"/>
+          <w:szCs w:val="24"/>
+          <w:highlight w:val="none"/>
+        </w:rPr>
+      </w:pPr>
+      <w:r>
+        <w:rPr>
+          <w:rFonts w:ascii="Arial" w:hAnsi="Arial" w:eastAsia="Arial" w:cs="Arial"/>
           <w:sz w:val="24"/>
           <w:szCs w:val="24"/>
           <w:highlight w:val="none"/>
           <w:lang w:val="pt-BR"/>
         </w:rPr>
-      </w:pPr>
-      <w:r>
-        <w:rPr>
+        <w:t xml:space="preserve">Entretanto, enquanto eles conversavam, uma cria</w:t>
+      </w:r>
+      <w:r>
+        <w:rPr>
+          <w:rFonts w:ascii="Arial" w:hAnsi="Arial" w:eastAsia="Arial" w:cs="Arial"/>
           <w:sz w:val="24"/>
           <w:szCs w:val="24"/>
           <w:highlight w:val="none"/>
           <w:lang w:val="pt-BR"/>
         </w:rPr>
-        <w:t xml:space="preserve">Entretanto, enquanto eles conversavam, uma cria</w:t>
-      </w:r>
-      <w:r>
-        <w:rPr>
+        <w:t xml:space="preserve">tura aparece do meio das árvores e imobiliza Matthew, que vai se sentindo cada vez mais cansado, como se suas forças estivessem sendo drenadas. Diante dessa situação, o garoto corre até ele, tentando expulsar o monstro, que foge rapidamente</w:t>
+      </w:r>
+      <w:r>
+        <w:rPr>
+          <w:rFonts w:ascii="Arial" w:hAnsi="Arial" w:eastAsia="Arial" w:cs="Arial"/>
           <w:sz w:val="24"/>
           <w:szCs w:val="24"/>
           <w:highlight w:val="none"/>
           <w:lang w:val="pt-BR"/>
         </w:rPr>
-        <w:t xml:space="preserve">tura aparece do meio das árvores e imobiliza Matthew, que vai se sentindo cada vez mais cansado, como se suas forças estivessem sendo drenadas. Diante dessa situação, o garoto corre até ele, tentando expulsar o monstro, que foge rapidamente</w:t>
-      </w:r>
-      <w:r>
-        <w:rPr>
-          <w:sz w:val="24"/>
-          <w:szCs w:val="24"/>
-          <w:highlight w:val="none"/>
-          <w:lang w:val="pt-BR"/>
-        </w:rPr>
-      </w:r>
-      <w:r>
-        <w:rPr>
+      </w:r>
+      <w:r>
+        <w:rPr>
+          <w:rFonts w:ascii="Arial" w:hAnsi="Arial" w:eastAsia="Arial" w:cs="Arial"/>
           <w:sz w:val="24"/>
           <w:szCs w:val="24"/>
           <w:highlight w:val="none"/>
@@ -2416,52 +3075,58 @@
         <w:tabs>
           <w:tab w:val="left" w:leader="none" w:pos="7672"/>
         </w:tabs>
-        <w:spacing/>
+        <w:spacing w:after="0" w:line="360" w:lineRule="auto"/>
         <w:ind w:firstLine="360" w:left="0"/>
-        <w:rPr>
+        <w:jc w:val="both"/>
+        <w:rPr>
+          <w:rFonts w:ascii="Arial" w:hAnsi="Arial" w:cs="Arial"/>
+          <w:sz w:val="24"/>
+          <w:szCs w:val="24"/>
+          <w:highlight w:val="none"/>
+        </w:rPr>
+      </w:pPr>
+      <w:r>
+        <w:rPr>
+          <w:rFonts w:ascii="Arial" w:hAnsi="Arial" w:eastAsia="Arial" w:cs="Arial"/>
           <w:sz w:val="24"/>
           <w:szCs w:val="24"/>
           <w:highlight w:val="none"/>
           <w:lang w:val="pt-BR"/>
         </w:rPr>
-      </w:pPr>
-      <w:r>
-        <w:rPr>
+        <w:t xml:space="preserve">Convicto em ajudar o descon</w:t>
+      </w:r>
+      <w:r>
+        <w:rPr>
+          <w:rFonts w:ascii="Arial" w:hAnsi="Arial" w:eastAsia="Arial" w:cs="Arial"/>
           <w:sz w:val="24"/>
           <w:szCs w:val="24"/>
           <w:highlight w:val="none"/>
           <w:lang w:val="pt-BR"/>
         </w:rPr>
-        <w:t xml:space="preserve">Convicto em ajudar o descon</w:t>
-      </w:r>
-      <w:r>
-        <w:rPr>
+        <w:t xml:space="preserve">hecido, a gentil criança, que se apresenta como Gray, e Matthew partem em direção à vila. Durante todo o caminho</w:t>
+      </w:r>
+      <w:r>
+        <w:rPr>
+          <w:rFonts w:ascii="Arial" w:hAnsi="Arial" w:eastAsia="Arial" w:cs="Arial"/>
           <w:sz w:val="24"/>
           <w:szCs w:val="24"/>
           <w:highlight w:val="none"/>
           <w:lang w:val="pt-BR"/>
         </w:rPr>
-        <w:t xml:space="preserve">hecido, a gentil criança, que se apresenta como Gray, e Matthew partem em direção à vila. Durante todo o caminho</w:t>
-      </w:r>
-      <w:r>
-        <w:rPr>
+        <w:t xml:space="preserve">, ambos irão encontrar diversoss quebras cabeças, pessoas para conversar e inimigos, aos quais será do critério do jogador como lidar com eles, sendo amigável e ajudá-los ou não, além do encontro recorrente do mesmo monstro que atacou Matthew anteriormente</w:t>
+      </w:r>
+      <w:r>
+        <w:rPr>
+          <w:rFonts w:ascii="Arial" w:hAnsi="Arial" w:eastAsia="Arial" w:cs="Arial"/>
           <w:sz w:val="24"/>
           <w:szCs w:val="24"/>
           <w:highlight w:val="none"/>
           <w:lang w:val="pt-BR"/>
         </w:rPr>
-        <w:t xml:space="preserve">, ambos irão encontrar diversoss quebras cabeças, pessoas para conversar e inimigos, aos quais será do critério do jogador como lidar com eles, sendo amigável e ajudá-los ou não, além do encontro recorrente do mesmo monstro que atacou Matthew anteriormente</w:t>
-      </w:r>
-      <w:r>
-        <w:rPr>
-          <w:sz w:val="24"/>
-          <w:szCs w:val="24"/>
-          <w:highlight w:val="none"/>
-          <w:lang w:val="pt-BR"/>
-        </w:rPr>
-      </w:r>
-      <w:r>
-        <w:rPr>
+      </w:r>
+      <w:r>
+        <w:rPr>
+          <w:rFonts w:ascii="Arial" w:hAnsi="Arial" w:eastAsia="Arial" w:cs="Arial"/>
           <w:sz w:val="24"/>
           <w:szCs w:val="24"/>
           <w:highlight w:val="none"/>
@@ -2476,34 +3141,38 @@
         <w:tabs>
           <w:tab w:val="left" w:leader="none" w:pos="7672"/>
         </w:tabs>
-        <w:spacing/>
+        <w:spacing w:after="0" w:line="360" w:lineRule="auto"/>
         <w:ind w:firstLine="360" w:left="0"/>
-        <w:rPr>
+        <w:jc w:val="both"/>
+        <w:rPr>
+          <w:rFonts w:ascii="Arial" w:hAnsi="Arial" w:cs="Arial"/>
+          <w:sz w:val="24"/>
+          <w:szCs w:val="24"/>
+          <w:highlight w:val="none"/>
+        </w:rPr>
+      </w:pPr>
+      <w:r>
+        <w:rPr>
+          <w:rFonts w:ascii="Arial" w:hAnsi="Arial" w:eastAsia="Arial" w:cs="Arial"/>
           <w:sz w:val="24"/>
           <w:szCs w:val="24"/>
           <w:highlight w:val="none"/>
           <w:lang w:val="pt-BR"/>
         </w:rPr>
-      </w:pPr>
-      <w:r>
-        <w:rPr>
+        <w:t xml:space="preserve">Dependendo da maneira de como o jogador agiu durante o jogo, ao chegar na vila, </w:t>
+      </w:r>
+      <w:r>
+        <w:rPr>
+          <w:rFonts w:ascii="Arial" w:hAnsi="Arial" w:eastAsia="Arial" w:cs="Arial"/>
           <w:sz w:val="24"/>
           <w:szCs w:val="24"/>
           <w:highlight w:val="none"/>
           <w:lang w:val="pt-BR"/>
         </w:rPr>
-        <w:t xml:space="preserve">Dependendo da maneira de como o jogador agiu durante o jogo, ao chegar na vila, </w:t>
-      </w:r>
-      <w:r>
-        <w:rPr>
-          <w:sz w:val="24"/>
-          <w:szCs w:val="24"/>
-          <w:highlight w:val="none"/>
-          <w:lang w:val="pt-BR"/>
-        </w:rPr>
-      </w:r>
-      <w:r>
-        <w:rPr>
+      </w:r>
+      <w:r>
+        <w:rPr>
+          <w:rFonts w:ascii="Arial" w:hAnsi="Arial" w:eastAsia="Arial" w:cs="Arial"/>
           <w:sz w:val="24"/>
           <w:szCs w:val="24"/>
           <w:highlight w:val="none"/>
@@ -2518,16 +3187,18 @@
         <w:tabs>
           <w:tab w:val="left" w:leader="none" w:pos="7672"/>
         </w:tabs>
-        <w:spacing/>
+        <w:spacing w:after="0" w:line="360" w:lineRule="auto"/>
         <w:ind w:firstLine="360" w:left="0"/>
-        <w:rPr>
-          <w:sz w:val="24"/>
-          <w:szCs w:val="24"/>
-          <w:lang w:val="pt-BR"/>
-        </w:rPr>
-      </w:pPr>
-      <w:r>
-        <w:rPr>
+        <w:jc w:val="both"/>
+        <w:rPr>
+          <w:rFonts w:ascii="Arial" w:hAnsi="Arial" w:cs="Arial"/>
+          <w:sz w:val="24"/>
+          <w:szCs w:val="24"/>
+        </w:rPr>
+      </w:pPr>
+      <w:r>
+        <w:rPr>
+          <w:rFonts w:ascii="Arial" w:hAnsi="Arial" w:eastAsia="Arial" w:cs="Arial"/>
           <w:sz w:val="24"/>
           <w:szCs w:val="24"/>
           <w:highlight w:val="none"/>
@@ -2536,6 +3207,7 @@
       </w:r>
       <w:r>
         <w:rPr>
+          <w:rFonts w:ascii="Arial" w:hAnsi="Arial" w:eastAsia="Arial" w:cs="Arial"/>
           <w:sz w:val="24"/>
           <w:szCs w:val="24"/>
           <w:lang w:val="pt-BR"/>
@@ -2543,6 +3215,7 @@
       </w:r>
       <w:r>
         <w:rPr>
+          <w:rFonts w:ascii="Arial" w:hAnsi="Arial" w:eastAsia="Arial" w:cs="Arial"/>
           <w:sz w:val="24"/>
           <w:szCs w:val="24"/>
           <w:lang w:val="pt-BR"/>
@@ -2552,33 +3225,41 @@
     <w:p>
       <w:pPr>
         <w:pBdr/>
-        <w:spacing/>
+        <w:spacing w:after="0" w:line="360" w:lineRule="auto"/>
         <w:ind w:firstLine="360"/>
-        <w:rPr>
+        <w:jc w:val="both"/>
+        <w:rPr>
+          <w:rFonts w:ascii="Arial" w:hAnsi="Arial" w:cs="Arial"/>
           <w:b/>
-          <w:sz w:val="40"/>
+          <w:sz w:val="24"/>
+          <w:szCs w:val="24"/>
+        </w:rPr>
+      </w:pPr>
+      <w:r>
+        <w:rPr>
+          <w:rFonts w:ascii="Arial" w:hAnsi="Arial" w:eastAsia="Arial" w:cs="Arial"/>
+          <w:b/>
+          <w:sz w:val="24"/>
+          <w:szCs w:val="24"/>
           <w:lang w:val="pt-BR"/>
         </w:rPr>
-      </w:pPr>
-      <w:r>
-        <w:rPr>
+        <w:br w:type="page" w:clear="all"/>
+      </w:r>
+      <w:r>
+        <w:rPr>
+          <w:rFonts w:ascii="Arial" w:hAnsi="Arial" w:eastAsia="Arial" w:cs="Arial"/>
           <w:b/>
-          <w:sz w:val="40"/>
+          <w:sz w:val="24"/>
+          <w:szCs w:val="24"/>
           <w:lang w:val="pt-BR"/>
         </w:rPr>
-        <w:br w:type="page" w:clear="all"/>
-      </w:r>
-      <w:r>
-        <w:rPr>
+      </w:r>
+      <w:r>
+        <w:rPr>
+          <w:rFonts w:ascii="Arial" w:hAnsi="Arial" w:eastAsia="Arial" w:cs="Arial"/>
           <w:b/>
-          <w:sz w:val="40"/>
-          <w:lang w:val="pt-BR"/>
-        </w:rPr>
-      </w:r>
-      <w:r>
-        <w:rPr>
-          <w:b/>
-          <w:sz w:val="40"/>
+          <w:sz w:val="24"/>
+          <w:szCs w:val="24"/>
           <w:lang w:val="pt-BR"/>
         </w:rPr>
       </w:r>
@@ -2594,37 +3275,51 @@
         <w:tabs>
           <w:tab w:val="left" w:leader="none" w:pos="7672"/>
         </w:tabs>
-        <w:spacing/>
-        <w:ind/>
+        <w:spacing w:after="0" w:line="360" w:lineRule="auto"/>
+        <w:ind/>
+        <w:jc w:val="both"/>
         <w:outlineLvl w:val="0"/>
         <w:rPr>
+          <w:rFonts w:ascii="Arial" w:hAnsi="Arial" w:cs="Arial"/>
           <w:b/>
-          <w:sz w:val="40"/>
+          <w:sz w:val="24"/>
+          <w:szCs w:val="24"/>
+        </w:rPr>
+      </w:pPr>
+      <w:r>
+        <w:rPr>
+          <w:rFonts w:ascii="Arial" w:hAnsi="Arial" w:eastAsia="Arial" w:cs="Arial"/>
+          <w:sz w:val="24"/>
+          <w:szCs w:val="24"/>
+        </w:rPr>
+      </w:r>
+      <w:bookmarkStart w:id="2" w:name="_Toc381728152"/>
+      <w:r>
+        <w:rPr>
+          <w:rFonts w:ascii="Arial" w:hAnsi="Arial" w:eastAsia="Arial" w:cs="Arial"/>
+          <w:b/>
+          <w:sz w:val="24"/>
+          <w:szCs w:val="24"/>
           <w:lang w:val="pt-BR"/>
         </w:rPr>
-      </w:pPr>
-      <w:r/>
-      <w:bookmarkStart w:id="2" w:name="_Toc381728152"/>
-      <w:r>
-        <w:rPr>
+        <w:t xml:space="preserve">Gameplay</w:t>
+      </w:r>
+      <w:bookmarkEnd w:id="2"/>
+      <w:r>
+        <w:rPr>
+          <w:rFonts w:ascii="Arial" w:hAnsi="Arial" w:eastAsia="Arial" w:cs="Arial"/>
           <w:b/>
-          <w:sz w:val="40"/>
+          <w:sz w:val="24"/>
+          <w:szCs w:val="24"/>
           <w:lang w:val="pt-BR"/>
         </w:rPr>
-        <w:t xml:space="preserve">Gameplay</w:t>
-      </w:r>
-      <w:bookmarkEnd w:id="2"/>
-      <w:r>
-        <w:rPr>
+      </w:r>
+      <w:r>
+        <w:rPr>
+          <w:rFonts w:ascii="Arial" w:hAnsi="Arial" w:eastAsia="Arial" w:cs="Arial"/>
           <w:b/>
-          <w:sz w:val="40"/>
-          <w:lang w:val="pt-BR"/>
-        </w:rPr>
-      </w:r>
-      <w:r>
-        <w:rPr>
-          <w:b/>
-          <w:sz w:val="40"/>
+          <w:sz w:val="24"/>
+          <w:szCs w:val="24"/>
           <w:lang w:val="pt-BR"/>
         </w:rPr>
       </w:r>
@@ -2636,28 +3331,36 @@
         <w:tabs>
           <w:tab w:val="left" w:leader="none" w:pos="7672"/>
         </w:tabs>
-        <w:spacing/>
+        <w:spacing w:after="0" w:line="360" w:lineRule="auto"/>
         <w:ind w:firstLine="360" w:left="0"/>
-        <w:rPr>
-          <w:sz w:val="28"/>
+        <w:jc w:val="both"/>
+        <w:rPr>
+          <w:rFonts w:ascii="Arial" w:hAnsi="Arial" w:cs="Arial"/>
+          <w:sz w:val="24"/>
+          <w:szCs w:val="24"/>
+        </w:rPr>
+      </w:pPr>
+      <w:r>
+        <w:rPr>
+          <w:rFonts w:ascii="Arial" w:hAnsi="Arial" w:eastAsia="Arial" w:cs="Arial"/>
+          <w:sz w:val="24"/>
+          <w:szCs w:val="24"/>
           <w:lang w:val="pt-BR"/>
         </w:rPr>
-      </w:pPr>
-      <w:r>
-        <w:rPr>
-          <w:sz w:val="28"/>
+      </w:r>
+      <w:r>
+        <w:rPr>
+          <w:rFonts w:ascii="Arial" w:hAnsi="Arial" w:eastAsia="Arial" w:cs="Arial"/>
+          <w:sz w:val="24"/>
+          <w:szCs w:val="24"/>
           <w:lang w:val="pt-BR"/>
         </w:rPr>
       </w:r>
       <w:r>
         <w:rPr>
-          <w:sz w:val="28"/>
-          <w:lang w:val="pt-BR"/>
-        </w:rPr>
-      </w:r>
-      <w:r>
-        <w:rPr>
-          <w:sz w:val="28"/>
+          <w:rFonts w:ascii="Arial" w:hAnsi="Arial" w:eastAsia="Arial" w:cs="Arial"/>
+          <w:sz w:val="24"/>
+          <w:szCs w:val="24"/>
           <w:lang w:val="pt-BR"/>
         </w:rPr>
       </w:r>
@@ -2669,30 +3372,37 @@
         <w:tabs>
           <w:tab w:val="left" w:leader="none" w:pos="7672"/>
         </w:tabs>
-        <w:spacing/>
+        <w:spacing w:after="0" w:line="360" w:lineRule="auto"/>
         <w:ind w:firstLine="360" w:left="0"/>
-        <w:rPr>
-          <w:sz w:val="24"/>
+        <w:jc w:val="both"/>
+        <w:rPr>
+          <w:rFonts w:ascii="Arial" w:hAnsi="Arial" w:cs="Arial"/>
+          <w:sz w:val="24"/>
+          <w:szCs w:val="24"/>
+        </w:rPr>
+      </w:pPr>
+      <w:r>
+        <w:rPr>
+          <w:rFonts w:ascii="Arial" w:hAnsi="Arial" w:eastAsia="Arial" w:cs="Arial"/>
+          <w:sz w:val="24"/>
+          <w:szCs w:val="24"/>
           <w:lang w:val="pt-BR"/>
         </w:rPr>
-      </w:pPr>
-      <w:r>
-        <w:rPr>
+        <w:t xml:space="preserve">- Descrição da mecânica do jogo;</w:t>
+      </w:r>
+      <w:r>
+        <w:rPr>
+          <w:rFonts w:ascii="Arial" w:hAnsi="Arial" w:eastAsia="Arial" w:cs="Arial"/>
           <w:sz w:val="24"/>
           <w:szCs w:val="24"/>
           <w:lang w:val="pt-BR"/>
         </w:rPr>
-        <w:t xml:space="preserve">- Descrição da mecânica do jogo;</w:t>
-      </w:r>
-      <w:r>
-        <w:rPr>
-          <w:sz w:val="24"/>
-          <w:lang w:val="pt-BR"/>
-        </w:rPr>
-      </w:r>
-      <w:r>
-        <w:rPr>
-          <w:sz w:val="24"/>
+      </w:r>
+      <w:r>
+        <w:rPr>
+          <w:rFonts w:ascii="Arial" w:hAnsi="Arial" w:eastAsia="Arial" w:cs="Arial"/>
+          <w:sz w:val="24"/>
+          <w:szCs w:val="24"/>
           <w:lang w:val="pt-BR"/>
         </w:rPr>
       </w:r>
@@ -2705,57 +3415,64 @@
           <w:tab w:val="left" w:leader="none" w:pos="6497"/>
           <w:tab w:val="left" w:leader="none" w:pos="7672"/>
         </w:tabs>
-        <w:spacing/>
+        <w:spacing w:after="0" w:line="360" w:lineRule="auto"/>
         <w:ind w:firstLine="360" w:left="0"/>
-        <w:rPr>
+        <w:jc w:val="both"/>
+        <w:rPr>
+          <w:rFonts w:ascii="Arial" w:hAnsi="Arial" w:cs="Arial"/>
+          <w:sz w:val="24"/>
+          <w:szCs w:val="24"/>
+          <w:highlight w:val="none"/>
+        </w:rPr>
+      </w:pPr>
+      <w:r>
+        <w:rPr>
+          <w:rFonts w:ascii="Arial" w:hAnsi="Arial" w:eastAsia="Arial" w:cs="Arial"/>
+          <w:sz w:val="24"/>
+          <w:szCs w:val="24"/>
+          <w:lang w:val="pt-BR"/>
+        </w:rPr>
+        <w:t xml:space="preserve">A mecânica principal do jogo é</w:t>
+      </w:r>
+      <w:r>
+        <w:rPr>
+          <w:rFonts w:ascii="Arial" w:hAnsi="Arial" w:eastAsia="Arial" w:cs="Arial"/>
+          <w:sz w:val="24"/>
+          <w:szCs w:val="24"/>
+          <w:lang w:val="pt-BR"/>
+        </w:rPr>
+        <w:t xml:space="preserve"> </w:t>
+      </w:r>
+      <w:r>
+        <w:rPr>
+          <w:rFonts w:ascii="Arial" w:hAnsi="Arial" w:eastAsia="Arial" w:cs="Arial"/>
+          <w:sz w:val="24"/>
+          <w:szCs w:val="24"/>
+          <w:lang w:val="pt-BR"/>
+        </w:rPr>
+        <w:t xml:space="preserve">a interação com os persona</w:t>
+      </w:r>
+      <w:r>
+        <w:rPr>
+          <w:rFonts w:ascii="Arial" w:hAnsi="Arial" w:eastAsia="Arial" w:cs="Arial"/>
+          <w:sz w:val="24"/>
+          <w:szCs w:val="24"/>
+          <w:lang w:val="pt-BR"/>
+        </w:rPr>
+        <w:t xml:space="preserve">gens espalhados pelo mapa, a resolução de puzzles e o combate em estilo bullet hell. A interação se daria por meio de pequenos diálogos, missões secundárias opcionais, minigames ou batalhas, enquanto o combate seria baseado em jogos de RPG de turno</w:t>
+      </w:r>
+      <w:r>
+        <w:rPr>
+          <w:rFonts w:ascii="Arial" w:hAnsi="Arial" w:eastAsia="Arial" w:cs="Arial"/>
           <w:sz w:val="24"/>
           <w:szCs w:val="24"/>
           <w:highlight w:val="none"/>
           <w:lang w:val="pt-BR"/>
         </w:rPr>
-      </w:pPr>
-      <w:r>
-        <w:rPr>
-          <w:sz w:val="24"/>
-          <w:szCs w:val="24"/>
-          <w:lang w:val="pt-BR"/>
-        </w:rPr>
-        <w:t xml:space="preserve">A mecânica principal do jogo é</w:t>
-      </w:r>
-      <w:r>
-        <w:rPr>
-          <w:sz w:val="24"/>
-          <w:szCs w:val="24"/>
-          <w:lang w:val="pt-BR"/>
-        </w:rPr>
-        <w:t xml:space="preserve"> </w:t>
-      </w:r>
-      <w:r>
-        <w:rPr>
-          <w:sz w:val="24"/>
-          <w:szCs w:val="24"/>
-          <w:lang w:val="pt-BR"/>
-        </w:rPr>
-        <w:t xml:space="preserve">a interação com os persona</w:t>
-      </w:r>
-      <w:r>
-        <w:rPr>
-          <w:sz w:val="24"/>
-          <w:szCs w:val="24"/>
-          <w:lang w:val="pt-BR"/>
-        </w:rPr>
-        <w:t xml:space="preserve">gens espalhados pelo mapa e o combate em estilo bullet hell. A interação se daria por meio de pequenos diálogos, missões secundárias opcionais, minigames ou batalhas, enquanto o combate seria baseado em jogos de RPG de turno</w:t>
-      </w:r>
-      <w:r>
-        <w:rPr>
-          <w:sz w:val="24"/>
-          <w:szCs w:val="24"/>
-          <w:highlight w:val="none"/>
-          <w:lang w:val="pt-BR"/>
-        </w:rPr>
-      </w:r>
-      <w:r>
-        <w:rPr>
+      </w:r>
+      <w:r>
+        <w:rPr>
+          <w:rFonts w:ascii="Arial" w:hAnsi="Arial" w:eastAsia="Arial" w:cs="Arial"/>
           <w:sz w:val="24"/>
           <w:szCs w:val="24"/>
           <w:highlight w:val="none"/>
@@ -2771,52 +3488,28 @@
           <w:tab w:val="left" w:leader="none" w:pos="6497"/>
           <w:tab w:val="left" w:leader="none" w:pos="7672"/>
         </w:tabs>
-        <w:spacing/>
+        <w:spacing w:after="0" w:line="360" w:lineRule="auto"/>
         <w:ind w:firstLine="360" w:left="0"/>
-        <w:rPr>
+        <w:jc w:val="both"/>
+        <w:rPr>
+          <w:rFonts w:ascii="Arial" w:hAnsi="Arial" w:cs="Arial"/>
+          <w:sz w:val="24"/>
+          <w:szCs w:val="24"/>
+          <w:highlight w:val="none"/>
+        </w:rPr>
+      </w:pPr>
+      <w:r>
+        <w:rPr>
+          <w:rFonts w:ascii="Arial" w:hAnsi="Arial" w:eastAsia="Arial" w:cs="Arial"/>
           <w:sz w:val="24"/>
           <w:szCs w:val="24"/>
           <w:highlight w:val="none"/>
           <w:lang w:val="pt-BR"/>
         </w:rPr>
-      </w:pPr>
-      <w:r>
-        <w:rPr>
-          <w:sz w:val="24"/>
-          <w:szCs w:val="24"/>
-          <w:highlight w:val="none"/>
-          <w:lang w:val="pt-BR"/>
-        </w:rPr>
-        <w:t xml:space="preserve">Ao começo do combate, o jogador será apresentado </w:t>
-      </w:r>
-      <w:r>
-        <w:rPr>
-          <w:sz w:val="24"/>
-          <w:szCs w:val="24"/>
-          <w:highlight w:val="none"/>
-          <w:lang w:val="pt-BR"/>
-        </w:rPr>
-        <w:t xml:space="preserve">com a seleção de personagem para seu turno, podendo escolher qual ação será tomada primeiro: a de Matthew ou de Gray. Ambos os personagens dispõem de ações bases e ações específicas. As ações base seriam ações que ambos os personagens podem realizar, como </w:t>
-      </w:r>
-      <w:r>
-        <w:rPr>
-          <w:sz w:val="24"/>
-          <w:szCs w:val="24"/>
-          <w:highlight w:val="none"/>
-          <w:lang w:val="pt-BR"/>
-        </w:rPr>
-        <w:t xml:space="preserve">utilizar um item, defender, atacar, e, em sua essência, realizar uma ação</w:t>
-      </w:r>
-      <w:r>
-        <w:rPr>
-          <w:sz w:val="24"/>
-          <w:szCs w:val="24"/>
-          <w:highlight w:val="none"/>
-          <w:lang w:val="pt-BR"/>
-        </w:rPr>
-      </w:r>
-      <w:r>
-        <w:rPr>
+      </w:r>
+      <w:r>
+        <w:rPr>
+          <w:rFonts w:ascii="Arial" w:hAnsi="Arial" w:eastAsia="Arial" w:cs="Arial"/>
           <w:sz w:val="24"/>
           <w:szCs w:val="24"/>
           <w:highlight w:val="none"/>
@@ -2832,43 +3525,29 @@
           <w:tab w:val="left" w:leader="none" w:pos="6497"/>
           <w:tab w:val="left" w:leader="none" w:pos="7672"/>
         </w:tabs>
-        <w:spacing/>
+        <w:spacing w:after="0" w:line="360" w:lineRule="auto"/>
         <w:ind w:firstLine="360" w:left="0"/>
-        <w:rPr>
+        <w:jc w:val="both"/>
+        <w:rPr>
+          <w:rFonts w:ascii="Arial" w:hAnsi="Arial" w:cs="Arial"/>
+          <w:sz w:val="24"/>
+          <w:szCs w:val="24"/>
+          <w:highlight w:val="none"/>
+        </w:rPr>
+      </w:pPr>
+      <w:r>
+        <w:rPr>
+          <w:rFonts w:ascii="Arial" w:hAnsi="Arial" w:eastAsia="Arial" w:cs="Arial"/>
           <w:sz w:val="24"/>
           <w:szCs w:val="24"/>
           <w:highlight w:val="none"/>
           <w:lang w:val="pt-BR"/>
         </w:rPr>
-      </w:pPr>
-      <w:r>
-        <w:rPr>
-          <w:sz w:val="24"/>
-          <w:szCs w:val="24"/>
-          <w:highlight w:val="none"/>
-          <w:lang w:val="pt-BR"/>
-        </w:rPr>
-        <w:t xml:space="preserve">As ações específicas são ações especiais para cada personagem. Matthew, por conta de seu físico e sua personalidade, consegue apenas realizar ações físicas no começo do jogo, pode</w:t>
-      </w:r>
-      <w:r>
-        <w:rPr>
-          <w:sz w:val="24"/>
-          <w:szCs w:val="24"/>
-          <w:highlight w:val="none"/>
-          <w:lang w:val="pt-BR"/>
-        </w:rPr>
-        <w:t xml:space="preserve">ndo, a depender das escolhas do jogador, aprender a agir de forma mais persuasiva, sentimental; Ademais, por conta de sua personalidade, por ser mais responsável e saber seus limites, ele também é apresentado com a escolha de fugir do combate, encerrando-o</w:t>
-      </w:r>
-      <w:r>
-        <w:rPr>
-          <w:sz w:val="24"/>
-          <w:szCs w:val="24"/>
-          <w:highlight w:val="none"/>
-          <w:lang w:val="pt-BR"/>
-        </w:rPr>
-      </w:r>
-      <w:r>
-        <w:rPr>
+        <w:t xml:space="preserve">[escrever sobre as interações]</w:t>
+      </w:r>
+      <w:r>
+        <w:rPr>
+          <w:rFonts w:ascii="Arial" w:hAnsi="Arial" w:eastAsia="Arial" w:cs="Arial"/>
           <w:sz w:val="24"/>
           <w:szCs w:val="24"/>
           <w:highlight w:val="none"/>
@@ -2884,52 +3563,28 @@
           <w:tab w:val="left" w:leader="none" w:pos="6497"/>
           <w:tab w:val="left" w:leader="none" w:pos="7672"/>
         </w:tabs>
-        <w:spacing/>
+        <w:spacing w:after="0" w:line="360" w:lineRule="auto"/>
         <w:ind w:firstLine="360" w:left="0"/>
-        <w:rPr>
+        <w:jc w:val="both"/>
+        <w:rPr>
+          <w:rFonts w:ascii="Arial" w:hAnsi="Arial" w:cs="Arial"/>
+          <w:sz w:val="24"/>
+          <w:szCs w:val="24"/>
+          <w:highlight w:val="none"/>
+        </w:rPr>
+      </w:pPr>
+      <w:r>
+        <w:rPr>
+          <w:rFonts w:ascii="Arial" w:hAnsi="Arial" w:eastAsia="Arial" w:cs="Arial"/>
           <w:sz w:val="24"/>
           <w:szCs w:val="24"/>
           <w:highlight w:val="none"/>
           <w:lang w:val="pt-BR"/>
         </w:rPr>
-      </w:pPr>
-      <w:r>
-        <w:rPr>
-          <w:sz w:val="24"/>
-          <w:szCs w:val="24"/>
-          <w:highlight w:val="none"/>
-          <w:lang w:val="pt-BR"/>
-        </w:rPr>
-        <w:t xml:space="preserve">Gray, por sua inocência e coragem, detém a capacidade de realizar ações mais sociais, sendo mais amigável com seus oponentes, e</w:t>
-      </w:r>
-      <w:r>
-        <w:rPr>
-          <w:sz w:val="24"/>
-          <w:szCs w:val="24"/>
-          <w:highlight w:val="none"/>
-          <w:lang w:val="pt-BR"/>
-        </w:rPr>
-        <w:t xml:space="preserve">, ap</w:t>
-      </w:r>
-      <w:r>
-        <w:rPr>
-          <w:sz w:val="24"/>
-          <w:szCs w:val="24"/>
-          <w:highlight w:val="none"/>
-          <w:lang w:val="pt-BR"/>
-        </w:rPr>
-        <w:t xml:space="preserve">ós fazê-los baixar a guarda, convencê-los a desistir do combate. Além disso, por conta da presença de magia no outro mundo, ele também é capaz de usar feitiços, porém é mais especializado em feitiços de suporte, como cura, do que feitiços ofensivos</w:t>
-      </w:r>
-      <w:r>
-        <w:rPr>
-          <w:sz w:val="24"/>
-          <w:szCs w:val="24"/>
-          <w:highlight w:val="none"/>
-          <w:lang w:val="pt-BR"/>
-        </w:rPr>
-      </w:r>
-      <w:r>
-        <w:rPr>
+      </w:r>
+      <w:r>
+        <w:rPr>
+          <w:rFonts w:ascii="Arial" w:hAnsi="Arial" w:eastAsia="Arial" w:cs="Arial"/>
           <w:sz w:val="24"/>
           <w:szCs w:val="24"/>
           <w:highlight w:val="none"/>
@@ -2945,43 +3600,29 @@
           <w:tab w:val="left" w:leader="none" w:pos="6497"/>
           <w:tab w:val="left" w:leader="none" w:pos="7672"/>
         </w:tabs>
-        <w:spacing/>
+        <w:spacing w:after="0" w:line="360" w:lineRule="auto"/>
         <w:ind w:firstLine="360" w:left="0"/>
-        <w:rPr>
+        <w:jc w:val="both"/>
+        <w:rPr>
+          <w:rFonts w:ascii="Arial" w:hAnsi="Arial" w:cs="Arial"/>
+          <w:sz w:val="24"/>
+          <w:szCs w:val="24"/>
+          <w:highlight w:val="none"/>
+        </w:rPr>
+      </w:pPr>
+      <w:r>
+        <w:rPr>
+          <w:rFonts w:ascii="Arial" w:hAnsi="Arial" w:eastAsia="Arial" w:cs="Arial"/>
           <w:sz w:val="24"/>
           <w:szCs w:val="24"/>
           <w:highlight w:val="none"/>
           <w:lang w:val="pt-BR"/>
         </w:rPr>
-      </w:pPr>
-      <w:r>
-        <w:rPr>
-          <w:sz w:val="24"/>
-          <w:szCs w:val="24"/>
-          <w:highlight w:val="none"/>
-          <w:lang w:val="pt-BR"/>
-        </w:rPr>
-        <w:t xml:space="preserve">Caso o jogador tenha</w:t>
-      </w:r>
-      <w:r>
-        <w:rPr>
-          <w:sz w:val="24"/>
-          <w:szCs w:val="24"/>
-          <w:highlight w:val="none"/>
-          <w:lang w:val="pt-BR"/>
-        </w:rPr>
-        <w:t xml:space="preserve"> escolhido para que algum dos dois personagens ataque, aparecerá um quick-time event, em que ele deverá apertar o botão de interagir/confirmar quando a barra estiver mais próxima do centro. Quanto mais ao centro o jogador atacar, mais dano o ataque causará</w:t>
-      </w:r>
-      <w:r>
-        <w:rPr>
-          <w:sz w:val="24"/>
-          <w:szCs w:val="24"/>
-          <w:highlight w:val="none"/>
-          <w:lang w:val="pt-BR"/>
-        </w:rPr>
-      </w:r>
-      <w:r>
-        <w:rPr>
+        <w:t xml:space="preserve">[escrever sobre os puzzles]</w:t>
+      </w:r>
+      <w:r>
+        <w:rPr>
+          <w:rFonts w:ascii="Arial" w:hAnsi="Arial" w:eastAsia="Arial" w:cs="Arial"/>
           <w:sz w:val="24"/>
           <w:szCs w:val="24"/>
           <w:highlight w:val="none"/>
@@ -2997,35 +3638,28 @@
           <w:tab w:val="left" w:leader="none" w:pos="6497"/>
           <w:tab w:val="left" w:leader="none" w:pos="7672"/>
         </w:tabs>
-        <w:spacing/>
+        <w:spacing w:after="0" w:line="360" w:lineRule="auto"/>
         <w:ind w:firstLine="360" w:left="0"/>
-        <w:rPr>
+        <w:jc w:val="both"/>
+        <w:rPr>
+          <w:rFonts w:ascii="Arial" w:hAnsi="Arial" w:cs="Arial"/>
+          <w:sz w:val="24"/>
+          <w:szCs w:val="24"/>
+          <w:highlight w:val="none"/>
+        </w:rPr>
+      </w:pPr>
+      <w:r>
+        <w:rPr>
+          <w:rFonts w:ascii="Arial" w:hAnsi="Arial" w:eastAsia="Arial" w:cs="Arial"/>
           <w:sz w:val="24"/>
           <w:szCs w:val="24"/>
           <w:highlight w:val="none"/>
           <w:lang w:val="pt-BR"/>
         </w:rPr>
-      </w:pPr>
-      <w:r>
-        <w:rPr>
-          <w:sz w:val="24"/>
-          <w:szCs w:val="24"/>
-          <w:highlight w:val="none"/>
-          <w:lang w:val="pt-BR"/>
-        </w:rPr>
-        <w:t xml:space="preserve">Após o turno do jogador, será o turno dos oponentes, que será inciado um minigame no estilo bullet hell, onde ele terá que desviar dos ataques que será lançados em sua direção</w:t>
-      </w:r>
-      <w:r>
-        <w:rPr>
-          <w:sz w:val="24"/>
-          <w:szCs w:val="24"/>
-          <w:highlight w:val="none"/>
-          <w:lang w:val="pt-BR"/>
-        </w:rPr>
-        <w:t xml:space="preserve"> [desenvolver mais]</w:t>
-      </w:r>
-      <w:r>
-        <w:rPr>
+      </w:r>
+      <w:r>
+        <w:rPr>
+          <w:rFonts w:ascii="Arial" w:hAnsi="Arial" w:eastAsia="Arial" w:cs="Arial"/>
           <w:sz w:val="24"/>
           <w:szCs w:val="24"/>
           <w:highlight w:val="none"/>
@@ -3041,26 +3675,58 @@
           <w:tab w:val="left" w:leader="none" w:pos="6497"/>
           <w:tab w:val="left" w:leader="none" w:pos="7672"/>
         </w:tabs>
-        <w:spacing/>
+        <w:spacing w:after="0" w:line="360" w:lineRule="auto"/>
         <w:ind w:firstLine="360" w:left="0"/>
-        <w:rPr>
+        <w:jc w:val="both"/>
+        <w:rPr>
+          <w:rFonts w:ascii="Arial" w:hAnsi="Arial" w:cs="Arial"/>
+          <w:sz w:val="24"/>
+          <w:szCs w:val="24"/>
+          <w:highlight w:val="none"/>
+        </w:rPr>
+      </w:pPr>
+      <w:r>
+        <w:rPr>
+          <w:rFonts w:ascii="Arial" w:hAnsi="Arial" w:eastAsia="Arial" w:cs="Arial"/>
           <w:sz w:val="24"/>
           <w:szCs w:val="24"/>
           <w:highlight w:val="none"/>
           <w:lang w:val="pt-BR"/>
         </w:rPr>
-      </w:pPr>
-      <w:r>
-        <w:rPr>
+        <w:t xml:space="preserve">Ao começo do combate, o jogador será apresentado </w:t>
+      </w:r>
+      <w:r>
+        <w:rPr>
+          <w:rFonts w:ascii="Arial" w:hAnsi="Arial" w:eastAsia="Arial" w:cs="Arial"/>
           <w:sz w:val="24"/>
           <w:szCs w:val="24"/>
           <w:highlight w:val="none"/>
           <w:lang w:val="pt-BR"/>
         </w:rPr>
-        <w:t xml:space="preserve">O combate termina em 3 condições: caso o jogador derrote o oponente, seja convencendo-o a desistir da batalha ou matando-o; caso o jogador fuja da batalha; e caso o HP de ambos os personagens controlados pelo jogador atinja 0. O primeiro caso resulta em vitória, enquanto os dois casos seguintes contam como perda</w:t>
-      </w:r>
-      <w:r>
-        <w:rPr>
+        <w:t xml:space="preserve">com a seleção de personagem para seu turno, podendo escolher qual ação será tomada primeiro: a de Matthew ou de Gray. Ambos os personagens dispõem de ações bases e ações específicas. As ações base seriam ações que ambos os personagens podem realizar, como </w:t>
+      </w:r>
+      <w:r>
+        <w:rPr>
+          <w:rFonts w:ascii="Arial" w:hAnsi="Arial" w:eastAsia="Arial" w:cs="Arial"/>
+          <w:sz w:val="24"/>
+          <w:szCs w:val="24"/>
+          <w:highlight w:val="none"/>
+          <w:lang w:val="pt-BR"/>
+        </w:rPr>
+        <w:t xml:space="preserve">utilizar um item, defender, atacar, e, em sua essência, realizar uma ação</w:t>
+      </w:r>
+      <w:r>
+        <w:rPr>
+          <w:rFonts w:ascii="Arial" w:hAnsi="Arial" w:eastAsia="Arial" w:cs="Arial"/>
+          <w:sz w:val="24"/>
+          <w:szCs w:val="24"/>
+          <w:highlight w:val="none"/>
+          <w:lang w:val="pt-BR"/>
+        </w:rPr>
+      </w:r>
+      <w:r>
+        <w:rPr>
+          <w:rFonts w:ascii="Arial" w:hAnsi="Arial" w:eastAsia="Arial" w:cs="Arial"/>
           <w:sz w:val="24"/>
           <w:szCs w:val="24"/>
           <w:highlight w:val="none"/>
@@ -3076,33 +3742,54 @@
           <w:tab w:val="left" w:leader="none" w:pos="6497"/>
           <w:tab w:val="left" w:leader="none" w:pos="7672"/>
         </w:tabs>
-        <w:spacing/>
+        <w:spacing w:after="0" w:line="360" w:lineRule="auto"/>
         <w:ind w:firstLine="360" w:left="0"/>
-        <w:rPr>
+        <w:jc w:val="both"/>
+        <w:rPr>
+          <w:rFonts w:ascii="Arial" w:hAnsi="Arial" w:cs="Arial"/>
+          <w:sz w:val="24"/>
+          <w:szCs w:val="24"/>
+          <w:highlight w:val="none"/>
+        </w:rPr>
+      </w:pPr>
+      <w:r>
+        <w:rPr>
+          <w:rFonts w:ascii="Arial" w:hAnsi="Arial" w:eastAsia="Arial" w:cs="Arial"/>
           <w:sz w:val="24"/>
           <w:szCs w:val="24"/>
           <w:highlight w:val="none"/>
           <w:lang w:val="pt-BR"/>
         </w:rPr>
-      </w:pPr>
-      <w:r>
-        <w:rPr>
+        <w:t xml:space="preserve">As ações específicas são ações especiais para cada personagem. Matthew, por conta de seu físico e sua personalidade, consegue apenas realizar ações físicas no começo do jogo, pode</w:t>
+      </w:r>
+      <w:r>
+        <w:rPr>
+          <w:rFonts w:ascii="Arial" w:hAnsi="Arial" w:eastAsia="Arial" w:cs="Arial"/>
           <w:sz w:val="24"/>
           <w:szCs w:val="24"/>
           <w:highlight w:val="none"/>
           <w:lang w:val="pt-BR"/>
         </w:rPr>
-        <w:t xml:space="preserve">Ao final de uma batalha, o jogador ganhará uma quantidade de dinheiro, experiência, e, em caso de alguns inimigos especiais, será possível desbloquear alguns equipamentos especiais e/ou desbloqueá-los como NPCs, aos quais você pode interagir</w:t>
-      </w:r>
-      <w:r>
-        <w:rPr>
+        <w:t xml:space="preserve">ndo, a depender das escolhas do jogador, aprender a agir de forma mais persuasiva, sentimental; Ademais, por conta de sua personalidade, por ser mais responsável e saber seus limites, ele também é apresentado com a escolha de fugir do combate, encerrando-o</w:t>
+      </w:r>
+      <w:r>
+        <w:rPr>
+          <w:rFonts w:ascii="Arial" w:hAnsi="Arial" w:eastAsia="Arial" w:cs="Arial"/>
           <w:sz w:val="24"/>
           <w:szCs w:val="24"/>
           <w:highlight w:val="none"/>
           <w:lang w:val="pt-BR"/>
         </w:rPr>
       </w:r>
-      <w:r/>
+      <w:r>
+        <w:rPr>
+          <w:rFonts w:ascii="Arial" w:hAnsi="Arial" w:eastAsia="Arial" w:cs="Arial"/>
+          <w:sz w:val="24"/>
+          <w:szCs w:val="24"/>
+          <w:highlight w:val="none"/>
+          <w:lang w:val="pt-BR"/>
+        </w:rPr>
+      </w:r>
     </w:p>
     <w:p>
       <w:pPr>
@@ -3112,34 +3799,58 @@
           <w:tab w:val="left" w:leader="none" w:pos="6497"/>
           <w:tab w:val="left" w:leader="none" w:pos="7672"/>
         </w:tabs>
-        <w:spacing/>
+        <w:spacing w:after="0" w:line="360" w:lineRule="auto"/>
         <w:ind w:firstLine="360" w:left="0"/>
-        <w:rPr>
+        <w:jc w:val="both"/>
+        <w:rPr>
+          <w:rFonts w:ascii="Arial" w:hAnsi="Arial" w:cs="Arial"/>
+          <w:sz w:val="24"/>
+          <w:szCs w:val="24"/>
+          <w:highlight w:val="none"/>
+        </w:rPr>
+      </w:pPr>
+      <w:r>
+        <w:rPr>
+          <w:rFonts w:ascii="Arial" w:hAnsi="Arial" w:eastAsia="Arial" w:cs="Arial"/>
           <w:sz w:val="24"/>
           <w:szCs w:val="24"/>
           <w:highlight w:val="none"/>
           <w:lang w:val="pt-BR"/>
         </w:rPr>
-      </w:pPr>
-      <w:r>
-        <w:rPr>
+        <w:t xml:space="preserve">Gray, por sua inocência e coragem, detém a capacidade de realizar ações mais sociais, sendo mais amigável com seus oponentes, e</w:t>
+      </w:r>
+      <w:r>
+        <w:rPr>
+          <w:rFonts w:ascii="Arial" w:hAnsi="Arial" w:eastAsia="Arial" w:cs="Arial"/>
           <w:sz w:val="24"/>
           <w:szCs w:val="24"/>
           <w:highlight w:val="none"/>
           <w:lang w:val="pt-BR"/>
         </w:rPr>
-        <w:t xml:space="preserve">Metaforicamente, o início do jogo se inicia na parte mais superficial do consciente de Matthew, com os NPCs e inimigos sendo emoções e memórias mais mundanas e tranquilas. Nesse sentido, os diferentes métodos para lidar com os inimigos representam maneiras de tratar dessas memórias e emoções, seja ignorando-os ou aceitando-os como parte de si. </w:t>
-      </w:r>
-      <w:r>
-        <w:rPr>
+        <w:t xml:space="preserve">, ap</w:t>
+      </w:r>
+      <w:r>
+        <w:rPr>
+          <w:rFonts w:ascii="Arial" w:hAnsi="Arial" w:eastAsia="Arial" w:cs="Arial"/>
           <w:sz w:val="24"/>
           <w:szCs w:val="24"/>
           <w:highlight w:val="none"/>
           <w:lang w:val="pt-BR"/>
         </w:rPr>
-      </w:r>
-      <w:r>
-        <w:rPr>
+        <w:t xml:space="preserve">ós fazê-los baixar a guarda, convencê-los a desistir do combate. Além disso, por conta da presença de magia no outro mundo, ele também é capaz de usar feitiços, porém é mais especializado em feitiços de suporte, como cura, do que feitiços ofensivos</w:t>
+      </w:r>
+      <w:r>
+        <w:rPr>
+          <w:rFonts w:ascii="Arial" w:hAnsi="Arial" w:eastAsia="Arial" w:cs="Arial"/>
+          <w:sz w:val="24"/>
+          <w:szCs w:val="24"/>
+          <w:highlight w:val="none"/>
+          <w:lang w:val="pt-BR"/>
+        </w:rPr>
+      </w:r>
+      <w:r>
+        <w:rPr>
+          <w:rFonts w:ascii="Arial" w:hAnsi="Arial" w:eastAsia="Arial" w:cs="Arial"/>
           <w:sz w:val="24"/>
           <w:szCs w:val="24"/>
           <w:highlight w:val="none"/>
@@ -3155,60 +3866,312 @@
           <w:tab w:val="left" w:leader="none" w:pos="6497"/>
           <w:tab w:val="left" w:leader="none" w:pos="7672"/>
         </w:tabs>
-        <w:spacing/>
+        <w:spacing w:after="0" w:line="360" w:lineRule="auto"/>
         <w:ind w:firstLine="360" w:left="0"/>
-        <w:rPr>
+        <w:jc w:val="both"/>
+        <w:rPr>
+          <w:rFonts w:ascii="Arial" w:hAnsi="Arial" w:cs="Arial"/>
+          <w:sz w:val="24"/>
+          <w:szCs w:val="24"/>
+          <w:highlight w:val="none"/>
+        </w:rPr>
+      </w:pPr>
+      <w:r>
+        <w:rPr>
+          <w:rFonts w:ascii="Arial" w:hAnsi="Arial" w:eastAsia="Arial" w:cs="Arial"/>
           <w:sz w:val="24"/>
           <w:szCs w:val="24"/>
           <w:highlight w:val="none"/>
           <w:lang w:val="pt-BR"/>
         </w:rPr>
-      </w:pPr>
-      <w:r>
-        <w:rPr>
+        <w:t xml:space="preserve">Caso o jogador tenha</w:t>
+      </w:r>
+      <w:r>
+        <w:rPr>
+          <w:rFonts w:ascii="Arial" w:hAnsi="Arial" w:eastAsia="Arial" w:cs="Arial"/>
           <w:sz w:val="24"/>
           <w:szCs w:val="24"/>
           <w:highlight w:val="none"/>
           <w:lang w:val="pt-BR"/>
         </w:rPr>
-        <w:t xml:space="preserve">Com o avanço no jogo e a passagem para a exploração do subconsciente do personagem, os inimigos passam a ser mais complexos, representando traumas, memórias ruins, medos, consequentemente fazendo seus ataques se tornarem mais desafiadores</w:t>
-      </w:r>
-      <w:r>
-        <w:rPr>
+        <w:t xml:space="preserve"> escolhido para que algum dos dois personagens ataque, aparecerá um quick-time event, em que ele deverá apertar o botão de interagir/confirmar quando a barra estiver mais próxima do centro. Quanto mais ao centro o jogador atacar, mais dano o ataque causará</w:t>
+      </w:r>
+      <w:r>
+        <w:rPr>
+          <w:rFonts w:ascii="Arial" w:hAnsi="Arial" w:eastAsia="Arial" w:cs="Arial"/>
           <w:sz w:val="24"/>
           <w:szCs w:val="24"/>
           <w:highlight w:val="none"/>
           <w:lang w:val="pt-BR"/>
         </w:rPr>
       </w:r>
-      <w:r/>
+      <w:r>
+        <w:rPr>
+          <w:rFonts w:ascii="Arial" w:hAnsi="Arial" w:eastAsia="Arial" w:cs="Arial"/>
+          <w:sz w:val="24"/>
+          <w:szCs w:val="24"/>
+          <w:highlight w:val="none"/>
+          <w:lang w:val="pt-BR"/>
+        </w:rPr>
+      </w:r>
     </w:p>
     <w:p>
       <w:pPr>
-        <w:pBdr/>
-        <w:spacing/>
+        <w:pStyle w:val="881"/>
+        <w:pBdr/>
+        <w:tabs>
+          <w:tab w:val="left" w:leader="none" w:pos="6497"/>
+          <w:tab w:val="left" w:leader="none" w:pos="7672"/>
+        </w:tabs>
+        <w:spacing w:after="0" w:line="360" w:lineRule="auto"/>
+        <w:ind w:firstLine="360" w:left="0"/>
+        <w:jc w:val="both"/>
+        <w:rPr>
+          <w:rFonts w:ascii="Arial" w:hAnsi="Arial" w:cs="Arial"/>
+          <w:sz w:val="24"/>
+          <w:szCs w:val="24"/>
+          <w:highlight w:val="none"/>
+        </w:rPr>
+      </w:pPr>
+      <w:r>
+        <w:rPr>
+          <w:rFonts w:ascii="Arial" w:hAnsi="Arial" w:eastAsia="Arial" w:cs="Arial"/>
+          <w:sz w:val="24"/>
+          <w:szCs w:val="24"/>
+          <w:highlight w:val="none"/>
+          <w:lang w:val="pt-BR"/>
+        </w:rPr>
+        <w:t xml:space="preserve">Após o turno do jogador, será o turno dos oponentes, que será inciado um minigame no estilo bullet hell, onde ele terá que desviar dos ataques que será lançados em sua direção</w:t>
+      </w:r>
+      <w:r>
+        <w:rPr>
+          <w:rFonts w:ascii="Arial" w:hAnsi="Arial" w:eastAsia="Arial" w:cs="Arial"/>
+          <w:sz w:val="24"/>
+          <w:szCs w:val="24"/>
+          <w:highlight w:val="none"/>
+          <w:lang w:val="pt-BR"/>
+        </w:rPr>
+        <w:t xml:space="preserve"> [desenvolver mais]</w:t>
+      </w:r>
+      <w:r>
+        <w:rPr>
+          <w:rFonts w:ascii="Arial" w:hAnsi="Arial" w:eastAsia="Arial" w:cs="Arial"/>
+          <w:sz w:val="24"/>
+          <w:szCs w:val="24"/>
+          <w:highlight w:val="none"/>
+          <w:lang w:val="pt-BR"/>
+        </w:rPr>
+      </w:r>
+    </w:p>
+    <w:p>
+      <w:pPr>
+        <w:pStyle w:val="881"/>
+        <w:pBdr/>
+        <w:tabs>
+          <w:tab w:val="left" w:leader="none" w:pos="6497"/>
+          <w:tab w:val="left" w:leader="none" w:pos="7672"/>
+        </w:tabs>
+        <w:spacing w:after="0" w:line="360" w:lineRule="auto"/>
+        <w:ind w:firstLine="360" w:left="0"/>
+        <w:jc w:val="both"/>
+        <w:rPr>
+          <w:rFonts w:ascii="Arial" w:hAnsi="Arial" w:cs="Arial"/>
+          <w:sz w:val="24"/>
+          <w:szCs w:val="24"/>
+          <w:highlight w:val="none"/>
+        </w:rPr>
+      </w:pPr>
+      <w:r>
+        <w:rPr>
+          <w:rFonts w:ascii="Arial" w:hAnsi="Arial" w:eastAsia="Arial" w:cs="Arial"/>
+          <w:sz w:val="24"/>
+          <w:szCs w:val="24"/>
+          <w:highlight w:val="none"/>
+          <w:lang w:val="pt-BR"/>
+        </w:rPr>
+        <w:t xml:space="preserve">O combate termina em 3 condições: caso o jogador derrote o oponente, seja convencendo-o a desistir da batalha ou matando-o; caso o jogador fuja da batalha; e caso o HP de ambos os personagens controlados pelo jogador atinja 0. O primeiro caso resulta em vitória, enquanto os dois casos seguintes contam como perda</w:t>
+      </w:r>
+      <w:r>
+        <w:rPr>
+          <w:rFonts w:ascii="Arial" w:hAnsi="Arial" w:eastAsia="Arial" w:cs="Arial"/>
+          <w:sz w:val="24"/>
+          <w:szCs w:val="24"/>
+          <w:highlight w:val="none"/>
+          <w:lang w:val="pt-BR"/>
+        </w:rPr>
+      </w:r>
+    </w:p>
+    <w:p>
+      <w:pPr>
+        <w:pStyle w:val="881"/>
+        <w:pBdr/>
+        <w:tabs>
+          <w:tab w:val="left" w:leader="none" w:pos="6497"/>
+          <w:tab w:val="left" w:leader="none" w:pos="7672"/>
+        </w:tabs>
+        <w:spacing w:after="0" w:line="360" w:lineRule="auto"/>
+        <w:ind w:firstLine="360" w:left="0"/>
+        <w:jc w:val="both"/>
+        <w:rPr>
+          <w:rFonts w:ascii="Arial" w:hAnsi="Arial" w:cs="Arial"/>
+          <w:sz w:val="24"/>
+          <w:szCs w:val="24"/>
+          <w:highlight w:val="none"/>
+        </w:rPr>
+      </w:pPr>
+      <w:r>
+        <w:rPr>
+          <w:rFonts w:ascii="Arial" w:hAnsi="Arial" w:eastAsia="Arial" w:cs="Arial"/>
+          <w:sz w:val="24"/>
+          <w:szCs w:val="24"/>
+          <w:highlight w:val="none"/>
+          <w:lang w:val="pt-BR"/>
+        </w:rPr>
+        <w:t xml:space="preserve">Ao final de uma batalha, o jogador ganhará uma quantidade de dinheiro, experiência, e, em caso de alguns inimigos especiais, será possível desbloquear alguns equipamentos especiais e/ou desbloqueá-los como NPCs, aos quais você pode interagir</w:t>
+      </w:r>
+      <w:r>
+        <w:rPr>
+          <w:rFonts w:ascii="Arial" w:hAnsi="Arial" w:eastAsia="Arial" w:cs="Arial"/>
+          <w:sz w:val="24"/>
+          <w:szCs w:val="24"/>
+          <w:highlight w:val="none"/>
+          <w:lang w:val="pt-BR"/>
+        </w:rPr>
+      </w:r>
+      <w:r>
+        <w:rPr>
+          <w:rFonts w:ascii="Arial" w:hAnsi="Arial" w:eastAsia="Arial" w:cs="Arial"/>
+          <w:sz w:val="24"/>
+          <w:szCs w:val="24"/>
+        </w:rPr>
+      </w:r>
+    </w:p>
+    <w:p>
+      <w:pPr>
+        <w:pStyle w:val="881"/>
+        <w:pBdr/>
+        <w:tabs>
+          <w:tab w:val="left" w:leader="none" w:pos="6497"/>
+          <w:tab w:val="left" w:leader="none" w:pos="7672"/>
+        </w:tabs>
+        <w:spacing w:after="0" w:line="360" w:lineRule="auto"/>
+        <w:ind w:firstLine="360" w:left="0"/>
+        <w:jc w:val="both"/>
+        <w:rPr>
+          <w:rFonts w:ascii="Arial" w:hAnsi="Arial" w:cs="Arial"/>
+          <w:sz w:val="24"/>
+          <w:szCs w:val="24"/>
+          <w:highlight w:val="none"/>
+        </w:rPr>
+      </w:pPr>
+      <w:r>
+        <w:rPr>
+          <w:rFonts w:ascii="Arial" w:hAnsi="Arial" w:eastAsia="Arial" w:cs="Arial"/>
+          <w:sz w:val="24"/>
+          <w:szCs w:val="24"/>
+          <w:highlight w:val="none"/>
+          <w:lang w:val="pt-BR"/>
+        </w:rPr>
+        <w:t xml:space="preserve">Metaforicamente, o início do jogo se inicia na parte mais superficial do consciente de Matthew, com os NPCs e inimigos sendo emoções e memórias mais mundanas e tranquilas. Nesse sentido, os diferentes métodos para lidar com os inimigos representam maneiras de tratar dessas memórias e emoções, seja ignorando-os ou aceitando-os como parte de si. </w:t>
+      </w:r>
+      <w:r>
+        <w:rPr>
+          <w:rFonts w:ascii="Arial" w:hAnsi="Arial" w:eastAsia="Arial" w:cs="Arial"/>
+          <w:sz w:val="24"/>
+          <w:szCs w:val="24"/>
+          <w:highlight w:val="none"/>
+          <w:lang w:val="pt-BR"/>
+        </w:rPr>
+      </w:r>
+      <w:r>
+        <w:rPr>
+          <w:rFonts w:ascii="Arial" w:hAnsi="Arial" w:eastAsia="Arial" w:cs="Arial"/>
+          <w:sz w:val="24"/>
+          <w:szCs w:val="24"/>
+          <w:highlight w:val="none"/>
+          <w:lang w:val="pt-BR"/>
+        </w:rPr>
+      </w:r>
+    </w:p>
+    <w:p>
+      <w:pPr>
+        <w:pStyle w:val="881"/>
+        <w:pBdr/>
+        <w:tabs>
+          <w:tab w:val="left" w:leader="none" w:pos="6497"/>
+          <w:tab w:val="left" w:leader="none" w:pos="7672"/>
+        </w:tabs>
+        <w:spacing w:after="0" w:line="360" w:lineRule="auto"/>
+        <w:ind w:firstLine="360" w:left="0"/>
+        <w:jc w:val="both"/>
+        <w:rPr>
+          <w:rFonts w:ascii="Arial" w:hAnsi="Arial" w:cs="Arial"/>
+          <w:sz w:val="24"/>
+          <w:szCs w:val="24"/>
+          <w:highlight w:val="none"/>
+        </w:rPr>
+      </w:pPr>
+      <w:r>
+        <w:rPr>
+          <w:rFonts w:ascii="Arial" w:hAnsi="Arial" w:eastAsia="Arial" w:cs="Arial"/>
+          <w:sz w:val="24"/>
+          <w:szCs w:val="24"/>
+          <w:highlight w:val="none"/>
+          <w:lang w:val="pt-BR"/>
+        </w:rPr>
+        <w:t xml:space="preserve">Com o avanço no jogo e a passagem para a exploração do subconsciente do personagem, os inimigos passam a ser mais complexos, representando traumas, memórias ruins, medos, consequentemente fazendo seus ataques se tornarem mais desafiadores</w:t>
+      </w:r>
+      <w:r>
+        <w:rPr>
+          <w:rFonts w:ascii="Arial" w:hAnsi="Arial" w:eastAsia="Arial" w:cs="Arial"/>
+          <w:sz w:val="24"/>
+          <w:szCs w:val="24"/>
+          <w:highlight w:val="none"/>
+          <w:lang w:val="pt-BR"/>
+        </w:rPr>
+      </w:r>
+      <w:r>
+        <w:rPr>
+          <w:rFonts w:ascii="Arial" w:hAnsi="Arial" w:eastAsia="Arial" w:cs="Arial"/>
+          <w:sz w:val="24"/>
+          <w:szCs w:val="24"/>
+        </w:rPr>
+      </w:r>
+    </w:p>
+    <w:p>
+      <w:pPr>
+        <w:pBdr/>
+        <w:spacing w:after="0" w:line="360" w:lineRule="auto"/>
         <w:ind w:firstLine="360"/>
-        <w:rPr>
-          <w:sz w:val="28"/>
+        <w:jc w:val="both"/>
+        <w:rPr>
+          <w:rFonts w:ascii="Arial" w:hAnsi="Arial" w:cs="Arial"/>
+          <w:sz w:val="24"/>
+          <w:szCs w:val="24"/>
+        </w:rPr>
+      </w:pPr>
+      <w:r>
+        <w:rPr>
+          <w:rFonts w:ascii="Arial" w:hAnsi="Arial" w:eastAsia="Arial" w:cs="Arial"/>
+          <w:sz w:val="24"/>
+          <w:szCs w:val="24"/>
           <w:lang w:val="pt-BR"/>
         </w:rPr>
-      </w:pPr>
-      <w:r>
-        <w:rPr>
-          <w:sz w:val="28"/>
+        <w:br w:type="page" w:clear="all"/>
+      </w:r>
+      <w:r>
+        <w:rPr>
+          <w:rFonts w:ascii="Arial" w:hAnsi="Arial" w:eastAsia="Arial" w:cs="Arial"/>
+          <w:sz w:val="24"/>
+          <w:szCs w:val="24"/>
           <w:lang w:val="pt-BR"/>
         </w:rPr>
-        <w:br w:type="page" w:clear="all"/>
-      </w:r>
-      <w:r>
-        <w:rPr>
-          <w:sz w:val="28"/>
-          <w:lang w:val="pt-BR"/>
-        </w:rPr>
-      </w:r>
-      <w:r>
-        <w:rPr>
-          <w:sz w:val="28"/>
+      </w:r>
+      <w:r>
+        <w:rPr>
+          <w:rFonts w:ascii="Arial" w:hAnsi="Arial" w:eastAsia="Arial" w:cs="Arial"/>
+          <w:sz w:val="24"/>
+          <w:szCs w:val="24"/>
           <w:lang w:val="pt-BR"/>
         </w:rPr>
       </w:r>
@@ -3224,37 +4187,51 @@
         <w:tabs>
           <w:tab w:val="left" w:leader="none" w:pos="7672"/>
         </w:tabs>
-        <w:spacing/>
-        <w:ind/>
+        <w:spacing w:after="0" w:line="360" w:lineRule="auto"/>
+        <w:ind/>
+        <w:jc w:val="both"/>
         <w:outlineLvl w:val="0"/>
         <w:rPr>
+          <w:rFonts w:ascii="Arial" w:hAnsi="Arial" w:cs="Arial"/>
           <w:b/>
-          <w:sz w:val="40"/>
+          <w:sz w:val="24"/>
+          <w:szCs w:val="24"/>
+        </w:rPr>
+      </w:pPr>
+      <w:r>
+        <w:rPr>
+          <w:rFonts w:ascii="Arial" w:hAnsi="Arial" w:eastAsia="Arial" w:cs="Arial"/>
+          <w:sz w:val="24"/>
+          <w:szCs w:val="24"/>
+        </w:rPr>
+      </w:r>
+      <w:bookmarkStart w:id="3" w:name="_Toc381728153"/>
+      <w:r>
+        <w:rPr>
+          <w:rFonts w:ascii="Arial" w:hAnsi="Arial" w:eastAsia="Arial" w:cs="Arial"/>
+          <w:b/>
+          <w:sz w:val="24"/>
+          <w:szCs w:val="24"/>
           <w:lang w:val="pt-BR"/>
         </w:rPr>
-      </w:pPr>
-      <w:r/>
-      <w:bookmarkStart w:id="3" w:name="_Toc381728153"/>
-      <w:r>
-        <w:rPr>
+        <w:t xml:space="preserve">Personagens</w:t>
+      </w:r>
+      <w:bookmarkEnd w:id="3"/>
+      <w:r>
+        <w:rPr>
+          <w:rFonts w:ascii="Arial" w:hAnsi="Arial" w:eastAsia="Arial" w:cs="Arial"/>
           <w:b/>
-          <w:sz w:val="40"/>
+          <w:sz w:val="24"/>
+          <w:szCs w:val="24"/>
           <w:lang w:val="pt-BR"/>
         </w:rPr>
-        <w:t xml:space="preserve">Personagens</w:t>
-      </w:r>
-      <w:bookmarkEnd w:id="3"/>
-      <w:r>
-        <w:rPr>
+      </w:r>
+      <w:r>
+        <w:rPr>
+          <w:rFonts w:ascii="Arial" w:hAnsi="Arial" w:eastAsia="Arial" w:cs="Arial"/>
           <w:b/>
-          <w:sz w:val="40"/>
-          <w:lang w:val="pt-BR"/>
-        </w:rPr>
-      </w:r>
-      <w:r>
-        <w:rPr>
-          <w:b/>
-          <w:sz w:val="40"/>
+          <w:sz w:val="24"/>
+          <w:szCs w:val="24"/>
           <w:lang w:val="pt-BR"/>
         </w:rPr>
       </w:r>
@@ -3266,28 +4243,36 @@
         <w:tabs>
           <w:tab w:val="left" w:leader="none" w:pos="7672"/>
         </w:tabs>
-        <w:spacing/>
+        <w:spacing w:after="0" w:line="360" w:lineRule="auto"/>
         <w:ind w:left="360"/>
-        <w:rPr>
-          <w:sz w:val="28"/>
+        <w:jc w:val="both"/>
+        <w:rPr>
+          <w:rFonts w:ascii="Arial" w:hAnsi="Arial" w:cs="Arial"/>
+          <w:sz w:val="24"/>
+          <w:szCs w:val="24"/>
+        </w:rPr>
+      </w:pPr>
+      <w:r>
+        <w:rPr>
+          <w:rFonts w:ascii="Arial" w:hAnsi="Arial" w:eastAsia="Arial" w:cs="Arial"/>
+          <w:sz w:val="24"/>
+          <w:szCs w:val="24"/>
           <w:lang w:val="pt-BR"/>
         </w:rPr>
-      </w:pPr>
-      <w:r>
-        <w:rPr>
-          <w:sz w:val="28"/>
+      </w:r>
+      <w:r>
+        <w:rPr>
+          <w:rFonts w:ascii="Arial" w:hAnsi="Arial" w:eastAsia="Arial" w:cs="Arial"/>
+          <w:sz w:val="24"/>
+          <w:szCs w:val="24"/>
           <w:lang w:val="pt-BR"/>
         </w:rPr>
       </w:r>
       <w:r>
         <w:rPr>
-          <w:sz w:val="28"/>
-          <w:lang w:val="pt-BR"/>
-        </w:rPr>
-      </w:r>
-      <w:r>
-        <w:rPr>
-          <w:sz w:val="28"/>
+          <w:rFonts w:ascii="Arial" w:hAnsi="Arial" w:eastAsia="Arial" w:cs="Arial"/>
+          <w:sz w:val="24"/>
+          <w:szCs w:val="24"/>
           <w:lang w:val="pt-BR"/>
         </w:rPr>
       </w:r>
@@ -3299,30 +4284,38 @@
         <w:tabs>
           <w:tab w:val="left" w:leader="none" w:pos="7672"/>
         </w:tabs>
-        <w:spacing/>
+        <w:spacing w:after="0" w:line="360" w:lineRule="auto"/>
         <w:ind w:firstLine="360" w:left="0"/>
-        <w:rPr>
-          <w:sz w:val="24"/>
+        <w:jc w:val="both"/>
+        <w:rPr>
+          <w:rFonts w:ascii="Arial" w:hAnsi="Arial" w:cs="Arial"/>
+          <w:sz w:val="24"/>
+          <w:szCs w:val="24"/>
+          <w:highlight w:val="none"/>
+        </w:rPr>
+      </w:pPr>
+      <w:r>
+        <w:rPr>
+          <w:rFonts w:ascii="Arial" w:hAnsi="Arial" w:eastAsia="Arial" w:cs="Arial"/>
+          <w:sz w:val="24"/>
+          <w:szCs w:val="24"/>
           <w:lang w:val="pt-BR"/>
         </w:rPr>
-      </w:pPr>
-      <w:r>
-        <w:rPr>
+        <w:t xml:space="preserve">- Descrição das características dos personagens principais (nome, idade, tipo...);</w:t>
+      </w:r>
+      <w:r>
+        <w:rPr>
+          <w:rFonts w:ascii="Arial" w:hAnsi="Arial" w:eastAsia="Arial" w:cs="Arial"/>
           <w:sz w:val="24"/>
           <w:szCs w:val="24"/>
           <w:lang w:val="pt-BR"/>
         </w:rPr>
-        <w:t xml:space="preserve">- Descrição das características dos personagens principais (nome, idade, tipo...);</w:t>
-      </w:r>
-      <w:r>
-        <w:rPr>
-          <w:sz w:val="24"/>
-          <w:lang w:val="pt-BR"/>
-        </w:rPr>
-      </w:r>
-      <w:r>
-        <w:rPr>
-          <w:sz w:val="24"/>
+      </w:r>
+      <w:r>
+        <w:rPr>
+          <w:rFonts w:ascii="Arial" w:hAnsi="Arial" w:eastAsia="Arial" w:cs="Arial"/>
+          <w:sz w:val="24"/>
+          <w:szCs w:val="24"/>
           <w:lang w:val="pt-BR"/>
         </w:rPr>
       </w:r>
@@ -3334,16 +4327,26 @@
         <w:tabs>
           <w:tab w:val="left" w:leader="none" w:pos="7672"/>
         </w:tabs>
-        <w:spacing/>
+        <w:spacing w:after="0" w:line="360" w:lineRule="auto"/>
         <w:ind w:firstLine="360" w:left="0"/>
-        <w:rPr>
+        <w:jc w:val="both"/>
+        <w:rPr>
+          <w:rFonts w:ascii="Arial" w:hAnsi="Arial" w:cs="Arial"/>
+          <w:sz w:val="24"/>
+          <w:szCs w:val="24"/>
+        </w:rPr>
+      </w:pPr>
+      <w:r>
+        <w:rPr>
+          <w:rFonts w:ascii="Arial" w:hAnsi="Arial" w:eastAsia="Arial" w:cs="Arial"/>
           <w:sz w:val="24"/>
           <w:szCs w:val="24"/>
           <w:lang w:val="pt-BR"/>
         </w:rPr>
-      </w:pPr>
-      <w:r>
-        <w:rPr>
+      </w:r>
+      <w:r>
+        <w:rPr>
+          <w:rFonts w:ascii="Arial" w:hAnsi="Arial" w:eastAsia="Arial" w:cs="Arial"/>
           <w:sz w:val="24"/>
           <w:szCs w:val="24"/>
           <w:lang w:val="pt-BR"/>
@@ -3351,13 +4354,7 @@
       </w:r>
       <w:r>
         <w:rPr>
-          <w:sz w:val="24"/>
-          <w:szCs w:val="24"/>
-          <w:lang w:val="pt-BR"/>
-        </w:rPr>
-      </w:r>
-      <w:r>
-        <w:rPr>
+          <w:rFonts w:ascii="Arial" w:hAnsi="Arial" w:eastAsia="Arial" w:cs="Arial"/>
           <w:sz w:val="24"/>
           <w:szCs w:val="24"/>
           <w:lang w:val="pt-BR"/>
@@ -3371,28 +4368,123 @@
         <w:tabs>
           <w:tab w:val="left" w:leader="none" w:pos="7672"/>
         </w:tabs>
-        <w:spacing/>
+        <w:spacing w:after="0" w:line="360" w:lineRule="auto"/>
         <w:ind w:firstLine="360" w:left="0"/>
-        <w:rPr>
-          <w:sz w:val="24"/>
+        <w:jc w:val="both"/>
+        <w:rPr>
+          <w:rFonts w:ascii="Arial" w:hAnsi="Arial" w:cs="Arial"/>
+          <w:sz w:val="24"/>
+          <w:szCs w:val="24"/>
+        </w:rPr>
+      </w:pPr>
+      <w:r>
+        <w:rPr>
+          <w:rFonts w:ascii="Arial" w:hAnsi="Arial" w:eastAsia="Arial" w:cs="Arial"/>
+          <w:sz w:val="24"/>
+          <w:szCs w:val="24"/>
+          <w:highlight w:val="none"/>
           <w:lang w:val="pt-BR"/>
         </w:rPr>
-      </w:pPr>
-      <w:r>
-        <w:rPr>
-          <w:sz w:val="24"/>
+      </w:r>
+      <w:r>
+        <w:rPr>
+          <w:rFonts w:ascii="Arial" w:hAnsi="Arial" w:eastAsia="Arial" w:cs="Arial"/>
+          <w:sz w:val="24"/>
+          <w:szCs w:val="24"/>
           <w:lang w:val="pt-BR"/>
         </w:rPr>
-      </w:r>
-      <w:r>
-        <w:rPr>
-          <w:sz w:val="24"/>
+        <mc:AlternateContent>
+          <mc:Choice Requires="wpg">
+            <w:drawing>
+              <wp:anchor xmlns:wp="http://schemas.openxmlformats.org/drawingml/2006/wordprocessingDrawing" xmlns:wp14="http://schemas.microsoft.com/office/word/2010/wordprocessingDrawing" distT="0" distB="0" distL="115200" distR="115200" simplePos="0" relativeHeight="2048" behindDoc="0" locked="0" layoutInCell="1" allowOverlap="1">
+                <wp:simplePos x="0" y="0"/>
+                <wp:positionH relativeFrom="column">
+                  <wp:posOffset>228600</wp:posOffset>
+                </wp:positionH>
+                <wp:positionV relativeFrom="paragraph">
+                  <wp:posOffset>95079</wp:posOffset>
+                </wp:positionV>
+                <wp:extent cx="1048725" cy="1783886"/>
+                <wp:effectExtent l="0" t="0" r="0" b="0"/>
+                <wp:wrapSquare wrapText="bothSides"/>
+                <wp:docPr id="1" name=""/>
+                <wp:cNvGraphicFramePr>
+                  <a:graphicFrameLocks xmlns:a="http://schemas.openxmlformats.org/drawingml/2006/main" noChangeAspect="1"/>
+                </wp:cNvGraphicFramePr>
+                <a:graphic xmlns:a="http://schemas.openxmlformats.org/drawingml/2006/main">
+                  <a:graphicData uri="http://schemas.openxmlformats.org/drawingml/2006/picture">
+                    <pic:pic xmlns:pic="http://schemas.openxmlformats.org/drawingml/2006/picture">
+                      <pic:nvPicPr>
+                        <pic:cNvPr id="2073052774" name=""/>
+                        <pic:cNvPicPr>
+                          <a:picLocks noChangeAspect="1"/>
+                        </pic:cNvPicPr>
+                        <pic:nvPr/>
+                      </pic:nvPicPr>
+                      <pic:blipFill>
+                        <a:blip r:embed="rId10"/>
+                        <a:stretch/>
+                      </pic:blipFill>
+                      <pic:spPr bwMode="auto">
+                        <a:xfrm flipH="0" flipV="0">
+                          <a:off x="0" y="0"/>
+                          <a:ext cx="1048724" cy="1783885"/>
+                        </a:xfrm>
+                        <a:prstGeom prst="rect">
+                          <a:avLst/>
+                        </a:prstGeom>
+                      </pic:spPr>
+                    </pic:pic>
+                  </a:graphicData>
+                </a:graphic>
+              </wp:anchor>
+            </w:drawing>
+          </mc:Choice>
+          <mc:Fallback>
+            <w:pict>
+              <v:shapetype id="_x0000_t75" coordsize="21600,21600" o:spt="75" o:preferrelative="t" path="m@4@5l@4@11@9@11@9@5xe" filled="f" stroked="f">
+                <v:stroke joinstyle="miter"/>
+                <v:formulas>
+                  <v:f eqn="if lineDrawn pixelLineWidth 0"/>
+                  <v:f eqn="sum @0 1 0"/>
+                  <v:f eqn="sum 0 0 @1"/>
+                  <v:f eqn="prod @2 1 2"/>
+                  <v:f eqn="prod @3 21600 pixelWidth"/>
+                  <v:f eqn="prod @3 21600 pixelHeight"/>
+                  <v:f eqn="sum @0 0 1"/>
+                  <v:f eqn="prod @6 1 2"/>
+                  <v:f eqn="prod @7 21600 pixelWidth"/>
+                  <v:f eqn="sum @8 21600 0"/>
+                  <v:f eqn="prod @7 21600 pixelHeight"/>
+                  <v:f eqn="sum @10 21600 0"/>
+                </v:formulas>
+                <v:path o:extrusionok="f" gradientshapeok="t" o:connecttype="rect"/>
+                <o:lock v:ext="edit" aspectratio="t"/>
+              </v:shapetype>
+              <v:shape id="_x0000_i0" o:spid="_x0000_s0" type="#_x0000_t75" style="position:absolute;z-index:2048;o:allowoverlap:true;o:allowincell:true;mso-position-horizontal-relative:text;margin-left:18.00pt;mso-position-horizontal:absolute;mso-position-vertical-relative:text;margin-top:7.49pt;mso-position-vertical:absolute;width:82.58pt;height:140.46pt;mso-wrap-distance-left:9.07pt;mso-wrap-distance-top:0.00pt;mso-wrap-distance-right:9.07pt;mso-wrap-distance-bottom:0.00pt;z-index:1;" stroked="false">
+                <w10:wrap type="square"/>
+                <v:imagedata r:id="rId10" o:title=""/>
+                <o:lock v:ext="edit" rotation="t"/>
+              </v:shape>
+            </w:pict>
+          </mc:Fallback>
+        </mc:AlternateContent>
+      </w:r>
+      <w:r>
+        <w:rPr>
+          <w:rFonts w:ascii="Arial" w:hAnsi="Arial" w:eastAsia="Arial" w:cs="Arial"/>
+          <w:sz w:val="24"/>
+          <w:szCs w:val="24"/>
+          <w:highlight w:val="none"/>
           <w:lang w:val="pt-BR"/>
         </w:rPr>
       </w:r>
       <w:r>
         <w:rPr>
-          <w:sz w:val="24"/>
+          <w:rFonts w:ascii="Arial" w:hAnsi="Arial" w:eastAsia="Arial" w:cs="Arial"/>
+          <w:sz w:val="24"/>
+          <w:szCs w:val="24"/>
+          <w:highlight w:val="none"/>
           <w:lang w:val="pt-BR"/>
         </w:rPr>
       </w:r>
@@ -3404,36 +4496,38 @@
         <w:tabs>
           <w:tab w:val="left" w:leader="none" w:pos="7672"/>
         </w:tabs>
-        <w:spacing/>
+        <w:spacing w:after="0" w:line="360" w:lineRule="auto"/>
         <w:ind w:firstLine="360" w:left="0"/>
-        <w:rPr>
-          <w:sz w:val="24"/>
+        <w:jc w:val="both"/>
+        <w:rPr>
+          <w:rFonts w:ascii="Arial" w:hAnsi="Arial" w:cs="Arial"/>
+          <w:sz w:val="24"/>
+          <w:szCs w:val="24"/>
+          <w:highlight w:val="none"/>
+        </w:rPr>
+      </w:pPr>
+      <w:r>
+        <w:rPr>
+          <w:rFonts w:ascii="Arial" w:hAnsi="Arial" w:eastAsia="Arial" w:cs="Arial"/>
+          <w:sz w:val="24"/>
+          <w:szCs w:val="24"/>
           <w:lang w:val="pt-BR"/>
         </w:rPr>
-      </w:pPr>
-      <w:r>
-        <w:rPr>
-          <w:sz w:val="24"/>
+        <w:t xml:space="preserve">Nome: Matthew</w:t>
+      </w:r>
+      <w:r>
+        <w:rPr>
+          <w:rFonts w:ascii="Arial" w:hAnsi="Arial" w:eastAsia="Arial" w:cs="Arial"/>
+          <w:sz w:val="24"/>
+          <w:szCs w:val="24"/>
           <w:lang w:val="pt-BR"/>
         </w:rPr>
-        <w:t xml:space="preserve">- </w:t>
-      </w:r>
-      <w:r>
-        <w:rPr>
-          <w:sz w:val="24"/>
-          <w:lang w:val="pt-BR"/>
-        </w:rPr>
-        <w:t xml:space="preserve">História do passado dos personagens;</w:t>
-      </w:r>
-      <w:r>
-        <w:rPr>
-          <w:sz w:val="24"/>
-          <w:lang w:val="pt-BR"/>
-        </w:rPr>
-      </w:r>
-      <w:r>
-        <w:rPr>
-          <w:sz w:val="24"/>
+      </w:r>
+      <w:r>
+        <w:rPr>
+          <w:rFonts w:ascii="Arial" w:hAnsi="Arial" w:eastAsia="Arial" w:cs="Arial"/>
+          <w:sz w:val="24"/>
+          <w:szCs w:val="24"/>
           <w:lang w:val="pt-BR"/>
         </w:rPr>
       </w:r>
@@ -3445,28 +4539,31 @@
         <w:tabs>
           <w:tab w:val="left" w:leader="none" w:pos="7672"/>
         </w:tabs>
-        <w:spacing/>
+        <w:spacing w:after="0" w:line="360" w:lineRule="auto"/>
         <w:ind w:firstLine="360" w:left="0"/>
-        <w:rPr>
-          <w:sz w:val="24"/>
+        <w:jc w:val="both"/>
+        <w:rPr>
+          <w:rFonts w:ascii="Arial" w:hAnsi="Arial" w:cs="Arial"/>
+          <w:sz w:val="24"/>
+          <w:szCs w:val="24"/>
+        </w:rPr>
+      </w:pPr>
+      <w:r>
+        <w:rPr>
+          <w:rFonts w:ascii="Arial" w:hAnsi="Arial" w:eastAsia="Arial" w:cs="Arial"/>
+          <w:sz w:val="24"/>
+          <w:szCs w:val="24"/>
+          <w:highlight w:val="none"/>
           <w:lang w:val="pt-BR"/>
         </w:rPr>
-      </w:pPr>
-      <w:r>
-        <w:rPr>
-          <w:sz w:val="24"/>
-          <w:lang w:val="pt-BR"/>
-        </w:rPr>
-      </w:r>
-      <w:r>
-        <w:rPr>
-          <w:sz w:val="24"/>
-          <w:lang w:val="pt-BR"/>
-        </w:rPr>
-      </w:r>
-      <w:r>
-        <w:rPr>
-          <w:sz w:val="24"/>
+        <w:t xml:space="preserve">Idade: 21</w:t>
+      </w:r>
+      <w:r>
+        <w:rPr>
+          <w:rFonts w:ascii="Arial" w:hAnsi="Arial" w:eastAsia="Arial" w:cs="Arial"/>
+          <w:sz w:val="24"/>
+          <w:szCs w:val="24"/>
+          <w:highlight w:val="none"/>
           <w:lang w:val="pt-BR"/>
         </w:rPr>
       </w:r>
@@ -3478,36 +4575,36 @@
         <w:tabs>
           <w:tab w:val="left" w:leader="none" w:pos="7672"/>
         </w:tabs>
-        <w:spacing/>
+        <w:spacing w:after="0" w:line="360" w:lineRule="auto"/>
         <w:ind w:firstLine="360" w:left="0"/>
-        <w:rPr>
-          <w:sz w:val="24"/>
+        <w:jc w:val="both"/>
+        <w:rPr>
+          <w:rFonts w:ascii="Arial" w:hAnsi="Arial" w:cs="Arial"/>
+          <w:sz w:val="24"/>
+          <w:szCs w:val="24"/>
+        </w:rPr>
+      </w:pPr>
+      <w:r>
+        <w:rPr>
+          <w:rFonts w:ascii="Arial" w:hAnsi="Arial" w:eastAsia="Arial" w:cs="Arial"/>
+          <w:sz w:val="24"/>
+          <w:szCs w:val="24"/>
           <w:lang w:val="pt-BR"/>
         </w:rPr>
-      </w:pPr>
-      <w:r>
-        <w:rPr>
-          <w:sz w:val="24"/>
+      </w:r>
+      <w:r>
+        <w:rPr>
+          <w:rFonts w:ascii="Arial" w:hAnsi="Arial" w:eastAsia="Arial" w:cs="Arial"/>
+          <w:sz w:val="24"/>
+          <w:szCs w:val="24"/>
           <w:lang w:val="pt-BR"/>
         </w:rPr>
-        <w:t xml:space="preserve">- </w:t>
-      </w:r>
-      <w:r>
-        <w:rPr>
-          <w:sz w:val="24"/>
-          <w:lang w:val="pt-BR"/>
-        </w:rPr>
-        <w:t xml:space="preserve">Personalidade dos personagens;</w:t>
-      </w:r>
-      <w:r>
-        <w:rPr>
-          <w:sz w:val="24"/>
-          <w:lang w:val="pt-BR"/>
-        </w:rPr>
-      </w:r>
-      <w:r>
-        <w:rPr>
-          <w:sz w:val="24"/>
+      </w:r>
+      <w:r>
+        <w:rPr>
+          <w:rFonts w:ascii="Arial" w:hAnsi="Arial" w:eastAsia="Arial" w:cs="Arial"/>
+          <w:sz w:val="24"/>
+          <w:szCs w:val="24"/>
           <w:lang w:val="pt-BR"/>
         </w:rPr>
       </w:r>
@@ -3519,28 +4616,46 @@
         <w:tabs>
           <w:tab w:val="left" w:leader="none" w:pos="7672"/>
         </w:tabs>
-        <w:spacing/>
+        <w:spacing w:after="0" w:line="360" w:lineRule="auto"/>
         <w:ind w:firstLine="360" w:left="0"/>
-        <w:rPr>
-          <w:sz w:val="24"/>
+        <w:jc w:val="both"/>
+        <w:rPr>
+          <w:rFonts w:ascii="Arial" w:hAnsi="Arial" w:cs="Arial"/>
+          <w:sz w:val="24"/>
+          <w:szCs w:val="24"/>
+        </w:rPr>
+      </w:pPr>
+      <w:r>
+        <w:rPr>
+          <w:rFonts w:ascii="Arial" w:hAnsi="Arial" w:eastAsia="Arial" w:cs="Arial"/>
+          <w:sz w:val="24"/>
+          <w:szCs w:val="24"/>
           <w:lang w:val="pt-BR"/>
         </w:rPr>
-      </w:pPr>
-      <w:r>
-        <w:rPr>
-          <w:sz w:val="24"/>
+        <w:t xml:space="preserve">- </w:t>
+      </w:r>
+      <w:r>
+        <w:rPr>
+          <w:rFonts w:ascii="Arial" w:hAnsi="Arial" w:eastAsia="Arial" w:cs="Arial"/>
+          <w:sz w:val="24"/>
+          <w:szCs w:val="24"/>
           <w:lang w:val="pt-BR"/>
         </w:rPr>
-      </w:r>
-      <w:r>
-        <w:rPr>
-          <w:sz w:val="24"/>
+        <w:t xml:space="preserve">História do passado dos personagens;</w:t>
+      </w:r>
+      <w:r>
+        <w:rPr>
+          <w:rFonts w:ascii="Arial" w:hAnsi="Arial" w:eastAsia="Arial" w:cs="Arial"/>
+          <w:sz w:val="24"/>
+          <w:szCs w:val="24"/>
           <w:lang w:val="pt-BR"/>
         </w:rPr>
       </w:r>
       <w:r>
         <w:rPr>
-          <w:sz w:val="24"/>
+          <w:rFonts w:ascii="Arial" w:hAnsi="Arial" w:eastAsia="Arial" w:cs="Arial"/>
+          <w:sz w:val="24"/>
+          <w:szCs w:val="24"/>
           <w:lang w:val="pt-BR"/>
         </w:rPr>
       </w:r>
@@ -3552,36 +4667,36 @@
         <w:tabs>
           <w:tab w:val="left" w:leader="none" w:pos="7672"/>
         </w:tabs>
-        <w:spacing/>
+        <w:spacing w:after="0" w:line="360" w:lineRule="auto"/>
         <w:ind w:firstLine="360" w:left="0"/>
-        <w:rPr>
-          <w:sz w:val="24"/>
+        <w:jc w:val="both"/>
+        <w:rPr>
+          <w:rFonts w:ascii="Arial" w:hAnsi="Arial" w:cs="Arial"/>
+          <w:sz w:val="24"/>
+          <w:szCs w:val="24"/>
+        </w:rPr>
+      </w:pPr>
+      <w:r>
+        <w:rPr>
+          <w:rFonts w:ascii="Arial" w:hAnsi="Arial" w:eastAsia="Arial" w:cs="Arial"/>
+          <w:sz w:val="24"/>
+          <w:szCs w:val="24"/>
           <w:lang w:val="pt-BR"/>
         </w:rPr>
-      </w:pPr>
-      <w:r>
-        <w:rPr>
-          <w:sz w:val="24"/>
+      </w:r>
+      <w:r>
+        <w:rPr>
+          <w:rFonts w:ascii="Arial" w:hAnsi="Arial" w:eastAsia="Arial" w:cs="Arial"/>
+          <w:sz w:val="24"/>
+          <w:szCs w:val="24"/>
           <w:lang w:val="pt-BR"/>
         </w:rPr>
-        <w:t xml:space="preserve">- </w:t>
-      </w:r>
-      <w:r>
-        <w:rPr>
-          <w:sz w:val="24"/>
-          <w:lang w:val="pt-BR"/>
-        </w:rPr>
-        <w:t xml:space="preserve">Habilidades características de cada personagem (poderes especiais, golpes especiais, armas...);</w:t>
-      </w:r>
-      <w:r>
-        <w:rPr>
-          <w:sz w:val="24"/>
-          <w:lang w:val="pt-BR"/>
-        </w:rPr>
-      </w:r>
-      <w:r>
-        <w:rPr>
-          <w:sz w:val="24"/>
+      </w:r>
+      <w:r>
+        <w:rPr>
+          <w:rFonts w:ascii="Arial" w:hAnsi="Arial" w:eastAsia="Arial" w:cs="Arial"/>
+          <w:sz w:val="24"/>
+          <w:szCs w:val="24"/>
           <w:lang w:val="pt-BR"/>
         </w:rPr>
       </w:r>
@@ -3593,28 +4708,46 @@
         <w:tabs>
           <w:tab w:val="left" w:leader="none" w:pos="7672"/>
         </w:tabs>
-        <w:spacing/>
+        <w:spacing w:after="0" w:line="360" w:lineRule="auto"/>
         <w:ind w:firstLine="360" w:left="0"/>
-        <w:rPr>
-          <w:sz w:val="24"/>
+        <w:jc w:val="both"/>
+        <w:rPr>
+          <w:rFonts w:ascii="Arial" w:hAnsi="Arial" w:cs="Arial"/>
+          <w:sz w:val="24"/>
+          <w:szCs w:val="24"/>
+        </w:rPr>
+      </w:pPr>
+      <w:r>
+        <w:rPr>
+          <w:rFonts w:ascii="Arial" w:hAnsi="Arial" w:eastAsia="Arial" w:cs="Arial"/>
+          <w:sz w:val="24"/>
+          <w:szCs w:val="24"/>
           <w:lang w:val="pt-BR"/>
         </w:rPr>
-      </w:pPr>
-      <w:r>
-        <w:rPr>
-          <w:sz w:val="24"/>
+        <w:t xml:space="preserve">- </w:t>
+      </w:r>
+      <w:r>
+        <w:rPr>
+          <w:rFonts w:ascii="Arial" w:hAnsi="Arial" w:eastAsia="Arial" w:cs="Arial"/>
+          <w:sz w:val="24"/>
+          <w:szCs w:val="24"/>
           <w:lang w:val="pt-BR"/>
         </w:rPr>
-      </w:r>
-      <w:r>
-        <w:rPr>
-          <w:sz w:val="24"/>
+        <w:t xml:space="preserve">Personalidade dos personagens;</w:t>
+      </w:r>
+      <w:r>
+        <w:rPr>
+          <w:rFonts w:ascii="Arial" w:hAnsi="Arial" w:eastAsia="Arial" w:cs="Arial"/>
+          <w:sz w:val="24"/>
+          <w:szCs w:val="24"/>
           <w:lang w:val="pt-BR"/>
         </w:rPr>
       </w:r>
       <w:r>
         <w:rPr>
-          <w:sz w:val="24"/>
+          <w:rFonts w:ascii="Arial" w:hAnsi="Arial" w:eastAsia="Arial" w:cs="Arial"/>
+          <w:sz w:val="24"/>
+          <w:szCs w:val="24"/>
           <w:lang w:val="pt-BR"/>
         </w:rPr>
       </w:r>
@@ -3626,36 +4759,36 @@
         <w:tabs>
           <w:tab w:val="left" w:leader="none" w:pos="7672"/>
         </w:tabs>
-        <w:spacing/>
+        <w:spacing w:after="0" w:line="360" w:lineRule="auto"/>
         <w:ind w:firstLine="360" w:left="0"/>
-        <w:rPr>
-          <w:sz w:val="24"/>
+        <w:jc w:val="both"/>
+        <w:rPr>
+          <w:rFonts w:ascii="Arial" w:hAnsi="Arial" w:cs="Arial"/>
+          <w:sz w:val="24"/>
+          <w:szCs w:val="24"/>
+        </w:rPr>
+      </w:pPr>
+      <w:r>
+        <w:rPr>
+          <w:rFonts w:ascii="Arial" w:hAnsi="Arial" w:eastAsia="Arial" w:cs="Arial"/>
+          <w:sz w:val="24"/>
+          <w:szCs w:val="24"/>
           <w:lang w:val="pt-BR"/>
         </w:rPr>
-      </w:pPr>
-      <w:r>
-        <w:rPr>
-          <w:sz w:val="24"/>
+      </w:r>
+      <w:r>
+        <w:rPr>
+          <w:rFonts w:ascii="Arial" w:hAnsi="Arial" w:eastAsia="Arial" w:cs="Arial"/>
+          <w:sz w:val="24"/>
+          <w:szCs w:val="24"/>
           <w:lang w:val="pt-BR"/>
         </w:rPr>
-        <w:t xml:space="preserve">- </w:t>
-      </w:r>
-      <w:r>
-        <w:rPr>
-          <w:sz w:val="24"/>
-          <w:lang w:val="pt-BR"/>
-        </w:rPr>
-        <w:t xml:space="preserve">Ilustração visual dos personagens;</w:t>
-      </w:r>
-      <w:r>
-        <w:rPr>
-          <w:sz w:val="24"/>
-          <w:lang w:val="pt-BR"/>
-        </w:rPr>
-      </w:r>
-      <w:r>
-        <w:rPr>
-          <w:sz w:val="24"/>
+      </w:r>
+      <w:r>
+        <w:rPr>
+          <w:rFonts w:ascii="Arial" w:hAnsi="Arial" w:eastAsia="Arial" w:cs="Arial"/>
+          <w:sz w:val="24"/>
+          <w:szCs w:val="24"/>
           <w:lang w:val="pt-BR"/>
         </w:rPr>
       </w:r>
@@ -3667,28 +4800,46 @@
         <w:tabs>
           <w:tab w:val="left" w:leader="none" w:pos="7672"/>
         </w:tabs>
-        <w:spacing/>
+        <w:spacing w:after="0" w:line="360" w:lineRule="auto"/>
         <w:ind w:firstLine="360" w:left="0"/>
-        <w:rPr>
-          <w:sz w:val="24"/>
+        <w:jc w:val="both"/>
+        <w:rPr>
+          <w:rFonts w:ascii="Arial" w:hAnsi="Arial" w:cs="Arial"/>
+          <w:sz w:val="24"/>
+          <w:szCs w:val="24"/>
+        </w:rPr>
+      </w:pPr>
+      <w:r>
+        <w:rPr>
+          <w:rFonts w:ascii="Arial" w:hAnsi="Arial" w:eastAsia="Arial" w:cs="Arial"/>
+          <w:sz w:val="24"/>
+          <w:szCs w:val="24"/>
           <w:lang w:val="pt-BR"/>
         </w:rPr>
-      </w:pPr>
-      <w:r>
-        <w:rPr>
-          <w:sz w:val="24"/>
+        <w:t xml:space="preserve">- </w:t>
+      </w:r>
+      <w:r>
+        <w:rPr>
+          <w:rFonts w:ascii="Arial" w:hAnsi="Arial" w:eastAsia="Arial" w:cs="Arial"/>
+          <w:sz w:val="24"/>
+          <w:szCs w:val="24"/>
           <w:lang w:val="pt-BR"/>
         </w:rPr>
-      </w:r>
-      <w:r>
-        <w:rPr>
-          <w:sz w:val="24"/>
+        <w:t xml:space="preserve">Habilidades características de cada personagem (poderes especiais, golpes especiais, armas...);</w:t>
+      </w:r>
+      <w:r>
+        <w:rPr>
+          <w:rFonts w:ascii="Arial" w:hAnsi="Arial" w:eastAsia="Arial" w:cs="Arial"/>
+          <w:sz w:val="24"/>
+          <w:szCs w:val="24"/>
           <w:lang w:val="pt-BR"/>
         </w:rPr>
       </w:r>
       <w:r>
         <w:rPr>
-          <w:sz w:val="24"/>
+          <w:rFonts w:ascii="Arial" w:hAnsi="Arial" w:eastAsia="Arial" w:cs="Arial"/>
+          <w:sz w:val="24"/>
+          <w:szCs w:val="24"/>
           <w:lang w:val="pt-BR"/>
         </w:rPr>
       </w:r>
@@ -3700,50 +4851,36 @@
         <w:tabs>
           <w:tab w:val="left" w:leader="none" w:pos="7672"/>
         </w:tabs>
-        <w:spacing/>
+        <w:spacing w:after="0" w:line="360" w:lineRule="auto"/>
         <w:ind w:firstLine="360" w:left="0"/>
-        <w:rPr>
-          <w:sz w:val="24"/>
+        <w:jc w:val="both"/>
+        <w:rPr>
+          <w:rFonts w:ascii="Arial" w:hAnsi="Arial" w:cs="Arial"/>
+          <w:sz w:val="24"/>
+          <w:szCs w:val="24"/>
+        </w:rPr>
+      </w:pPr>
+      <w:r>
+        <w:rPr>
+          <w:rFonts w:ascii="Arial" w:hAnsi="Arial" w:eastAsia="Arial" w:cs="Arial"/>
+          <w:sz w:val="24"/>
+          <w:szCs w:val="24"/>
           <w:lang w:val="pt-BR"/>
         </w:rPr>
-      </w:pPr>
-      <w:r>
-        <w:rPr>
-          <w:sz w:val="24"/>
+      </w:r>
+      <w:r>
+        <w:rPr>
+          <w:rFonts w:ascii="Arial" w:hAnsi="Arial" w:eastAsia="Arial" w:cs="Arial"/>
+          <w:sz w:val="24"/>
+          <w:szCs w:val="24"/>
           <w:lang w:val="pt-BR"/>
         </w:rPr>
-        <w:t xml:space="preserve">- </w:t>
-      </w:r>
-      <w:r>
-        <w:rPr>
-          <w:sz w:val="24"/>
-          <w:lang w:val="pt-BR"/>
-        </w:rPr>
-        <w:t xml:space="preserve">Ações que </w:t>
-      </w:r>
-      <w:r>
-        <w:rPr>
-          <w:sz w:val="24"/>
-          <w:lang w:val="pt-BR"/>
-        </w:rPr>
-        <w:t xml:space="preserve">os personagens pode</w:t>
-      </w:r>
-      <w:r>
-        <w:rPr>
-          <w:sz w:val="24"/>
-          <w:lang w:val="pt-BR"/>
-        </w:rPr>
-        <w:t xml:space="preserve"> executar (andar, correr, pular, pulo duplo, escalar, voar, nadar...);</w:t>
-      </w:r>
-      <w:r>
-        <w:rPr>
-          <w:sz w:val="24"/>
-          <w:lang w:val="pt-BR"/>
-        </w:rPr>
-      </w:r>
-      <w:r>
-        <w:rPr>
-          <w:sz w:val="24"/>
+      </w:r>
+      <w:r>
+        <w:rPr>
+          <w:rFonts w:ascii="Arial" w:hAnsi="Arial" w:eastAsia="Arial" w:cs="Arial"/>
+          <w:sz w:val="24"/>
+          <w:szCs w:val="24"/>
           <w:lang w:val="pt-BR"/>
         </w:rPr>
       </w:r>
@@ -3755,28 +4892,46 @@
         <w:tabs>
           <w:tab w:val="left" w:leader="none" w:pos="7672"/>
         </w:tabs>
-        <w:spacing/>
+        <w:spacing w:after="0" w:line="360" w:lineRule="auto"/>
         <w:ind w:firstLine="360" w:left="0"/>
-        <w:rPr>
-          <w:sz w:val="24"/>
+        <w:jc w:val="both"/>
+        <w:rPr>
+          <w:rFonts w:ascii="Arial" w:hAnsi="Arial" w:cs="Arial"/>
+          <w:sz w:val="24"/>
+          <w:szCs w:val="24"/>
+        </w:rPr>
+      </w:pPr>
+      <w:r>
+        <w:rPr>
+          <w:rFonts w:ascii="Arial" w:hAnsi="Arial" w:eastAsia="Arial" w:cs="Arial"/>
+          <w:sz w:val="24"/>
+          <w:szCs w:val="24"/>
           <w:lang w:val="pt-BR"/>
         </w:rPr>
-      </w:pPr>
-      <w:r>
-        <w:rPr>
-          <w:sz w:val="24"/>
+        <w:t xml:space="preserve">- </w:t>
+      </w:r>
+      <w:r>
+        <w:rPr>
+          <w:rFonts w:ascii="Arial" w:hAnsi="Arial" w:eastAsia="Arial" w:cs="Arial"/>
+          <w:sz w:val="24"/>
+          <w:szCs w:val="24"/>
           <w:lang w:val="pt-BR"/>
         </w:rPr>
-      </w:r>
-      <w:r>
-        <w:rPr>
-          <w:sz w:val="24"/>
+        <w:t xml:space="preserve">Ilustração visual dos personagens;</w:t>
+      </w:r>
+      <w:r>
+        <w:rPr>
+          <w:rFonts w:ascii="Arial" w:hAnsi="Arial" w:eastAsia="Arial" w:cs="Arial"/>
+          <w:sz w:val="24"/>
+          <w:szCs w:val="24"/>
           <w:lang w:val="pt-BR"/>
         </w:rPr>
       </w:r>
       <w:r>
         <w:rPr>
-          <w:sz w:val="24"/>
+          <w:rFonts w:ascii="Arial" w:hAnsi="Arial" w:eastAsia="Arial" w:cs="Arial"/>
+          <w:sz w:val="24"/>
+          <w:szCs w:val="24"/>
           <w:lang w:val="pt-BR"/>
         </w:rPr>
       </w:r>
@@ -3788,47 +4943,34 @@
         <w:tabs>
           <w:tab w:val="left" w:leader="none" w:pos="7672"/>
         </w:tabs>
-        <w:spacing/>
+        <w:spacing w:after="0" w:line="360" w:lineRule="auto"/>
         <w:ind w:firstLine="360" w:left="0"/>
-        <w:rPr>
+        <w:jc w:val="both"/>
+        <w:rPr>
+          <w:rFonts w:ascii="Arial" w:hAnsi="Arial" w:cs="Arial"/>
+          <w:sz w:val="24"/>
+          <w:szCs w:val="24"/>
+        </w:rPr>
+      </w:pPr>
+      <w:r>
+        <w:rPr>
+          <w:rFonts w:ascii="Arial" w:hAnsi="Arial" w:eastAsia="Arial" w:cs="Arial"/>
           <w:sz w:val="24"/>
           <w:szCs w:val="24"/>
           <w:lang w:val="pt-BR"/>
         </w:rPr>
-      </w:pPr>
-      <w:r>
-        <w:rPr>
+      </w:r>
+      <w:r>
+        <w:rPr>
+          <w:rFonts w:ascii="Arial" w:hAnsi="Arial" w:eastAsia="Arial" w:cs="Arial"/>
           <w:sz w:val="24"/>
           <w:szCs w:val="24"/>
           <w:lang w:val="pt-BR"/>
         </w:rPr>
-        <w:t xml:space="preserve">- </w:t>
-      </w:r>
-      <w:r>
-        <w:rPr>
-          <w:sz w:val="24"/>
-          <w:szCs w:val="24"/>
-          <w:lang w:val="pt-PT"/>
-        </w:rPr>
-        <w:t xml:space="preserve">Métricas</w:t>
-      </w:r>
-      <w:r>
-        <w:rPr>
-          <w:sz w:val="24"/>
-          <w:szCs w:val="24"/>
-          <w:lang w:val="pt-PT"/>
-        </w:rPr>
-        <w:t xml:space="preserve"> de gameplay do personagem principal;</w:t>
-      </w:r>
-      <w:r>
-        <w:rPr>
-          <w:sz w:val="24"/>
-          <w:szCs w:val="24"/>
-          <w:lang w:val="pt-BR"/>
-        </w:rPr>
-      </w:r>
-      <w:r>
-        <w:rPr>
+      </w:r>
+      <w:r>
+        <w:rPr>
+          <w:rFonts w:ascii="Arial" w:hAnsi="Arial" w:eastAsia="Arial" w:cs="Arial"/>
           <w:sz w:val="24"/>
           <w:szCs w:val="24"/>
           <w:lang w:val="pt-BR"/>
@@ -3837,30 +4979,208 @@
     </w:p>
     <w:p>
       <w:pPr>
-        <w:pBdr/>
-        <w:spacing/>
-        <w:ind/>
-        <w:rPr>
-          <w:sz w:val="28"/>
+        <w:pStyle w:val="881"/>
+        <w:pBdr/>
+        <w:tabs>
+          <w:tab w:val="left" w:leader="none" w:pos="7672"/>
+        </w:tabs>
+        <w:spacing w:after="0" w:line="360" w:lineRule="auto"/>
+        <w:ind w:firstLine="360" w:left="0"/>
+        <w:jc w:val="both"/>
+        <w:rPr>
+          <w:rFonts w:ascii="Arial" w:hAnsi="Arial" w:cs="Arial"/>
+          <w:sz w:val="24"/>
+          <w:szCs w:val="24"/>
+        </w:rPr>
+      </w:pPr>
+      <w:r>
+        <w:rPr>
+          <w:rFonts w:ascii="Arial" w:hAnsi="Arial" w:eastAsia="Arial" w:cs="Arial"/>
+          <w:sz w:val="24"/>
+          <w:szCs w:val="24"/>
           <w:lang w:val="pt-BR"/>
         </w:rPr>
-      </w:pPr>
-      <w:r>
-        <w:rPr>
-          <w:sz w:val="28"/>
+        <w:t xml:space="preserve">- </w:t>
+      </w:r>
+      <w:r>
+        <w:rPr>
+          <w:rFonts w:ascii="Arial" w:hAnsi="Arial" w:eastAsia="Arial" w:cs="Arial"/>
+          <w:sz w:val="24"/>
+          <w:szCs w:val="24"/>
           <w:lang w:val="pt-BR"/>
         </w:rPr>
+        <w:t xml:space="preserve">Ações que </w:t>
+      </w:r>
+      <w:r>
+        <w:rPr>
+          <w:rFonts w:ascii="Arial" w:hAnsi="Arial" w:eastAsia="Arial" w:cs="Arial"/>
+          <w:sz w:val="24"/>
+          <w:szCs w:val="24"/>
+          <w:lang w:val="pt-BR"/>
+        </w:rPr>
+        <w:t xml:space="preserve">os personagens pode</w:t>
+      </w:r>
+      <w:r>
+        <w:rPr>
+          <w:rFonts w:ascii="Arial" w:hAnsi="Arial" w:eastAsia="Arial" w:cs="Arial"/>
+          <w:sz w:val="24"/>
+          <w:szCs w:val="24"/>
+          <w:lang w:val="pt-BR"/>
+        </w:rPr>
+        <w:t xml:space="preserve"> executar (andar, correr, pular, pulo duplo, escalar, voar, nadar...);</w:t>
+      </w:r>
+      <w:r>
+        <w:rPr>
+          <w:rFonts w:ascii="Arial" w:hAnsi="Arial" w:eastAsia="Arial" w:cs="Arial"/>
+          <w:sz w:val="24"/>
+          <w:szCs w:val="24"/>
+          <w:lang w:val="pt-BR"/>
+        </w:rPr>
+      </w:r>
+      <w:r>
+        <w:rPr>
+          <w:rFonts w:ascii="Arial" w:hAnsi="Arial" w:eastAsia="Arial" w:cs="Arial"/>
+          <w:sz w:val="24"/>
+          <w:szCs w:val="24"/>
+          <w:lang w:val="pt-BR"/>
+        </w:rPr>
+      </w:r>
+    </w:p>
+    <w:p>
+      <w:pPr>
+        <w:pStyle w:val="881"/>
+        <w:pBdr/>
+        <w:tabs>
+          <w:tab w:val="left" w:leader="none" w:pos="7672"/>
+        </w:tabs>
+        <w:spacing w:after="0" w:line="360" w:lineRule="auto"/>
+        <w:ind w:firstLine="360" w:left="0"/>
+        <w:jc w:val="both"/>
+        <w:rPr>
+          <w:rFonts w:ascii="Arial" w:hAnsi="Arial" w:cs="Arial"/>
+          <w:sz w:val="24"/>
+          <w:szCs w:val="24"/>
+        </w:rPr>
+      </w:pPr>
+      <w:r>
+        <w:rPr>
+          <w:rFonts w:ascii="Arial" w:hAnsi="Arial" w:eastAsia="Arial" w:cs="Arial"/>
+          <w:sz w:val="24"/>
+          <w:szCs w:val="24"/>
+          <w:lang w:val="pt-BR"/>
+        </w:rPr>
+      </w:r>
+      <w:r>
+        <w:rPr>
+          <w:rFonts w:ascii="Arial" w:hAnsi="Arial" w:eastAsia="Arial" w:cs="Arial"/>
+          <w:sz w:val="24"/>
+          <w:szCs w:val="24"/>
+          <w:lang w:val="pt-BR"/>
+        </w:rPr>
+      </w:r>
+      <w:r>
+        <w:rPr>
+          <w:rFonts w:ascii="Arial" w:hAnsi="Arial" w:eastAsia="Arial" w:cs="Arial"/>
+          <w:sz w:val="24"/>
+          <w:szCs w:val="24"/>
+          <w:lang w:val="pt-BR"/>
+        </w:rPr>
+      </w:r>
+    </w:p>
+    <w:p>
+      <w:pPr>
+        <w:pStyle w:val="881"/>
+        <w:pBdr/>
+        <w:tabs>
+          <w:tab w:val="left" w:leader="none" w:pos="7672"/>
+        </w:tabs>
+        <w:spacing w:after="0" w:line="360" w:lineRule="auto"/>
+        <w:ind w:firstLine="360" w:left="0"/>
+        <w:jc w:val="both"/>
+        <w:rPr>
+          <w:rFonts w:ascii="Arial" w:hAnsi="Arial" w:cs="Arial"/>
+          <w:sz w:val="24"/>
+          <w:szCs w:val="24"/>
+        </w:rPr>
+      </w:pPr>
+      <w:r>
+        <w:rPr>
+          <w:rFonts w:ascii="Arial" w:hAnsi="Arial" w:eastAsia="Arial" w:cs="Arial"/>
+          <w:sz w:val="24"/>
+          <w:szCs w:val="24"/>
+          <w:lang w:val="pt-BR"/>
+        </w:rPr>
+        <w:t xml:space="preserve">- </w:t>
+      </w:r>
+      <w:r>
+        <w:rPr>
+          <w:rFonts w:ascii="Arial" w:hAnsi="Arial" w:eastAsia="Arial" w:cs="Arial"/>
+          <w:sz w:val="24"/>
+          <w:szCs w:val="24"/>
+          <w:lang w:val="pt-PT"/>
+        </w:rPr>
+        <w:t xml:space="preserve">Métricas</w:t>
+      </w:r>
+      <w:r>
+        <w:rPr>
+          <w:rFonts w:ascii="Arial" w:hAnsi="Arial" w:eastAsia="Arial" w:cs="Arial"/>
+          <w:sz w:val="24"/>
+          <w:szCs w:val="24"/>
+          <w:lang w:val="pt-PT"/>
+        </w:rPr>
+        <w:t xml:space="preserve"> de gameplay do personagem principal;</w:t>
+      </w:r>
+      <w:r>
+        <w:rPr>
+          <w:rFonts w:ascii="Arial" w:hAnsi="Arial" w:eastAsia="Arial" w:cs="Arial"/>
+          <w:sz w:val="24"/>
+          <w:szCs w:val="24"/>
+          <w:lang w:val="pt-BR"/>
+        </w:rPr>
+      </w:r>
+      <w:r>
+        <w:rPr>
+          <w:rFonts w:ascii="Arial" w:hAnsi="Arial" w:eastAsia="Arial" w:cs="Arial"/>
+          <w:sz w:val="24"/>
+          <w:szCs w:val="24"/>
+          <w:lang w:val="pt-BR"/>
+        </w:rPr>
+      </w:r>
+    </w:p>
+    <w:p>
+      <w:pPr>
+        <w:pBdr/>
+        <w:spacing w:after="0" w:line="360" w:lineRule="auto"/>
+        <w:ind/>
+        <w:jc w:val="both"/>
+        <w:rPr>
+          <w:rFonts w:ascii="Arial" w:hAnsi="Arial" w:cs="Arial"/>
+          <w:sz w:val="24"/>
+          <w:szCs w:val="24"/>
+        </w:rPr>
+      </w:pPr>
+      <w:r>
+        <w:rPr>
+          <w:rFonts w:ascii="Arial" w:hAnsi="Arial" w:eastAsia="Arial" w:cs="Arial"/>
+          <w:sz w:val="24"/>
+          <w:szCs w:val="24"/>
+          <w:lang w:val="pt-BR"/>
+        </w:rPr>
         <w:br w:type="page" w:clear="all"/>
       </w:r>
       <w:r>
         <w:rPr>
-          <w:sz w:val="28"/>
+          <w:rFonts w:ascii="Arial" w:hAnsi="Arial" w:eastAsia="Arial" w:cs="Arial"/>
+          <w:sz w:val="24"/>
+          <w:szCs w:val="24"/>
           <w:lang w:val="pt-BR"/>
         </w:rPr>
       </w:r>
       <w:r>
         <w:rPr>
-          <w:sz w:val="28"/>
+          <w:rFonts w:ascii="Arial" w:hAnsi="Arial" w:eastAsia="Arial" w:cs="Arial"/>
+          <w:sz w:val="24"/>
+          <w:szCs w:val="24"/>
           <w:lang w:val="pt-BR"/>
         </w:rPr>
       </w:r>
@@ -3876,37 +5196,51 @@
         <w:tabs>
           <w:tab w:val="left" w:leader="none" w:pos="7672"/>
         </w:tabs>
-        <w:spacing/>
-        <w:ind/>
+        <w:spacing w:after="0" w:line="360" w:lineRule="auto"/>
+        <w:ind/>
+        <w:jc w:val="both"/>
         <w:outlineLvl w:val="0"/>
         <w:rPr>
+          <w:rFonts w:ascii="Arial" w:hAnsi="Arial" w:cs="Arial"/>
           <w:b/>
-          <w:sz w:val="40"/>
+          <w:sz w:val="24"/>
+          <w:szCs w:val="24"/>
+        </w:rPr>
+      </w:pPr>
+      <w:r>
+        <w:rPr>
+          <w:rFonts w:ascii="Arial" w:hAnsi="Arial" w:eastAsia="Arial" w:cs="Arial"/>
+          <w:sz w:val="24"/>
+          <w:szCs w:val="24"/>
+        </w:rPr>
+      </w:r>
+      <w:bookmarkStart w:id="4" w:name="_Toc381728154"/>
+      <w:r>
+        <w:rPr>
+          <w:rFonts w:ascii="Arial" w:hAnsi="Arial" w:eastAsia="Arial" w:cs="Arial"/>
+          <w:b/>
+          <w:sz w:val="24"/>
+          <w:szCs w:val="24"/>
           <w:lang w:val="pt-BR"/>
         </w:rPr>
-      </w:pPr>
-      <w:r/>
-      <w:bookmarkStart w:id="4" w:name="_Toc381728154"/>
-      <w:r>
-        <w:rPr>
+        <w:t xml:space="preserve">Controles</w:t>
+      </w:r>
+      <w:bookmarkEnd w:id="4"/>
+      <w:r>
+        <w:rPr>
+          <w:rFonts w:ascii="Arial" w:hAnsi="Arial" w:eastAsia="Arial" w:cs="Arial"/>
           <w:b/>
-          <w:sz w:val="40"/>
+          <w:sz w:val="24"/>
+          <w:szCs w:val="24"/>
           <w:lang w:val="pt-BR"/>
         </w:rPr>
-        <w:t xml:space="preserve">Controles</w:t>
-      </w:r>
-      <w:bookmarkEnd w:id="4"/>
-      <w:r>
-        <w:rPr>
+      </w:r>
+      <w:r>
+        <w:rPr>
+          <w:rFonts w:ascii="Arial" w:hAnsi="Arial" w:eastAsia="Arial" w:cs="Arial"/>
           <w:b/>
-          <w:sz w:val="40"/>
-          <w:lang w:val="pt-BR"/>
-        </w:rPr>
-      </w:r>
-      <w:r>
-        <w:rPr>
-          <w:b/>
-          <w:sz w:val="40"/>
+          <w:sz w:val="24"/>
+          <w:szCs w:val="24"/>
           <w:lang w:val="pt-BR"/>
         </w:rPr>
       </w:r>
@@ -3918,28 +5252,36 @@
         <w:tabs>
           <w:tab w:val="left" w:leader="none" w:pos="7672"/>
         </w:tabs>
-        <w:spacing/>
+        <w:spacing w:after="0" w:line="360" w:lineRule="auto"/>
         <w:ind w:left="360"/>
-        <w:rPr>
-          <w:sz w:val="28"/>
+        <w:jc w:val="both"/>
+        <w:rPr>
+          <w:rFonts w:ascii="Arial" w:hAnsi="Arial" w:cs="Arial"/>
+          <w:sz w:val="24"/>
+          <w:szCs w:val="24"/>
+        </w:rPr>
+      </w:pPr>
+      <w:r>
+        <w:rPr>
+          <w:rFonts w:ascii="Arial" w:hAnsi="Arial" w:eastAsia="Arial" w:cs="Arial"/>
+          <w:sz w:val="24"/>
+          <w:szCs w:val="24"/>
           <w:lang w:val="pt-BR"/>
         </w:rPr>
-      </w:pPr>
-      <w:r>
-        <w:rPr>
-          <w:sz w:val="28"/>
+      </w:r>
+      <w:r>
+        <w:rPr>
+          <w:rFonts w:ascii="Arial" w:hAnsi="Arial" w:eastAsia="Arial" w:cs="Arial"/>
+          <w:sz w:val="24"/>
+          <w:szCs w:val="24"/>
           <w:lang w:val="pt-BR"/>
         </w:rPr>
       </w:r>
       <w:r>
         <w:rPr>
-          <w:sz w:val="28"/>
-          <w:lang w:val="pt-BR"/>
-        </w:rPr>
-      </w:r>
-      <w:r>
-        <w:rPr>
-          <w:sz w:val="28"/>
+          <w:rFonts w:ascii="Arial" w:hAnsi="Arial" w:eastAsia="Arial" w:cs="Arial"/>
+          <w:sz w:val="24"/>
+          <w:szCs w:val="24"/>
           <w:lang w:val="pt-BR"/>
         </w:rPr>
       </w:r>
@@ -3950,39 +5292,64 @@
         <w:tabs>
           <w:tab w:val="left" w:leader="none" w:pos="7672"/>
         </w:tabs>
-        <w:spacing/>
-        <w:ind/>
-        <w:rPr/>
-      </w:pPr>
-      <w:r/>
-      <w:r/>
+        <w:spacing w:after="0" w:line="360" w:lineRule="auto"/>
+        <w:ind/>
+        <w:jc w:val="both"/>
+        <w:rPr>
+          <w:rFonts w:ascii="Arial" w:hAnsi="Arial" w:cs="Arial"/>
+          <w:sz w:val="24"/>
+          <w:szCs w:val="24"/>
+        </w:rPr>
+      </w:pPr>
+      <w:r>
+        <w:rPr>
+          <w:rFonts w:ascii="Arial" w:hAnsi="Arial" w:eastAsia="Arial" w:cs="Arial"/>
+          <w:sz w:val="24"/>
+          <w:szCs w:val="24"/>
+        </w:rPr>
+      </w:r>
+      <w:r>
+        <w:rPr>
+          <w:rFonts w:ascii="Arial" w:hAnsi="Arial" w:eastAsia="Arial" w:cs="Arial"/>
+          <w:sz w:val="24"/>
+          <w:szCs w:val="24"/>
+        </w:rPr>
+      </w:r>
     </w:p>
     <w:p>
       <w:pPr>
         <w:pBdr/>
-        <w:spacing/>
-        <w:ind/>
-        <w:rPr>
-          <w:sz w:val="28"/>
+        <w:spacing w:after="0" w:line="360" w:lineRule="auto"/>
+        <w:ind/>
+        <w:jc w:val="both"/>
+        <w:rPr>
+          <w:rFonts w:ascii="Arial" w:hAnsi="Arial" w:cs="Arial"/>
+          <w:sz w:val="24"/>
+          <w:szCs w:val="24"/>
+        </w:rPr>
+      </w:pPr>
+      <w:r>
+        <w:rPr>
+          <w:rFonts w:ascii="Arial" w:hAnsi="Arial" w:eastAsia="Arial" w:cs="Arial"/>
+          <w:sz w:val="24"/>
+          <w:szCs w:val="24"/>
           <w:lang w:val="pt-BR"/>
         </w:rPr>
-      </w:pPr>
-      <w:r>
-        <w:rPr>
-          <w:sz w:val="28"/>
+        <w:br w:type="page" w:clear="all"/>
+      </w:r>
+      <w:r>
+        <w:rPr>
+          <w:rFonts w:ascii="Arial" w:hAnsi="Arial" w:eastAsia="Arial" w:cs="Arial"/>
+          <w:sz w:val="24"/>
+          <w:szCs w:val="24"/>
           <w:lang w:val="pt-BR"/>
         </w:rPr>
-        <w:br w:type="page" w:clear="all"/>
-      </w:r>
-      <w:r>
-        <w:rPr>
-          <w:sz w:val="28"/>
-          <w:lang w:val="pt-BR"/>
-        </w:rPr>
-      </w:r>
-      <w:r>
-        <w:rPr>
-          <w:sz w:val="28"/>
+      </w:r>
+      <w:r>
+        <w:rPr>
+          <w:rFonts w:ascii="Arial" w:hAnsi="Arial" w:eastAsia="Arial" w:cs="Arial"/>
+          <w:sz w:val="24"/>
+          <w:szCs w:val="24"/>
           <w:lang w:val="pt-BR"/>
         </w:rPr>
       </w:r>
@@ -3998,37 +5365,51 @@
         <w:tabs>
           <w:tab w:val="left" w:leader="none" w:pos="7672"/>
         </w:tabs>
-        <w:spacing/>
-        <w:ind/>
+        <w:spacing w:after="0" w:line="360" w:lineRule="auto"/>
+        <w:ind/>
+        <w:jc w:val="both"/>
         <w:outlineLvl w:val="0"/>
         <w:rPr>
+          <w:rFonts w:ascii="Arial" w:hAnsi="Arial" w:cs="Arial"/>
           <w:b/>
-          <w:sz w:val="40"/>
+          <w:sz w:val="24"/>
+          <w:szCs w:val="24"/>
+        </w:rPr>
+      </w:pPr>
+      <w:r>
+        <w:rPr>
+          <w:rFonts w:ascii="Arial" w:hAnsi="Arial" w:eastAsia="Arial" w:cs="Arial"/>
+          <w:sz w:val="24"/>
+          <w:szCs w:val="24"/>
+        </w:rPr>
+      </w:r>
+      <w:bookmarkStart w:id="5" w:name="_Toc381728155"/>
+      <w:r>
+        <w:rPr>
+          <w:rFonts w:ascii="Arial" w:hAnsi="Arial" w:eastAsia="Arial" w:cs="Arial"/>
+          <w:b/>
+          <w:sz w:val="24"/>
+          <w:szCs w:val="24"/>
           <w:lang w:val="pt-BR"/>
         </w:rPr>
-      </w:pPr>
-      <w:r/>
-      <w:bookmarkStart w:id="5" w:name="_Toc381728155"/>
-      <w:r>
-        <w:rPr>
+        <w:t xml:space="preserve">Câmera</w:t>
+      </w:r>
+      <w:bookmarkEnd w:id="5"/>
+      <w:r>
+        <w:rPr>
+          <w:rFonts w:ascii="Arial" w:hAnsi="Arial" w:eastAsia="Arial" w:cs="Arial"/>
           <w:b/>
-          <w:sz w:val="40"/>
+          <w:sz w:val="24"/>
+          <w:szCs w:val="24"/>
           <w:lang w:val="pt-BR"/>
         </w:rPr>
-        <w:t xml:space="preserve">Câmera</w:t>
-      </w:r>
-      <w:bookmarkEnd w:id="5"/>
-      <w:r>
-        <w:rPr>
+      </w:r>
+      <w:r>
+        <w:rPr>
+          <w:rFonts w:ascii="Arial" w:hAnsi="Arial" w:eastAsia="Arial" w:cs="Arial"/>
           <w:b/>
-          <w:sz w:val="40"/>
-          <w:lang w:val="pt-BR"/>
-        </w:rPr>
-      </w:r>
-      <w:r>
-        <w:rPr>
-          <w:b/>
-          <w:sz w:val="40"/>
+          <w:sz w:val="24"/>
+          <w:szCs w:val="24"/>
           <w:lang w:val="pt-BR"/>
         </w:rPr>
       </w:r>
@@ -4040,28 +5421,36 @@
         <w:tabs>
           <w:tab w:val="left" w:leader="none" w:pos="7672"/>
         </w:tabs>
-        <w:spacing/>
+        <w:spacing w:after="0" w:line="360" w:lineRule="auto"/>
         <w:ind w:left="360"/>
-        <w:rPr>
-          <w:sz w:val="28"/>
+        <w:jc w:val="both"/>
+        <w:rPr>
+          <w:rFonts w:ascii="Arial" w:hAnsi="Arial" w:cs="Arial"/>
+          <w:sz w:val="24"/>
+          <w:szCs w:val="24"/>
+        </w:rPr>
+      </w:pPr>
+      <w:r>
+        <w:rPr>
+          <w:rFonts w:ascii="Arial" w:hAnsi="Arial" w:eastAsia="Arial" w:cs="Arial"/>
+          <w:sz w:val="24"/>
+          <w:szCs w:val="24"/>
           <w:lang w:val="pt-BR"/>
         </w:rPr>
-      </w:pPr>
-      <w:r>
-        <w:rPr>
-          <w:sz w:val="28"/>
+      </w:r>
+      <w:r>
+        <w:rPr>
+          <w:rFonts w:ascii="Arial" w:hAnsi="Arial" w:eastAsia="Arial" w:cs="Arial"/>
+          <w:sz w:val="24"/>
+          <w:szCs w:val="24"/>
           <w:lang w:val="pt-BR"/>
         </w:rPr>
       </w:r>
       <w:r>
         <w:rPr>
-          <w:sz w:val="28"/>
-          <w:lang w:val="pt-BR"/>
-        </w:rPr>
-      </w:r>
-      <w:r>
-        <w:rPr>
-          <w:sz w:val="28"/>
+          <w:rFonts w:ascii="Arial" w:hAnsi="Arial" w:eastAsia="Arial" w:cs="Arial"/>
+          <w:sz w:val="24"/>
+          <w:szCs w:val="24"/>
           <w:lang w:val="pt-BR"/>
         </w:rPr>
       </w:r>
@@ -4073,36 +5462,46 @@
         <w:tabs>
           <w:tab w:val="left" w:leader="none" w:pos="7672"/>
         </w:tabs>
-        <w:spacing/>
+        <w:spacing w:after="0" w:line="360" w:lineRule="auto"/>
         <w:ind w:firstLine="360" w:left="0"/>
-        <w:rPr>
-          <w:sz w:val="24"/>
+        <w:jc w:val="both"/>
+        <w:rPr>
+          <w:rFonts w:ascii="Arial" w:hAnsi="Arial" w:cs="Arial"/>
+          <w:sz w:val="24"/>
+          <w:szCs w:val="24"/>
+        </w:rPr>
+      </w:pPr>
+      <w:r>
+        <w:rPr>
+          <w:rFonts w:ascii="Arial" w:hAnsi="Arial" w:eastAsia="Arial" w:cs="Arial"/>
+          <w:sz w:val="24"/>
+          <w:szCs w:val="24"/>
           <w:lang w:val="pt-BR"/>
         </w:rPr>
-      </w:pPr>
-      <w:r>
-        <w:rPr>
-          <w:sz w:val="24"/>
+        <w:t xml:space="preserve">- </w:t>
+      </w:r>
+      <w:r>
+        <w:rPr>
+          <w:rFonts w:ascii="Arial" w:hAnsi="Arial" w:eastAsia="Arial" w:cs="Arial"/>
+          <w:sz w:val="24"/>
+          <w:szCs w:val="24"/>
           <w:lang w:val="pt-BR"/>
         </w:rPr>
-        <w:t xml:space="preserve">- </w:t>
-      </w:r>
-      <w:r>
-        <w:rPr>
-          <w:sz w:val="24"/>
+        <w:t xml:space="preserve">Como é a câmera do jogo? Como o jogador visualiza o jogo?</w:t>
+      </w:r>
+      <w:r>
+        <w:rPr>
+          <w:rFonts w:ascii="Arial" w:hAnsi="Arial" w:eastAsia="Arial" w:cs="Arial"/>
+          <w:sz w:val="24"/>
+          <w:szCs w:val="24"/>
           <w:lang w:val="pt-BR"/>
         </w:rPr>
-        <w:t xml:space="preserve">Como é a câmera do jogo? Como o jogador visualiza o jogo?</w:t>
-      </w:r>
-      <w:r>
-        <w:rPr>
-          <w:sz w:val="24"/>
-          <w:lang w:val="pt-BR"/>
-        </w:rPr>
-      </w:r>
-      <w:r>
-        <w:rPr>
-          <w:sz w:val="24"/>
+      </w:r>
+      <w:r>
+        <w:rPr>
+          <w:rFonts w:ascii="Arial" w:hAnsi="Arial" w:eastAsia="Arial" w:cs="Arial"/>
+          <w:sz w:val="24"/>
+          <w:szCs w:val="24"/>
           <w:lang w:val="pt-BR"/>
         </w:rPr>
       </w:r>
@@ -4114,28 +5513,36 @@
         <w:tabs>
           <w:tab w:val="left" w:leader="none" w:pos="7672"/>
         </w:tabs>
-        <w:spacing/>
+        <w:spacing w:after="0" w:line="360" w:lineRule="auto"/>
         <w:ind w:firstLine="360" w:left="0"/>
-        <w:rPr>
-          <w:sz w:val="24"/>
+        <w:jc w:val="both"/>
+        <w:rPr>
+          <w:rFonts w:ascii="Arial" w:hAnsi="Arial" w:cs="Arial"/>
+          <w:sz w:val="24"/>
+          <w:szCs w:val="24"/>
+        </w:rPr>
+      </w:pPr>
+      <w:r>
+        <w:rPr>
+          <w:rFonts w:ascii="Arial" w:hAnsi="Arial" w:eastAsia="Arial" w:cs="Arial"/>
+          <w:sz w:val="24"/>
+          <w:szCs w:val="24"/>
           <w:lang w:val="pt-BR"/>
         </w:rPr>
-      </w:pPr>
-      <w:r>
-        <w:rPr>
-          <w:sz w:val="24"/>
+      </w:r>
+      <w:r>
+        <w:rPr>
+          <w:rFonts w:ascii="Arial" w:hAnsi="Arial" w:eastAsia="Arial" w:cs="Arial"/>
+          <w:sz w:val="24"/>
+          <w:szCs w:val="24"/>
           <w:lang w:val="pt-BR"/>
         </w:rPr>
       </w:r>
       <w:r>
         <w:rPr>
-          <w:sz w:val="24"/>
-          <w:lang w:val="pt-BR"/>
-        </w:rPr>
-      </w:r>
-      <w:r>
-        <w:rPr>
-          <w:sz w:val="24"/>
+          <w:rFonts w:ascii="Arial" w:hAnsi="Arial" w:eastAsia="Arial" w:cs="Arial"/>
+          <w:sz w:val="24"/>
+          <w:szCs w:val="24"/>
           <w:lang w:val="pt-BR"/>
         </w:rPr>
       </w:r>
@@ -4147,29 +5554,37 @@
         <w:tabs>
           <w:tab w:val="left" w:leader="none" w:pos="7672"/>
         </w:tabs>
-        <w:spacing/>
+        <w:spacing w:after="0" w:line="360" w:lineRule="auto"/>
         <w:ind w:firstLine="360" w:left="0"/>
-        <w:rPr>
-          <w:sz w:val="24"/>
+        <w:jc w:val="both"/>
+        <w:rPr>
+          <w:rFonts w:ascii="Arial" w:hAnsi="Arial" w:cs="Arial"/>
+          <w:sz w:val="24"/>
+          <w:szCs w:val="24"/>
+        </w:rPr>
+      </w:pPr>
+      <w:r>
+        <w:rPr>
+          <w:rFonts w:ascii="Arial" w:hAnsi="Arial" w:eastAsia="Arial" w:cs="Arial"/>
+          <w:sz w:val="24"/>
+          <w:szCs w:val="24"/>
           <w:lang w:val="pt-BR"/>
         </w:rPr>
-      </w:pPr>
-      <w:r>
-        <w:rPr>
-          <w:sz w:val="24"/>
+        <w:t xml:space="preserve">- Ilustre visualmente como o jogo será visualizado;</w:t>
+      </w:r>
+      <w:r>
+        <w:rPr>
+          <w:rFonts w:ascii="Arial" w:hAnsi="Arial" w:eastAsia="Arial" w:cs="Arial"/>
+          <w:sz w:val="24"/>
+          <w:szCs w:val="24"/>
           <w:lang w:val="pt-BR"/>
         </w:rPr>
-        <w:t xml:space="preserve">- Ilustre visualmente como o jogo será visualizado;</w:t>
-      </w:r>
-      <w:r>
-        <w:rPr>
-          <w:sz w:val="24"/>
-          <w:lang w:val="pt-BR"/>
-        </w:rPr>
-      </w:r>
-      <w:r>
-        <w:rPr>
-          <w:sz w:val="24"/>
+      </w:r>
+      <w:r>
+        <w:rPr>
+          <w:rFonts w:ascii="Arial" w:hAnsi="Arial" w:eastAsia="Arial" w:cs="Arial"/>
+          <w:sz w:val="24"/>
+          <w:szCs w:val="24"/>
           <w:lang w:val="pt-BR"/>
         </w:rPr>
       </w:r>
@@ -4177,29 +5592,37 @@
     <w:p>
       <w:pPr>
         <w:pBdr/>
-        <w:spacing/>
-        <w:ind/>
-        <w:rPr>
-          <w:sz w:val="28"/>
+        <w:spacing w:after="0" w:line="360" w:lineRule="auto"/>
+        <w:ind/>
+        <w:jc w:val="both"/>
+        <w:rPr>
+          <w:rFonts w:ascii="Arial" w:hAnsi="Arial" w:cs="Arial"/>
+          <w:sz w:val="24"/>
+          <w:szCs w:val="24"/>
+        </w:rPr>
+      </w:pPr>
+      <w:r>
+        <w:rPr>
+          <w:rFonts w:ascii="Arial" w:hAnsi="Arial" w:eastAsia="Arial" w:cs="Arial"/>
+          <w:sz w:val="24"/>
+          <w:szCs w:val="24"/>
           <w:lang w:val="pt-BR"/>
         </w:rPr>
-      </w:pPr>
-      <w:r>
-        <w:rPr>
-          <w:sz w:val="28"/>
+        <w:br w:type="page" w:clear="all"/>
+      </w:r>
+      <w:r>
+        <w:rPr>
+          <w:rFonts w:ascii="Arial" w:hAnsi="Arial" w:eastAsia="Arial" w:cs="Arial"/>
+          <w:sz w:val="24"/>
+          <w:szCs w:val="24"/>
           <w:lang w:val="pt-BR"/>
         </w:rPr>
-        <w:br w:type="page" w:clear="all"/>
-      </w:r>
-      <w:r>
-        <w:rPr>
-          <w:sz w:val="28"/>
-          <w:lang w:val="pt-BR"/>
-        </w:rPr>
-      </w:r>
-      <w:r>
-        <w:rPr>
-          <w:sz w:val="28"/>
+      </w:r>
+      <w:r>
+        <w:rPr>
+          <w:rFonts w:ascii="Arial" w:hAnsi="Arial" w:eastAsia="Arial" w:cs="Arial"/>
+          <w:sz w:val="24"/>
+          <w:szCs w:val="24"/>
           <w:lang w:val="pt-BR"/>
         </w:rPr>
       </w:r>
@@ -4215,37 +5638,51 @@
         <w:tabs>
           <w:tab w:val="left" w:leader="none" w:pos="7672"/>
         </w:tabs>
-        <w:spacing/>
-        <w:ind/>
+        <w:spacing w:after="0" w:line="360" w:lineRule="auto"/>
+        <w:ind/>
+        <w:jc w:val="both"/>
         <w:outlineLvl w:val="0"/>
         <w:rPr>
+          <w:rFonts w:ascii="Arial" w:hAnsi="Arial" w:cs="Arial"/>
           <w:b/>
-          <w:sz w:val="40"/>
+          <w:sz w:val="24"/>
+          <w:szCs w:val="24"/>
+        </w:rPr>
+      </w:pPr>
+      <w:r>
+        <w:rPr>
+          <w:rFonts w:ascii="Arial" w:hAnsi="Arial" w:eastAsia="Arial" w:cs="Arial"/>
+          <w:sz w:val="24"/>
+          <w:szCs w:val="24"/>
+        </w:rPr>
+      </w:r>
+      <w:bookmarkStart w:id="6" w:name="_Toc381728156"/>
+      <w:r>
+        <w:rPr>
+          <w:rFonts w:ascii="Arial" w:hAnsi="Arial" w:eastAsia="Arial" w:cs="Arial"/>
+          <w:b/>
+          <w:sz w:val="24"/>
+          <w:szCs w:val="24"/>
           <w:lang w:val="pt-BR"/>
         </w:rPr>
-      </w:pPr>
-      <w:r/>
-      <w:bookmarkStart w:id="6" w:name="_Toc381728156"/>
-      <w:r>
-        <w:rPr>
+        <w:t xml:space="preserve">Universo do Jogo</w:t>
+      </w:r>
+      <w:bookmarkEnd w:id="6"/>
+      <w:r>
+        <w:rPr>
+          <w:rFonts w:ascii="Arial" w:hAnsi="Arial" w:eastAsia="Arial" w:cs="Arial"/>
           <w:b/>
-          <w:sz w:val="40"/>
+          <w:sz w:val="24"/>
+          <w:szCs w:val="24"/>
           <w:lang w:val="pt-BR"/>
         </w:rPr>
-        <w:t xml:space="preserve">Universo do Jogo</w:t>
-      </w:r>
-      <w:bookmarkEnd w:id="6"/>
-      <w:r>
-        <w:rPr>
+      </w:r>
+      <w:r>
+        <w:rPr>
+          <w:rFonts w:ascii="Arial" w:hAnsi="Arial" w:eastAsia="Arial" w:cs="Arial"/>
           <w:b/>
-          <w:sz w:val="40"/>
-          <w:lang w:val="pt-BR"/>
-        </w:rPr>
-      </w:r>
-      <w:r>
-        <w:rPr>
-          <w:b/>
-          <w:sz w:val="40"/>
+          <w:sz w:val="24"/>
+          <w:szCs w:val="24"/>
           <w:lang w:val="pt-BR"/>
         </w:rPr>
       </w:r>
@@ -4257,28 +5694,36 @@
         <w:tabs>
           <w:tab w:val="left" w:leader="none" w:pos="7672"/>
         </w:tabs>
-        <w:spacing/>
+        <w:spacing w:after="0" w:line="360" w:lineRule="auto"/>
         <w:ind w:left="360"/>
-        <w:rPr>
-          <w:sz w:val="28"/>
+        <w:jc w:val="both"/>
+        <w:rPr>
+          <w:rFonts w:ascii="Arial" w:hAnsi="Arial" w:cs="Arial"/>
+          <w:sz w:val="24"/>
+          <w:szCs w:val="24"/>
+        </w:rPr>
+      </w:pPr>
+      <w:r>
+        <w:rPr>
+          <w:rFonts w:ascii="Arial" w:hAnsi="Arial" w:eastAsia="Arial" w:cs="Arial"/>
+          <w:sz w:val="24"/>
+          <w:szCs w:val="24"/>
           <w:lang w:val="pt-BR"/>
         </w:rPr>
-      </w:pPr>
-      <w:r>
-        <w:rPr>
-          <w:sz w:val="28"/>
+      </w:r>
+      <w:r>
+        <w:rPr>
+          <w:rFonts w:ascii="Arial" w:hAnsi="Arial" w:eastAsia="Arial" w:cs="Arial"/>
+          <w:sz w:val="24"/>
+          <w:szCs w:val="24"/>
           <w:lang w:val="pt-BR"/>
         </w:rPr>
       </w:r>
       <w:r>
         <w:rPr>
-          <w:sz w:val="28"/>
-          <w:lang w:val="pt-BR"/>
-        </w:rPr>
-      </w:r>
-      <w:r>
-        <w:rPr>
-          <w:sz w:val="28"/>
+          <w:rFonts w:ascii="Arial" w:hAnsi="Arial" w:eastAsia="Arial" w:cs="Arial"/>
+          <w:sz w:val="24"/>
+          <w:szCs w:val="24"/>
           <w:lang w:val="pt-BR"/>
         </w:rPr>
       </w:r>
@@ -4290,36 +5735,46 @@
         <w:tabs>
           <w:tab w:val="left" w:leader="none" w:pos="7672"/>
         </w:tabs>
-        <w:spacing/>
+        <w:spacing w:after="0" w:line="360" w:lineRule="auto"/>
         <w:ind w:firstLine="360" w:left="0"/>
-        <w:rPr>
-          <w:sz w:val="24"/>
+        <w:jc w:val="both"/>
+        <w:rPr>
+          <w:rFonts w:ascii="Arial" w:hAnsi="Arial" w:cs="Arial"/>
+          <w:sz w:val="24"/>
+          <w:szCs w:val="24"/>
+        </w:rPr>
+      </w:pPr>
+      <w:r>
+        <w:rPr>
+          <w:rFonts w:ascii="Arial" w:hAnsi="Arial" w:eastAsia="Arial" w:cs="Arial"/>
+          <w:sz w:val="24"/>
+          <w:szCs w:val="24"/>
           <w:lang w:val="pt-BR"/>
         </w:rPr>
-      </w:pPr>
-      <w:r>
-        <w:rPr>
-          <w:sz w:val="24"/>
+        <w:t xml:space="preserve">- </w:t>
+      </w:r>
+      <w:r>
+        <w:rPr>
+          <w:rFonts w:ascii="Arial" w:hAnsi="Arial" w:eastAsia="Arial" w:cs="Arial"/>
+          <w:sz w:val="24"/>
+          <w:szCs w:val="24"/>
           <w:lang w:val="pt-BR"/>
         </w:rPr>
-        <w:t xml:space="preserve">- </w:t>
-      </w:r>
-      <w:r>
-        <w:rPr>
-          <w:sz w:val="24"/>
+        <w:t xml:space="preserve">Descrição e ilustração dos cenários do jogo; </w:t>
+      </w:r>
+      <w:r>
+        <w:rPr>
+          <w:rFonts w:ascii="Arial" w:hAnsi="Arial" w:eastAsia="Arial" w:cs="Arial"/>
+          <w:sz w:val="24"/>
+          <w:szCs w:val="24"/>
           <w:lang w:val="pt-BR"/>
         </w:rPr>
-        <w:t xml:space="preserve">Descrição e ilustração dos cenários do jogo; </w:t>
-      </w:r>
-      <w:r>
-        <w:rPr>
-          <w:sz w:val="24"/>
-          <w:lang w:val="pt-BR"/>
-        </w:rPr>
-      </w:r>
-      <w:r>
-        <w:rPr>
-          <w:sz w:val="24"/>
+      </w:r>
+      <w:r>
+        <w:rPr>
+          <w:rFonts w:ascii="Arial" w:hAnsi="Arial" w:eastAsia="Arial" w:cs="Arial"/>
+          <w:sz w:val="24"/>
+          <w:szCs w:val="24"/>
           <w:lang w:val="pt-BR"/>
         </w:rPr>
       </w:r>
@@ -4331,28 +5786,36 @@
         <w:tabs>
           <w:tab w:val="left" w:leader="none" w:pos="7672"/>
         </w:tabs>
-        <w:spacing/>
+        <w:spacing w:after="0" w:line="360" w:lineRule="auto"/>
         <w:ind w:firstLine="360" w:left="0"/>
-        <w:rPr>
-          <w:sz w:val="24"/>
+        <w:jc w:val="both"/>
+        <w:rPr>
+          <w:rFonts w:ascii="Arial" w:hAnsi="Arial" w:cs="Arial"/>
+          <w:sz w:val="24"/>
+          <w:szCs w:val="24"/>
+        </w:rPr>
+      </w:pPr>
+      <w:r>
+        <w:rPr>
+          <w:rFonts w:ascii="Arial" w:hAnsi="Arial" w:eastAsia="Arial" w:cs="Arial"/>
+          <w:sz w:val="24"/>
+          <w:szCs w:val="24"/>
           <w:lang w:val="pt-BR"/>
         </w:rPr>
-      </w:pPr>
-      <w:r>
-        <w:rPr>
-          <w:sz w:val="24"/>
+      </w:r>
+      <w:r>
+        <w:rPr>
+          <w:rFonts w:ascii="Arial" w:hAnsi="Arial" w:eastAsia="Arial" w:cs="Arial"/>
+          <w:sz w:val="24"/>
+          <w:szCs w:val="24"/>
           <w:lang w:val="pt-BR"/>
         </w:rPr>
       </w:r>
       <w:r>
         <w:rPr>
-          <w:sz w:val="24"/>
-          <w:lang w:val="pt-BR"/>
-        </w:rPr>
-      </w:r>
-      <w:r>
-        <w:rPr>
-          <w:sz w:val="24"/>
+          <w:rFonts w:ascii="Arial" w:hAnsi="Arial" w:eastAsia="Arial" w:cs="Arial"/>
+          <w:sz w:val="24"/>
+          <w:szCs w:val="24"/>
           <w:lang w:val="pt-BR"/>
         </w:rPr>
       </w:r>
@@ -4364,36 +5827,46 @@
         <w:tabs>
           <w:tab w:val="left" w:leader="none" w:pos="7672"/>
         </w:tabs>
-        <w:spacing/>
+        <w:spacing w:after="0" w:line="360" w:lineRule="auto"/>
         <w:ind w:firstLine="360" w:left="0"/>
-        <w:rPr>
-          <w:sz w:val="24"/>
+        <w:jc w:val="both"/>
+        <w:rPr>
+          <w:rFonts w:ascii="Arial" w:hAnsi="Arial" w:cs="Arial"/>
+          <w:sz w:val="24"/>
+          <w:szCs w:val="24"/>
+        </w:rPr>
+      </w:pPr>
+      <w:r>
+        <w:rPr>
+          <w:rFonts w:ascii="Arial" w:hAnsi="Arial" w:eastAsia="Arial" w:cs="Arial"/>
+          <w:sz w:val="24"/>
+          <w:szCs w:val="24"/>
           <w:lang w:val="pt-BR"/>
         </w:rPr>
-      </w:pPr>
-      <w:r>
-        <w:rPr>
-          <w:sz w:val="24"/>
+        <w:t xml:space="preserve">- </w:t>
+      </w:r>
+      <w:r>
+        <w:rPr>
+          <w:rFonts w:ascii="Arial" w:hAnsi="Arial" w:eastAsia="Arial" w:cs="Arial"/>
+          <w:sz w:val="24"/>
+          <w:szCs w:val="24"/>
           <w:lang w:val="pt-BR"/>
         </w:rPr>
-        <w:t xml:space="preserve">- </w:t>
-      </w:r>
-      <w:r>
-        <w:rPr>
-          <w:sz w:val="24"/>
+        <w:t xml:space="preserve">Como as fases do jogo estão conectadas?</w:t>
+      </w:r>
+      <w:r>
+        <w:rPr>
+          <w:rFonts w:ascii="Arial" w:hAnsi="Arial" w:eastAsia="Arial" w:cs="Arial"/>
+          <w:sz w:val="24"/>
+          <w:szCs w:val="24"/>
           <w:lang w:val="pt-BR"/>
         </w:rPr>
-        <w:t xml:space="preserve">Como as fases do jogo estão conectadas?</w:t>
-      </w:r>
-      <w:r>
-        <w:rPr>
-          <w:sz w:val="24"/>
-          <w:lang w:val="pt-BR"/>
-        </w:rPr>
-      </w:r>
-      <w:r>
-        <w:rPr>
-          <w:sz w:val="24"/>
+      </w:r>
+      <w:r>
+        <w:rPr>
+          <w:rFonts w:ascii="Arial" w:hAnsi="Arial" w:eastAsia="Arial" w:cs="Arial"/>
+          <w:sz w:val="24"/>
+          <w:szCs w:val="24"/>
           <w:lang w:val="pt-BR"/>
         </w:rPr>
       </w:r>
@@ -4405,28 +5878,36 @@
         <w:tabs>
           <w:tab w:val="left" w:leader="none" w:pos="7672"/>
         </w:tabs>
-        <w:spacing/>
+        <w:spacing w:after="0" w:line="360" w:lineRule="auto"/>
         <w:ind w:firstLine="360" w:left="0"/>
-        <w:rPr>
-          <w:sz w:val="24"/>
+        <w:jc w:val="both"/>
+        <w:rPr>
+          <w:rFonts w:ascii="Arial" w:hAnsi="Arial" w:cs="Arial"/>
+          <w:sz w:val="24"/>
+          <w:szCs w:val="24"/>
+        </w:rPr>
+      </w:pPr>
+      <w:r>
+        <w:rPr>
+          <w:rFonts w:ascii="Arial" w:hAnsi="Arial" w:eastAsia="Arial" w:cs="Arial"/>
+          <w:sz w:val="24"/>
+          <w:szCs w:val="24"/>
           <w:lang w:val="pt-BR"/>
         </w:rPr>
-      </w:pPr>
-      <w:r>
-        <w:rPr>
-          <w:sz w:val="24"/>
+      </w:r>
+      <w:r>
+        <w:rPr>
+          <w:rFonts w:ascii="Arial" w:hAnsi="Arial" w:eastAsia="Arial" w:cs="Arial"/>
+          <w:sz w:val="24"/>
+          <w:szCs w:val="24"/>
           <w:lang w:val="pt-BR"/>
         </w:rPr>
       </w:r>
       <w:r>
         <w:rPr>
-          <w:sz w:val="24"/>
-          <w:lang w:val="pt-BR"/>
-        </w:rPr>
-      </w:r>
-      <w:r>
-        <w:rPr>
-          <w:sz w:val="24"/>
+          <w:rFonts w:ascii="Arial" w:hAnsi="Arial" w:eastAsia="Arial" w:cs="Arial"/>
+          <w:sz w:val="24"/>
+          <w:szCs w:val="24"/>
           <w:lang w:val="pt-BR"/>
         </w:rPr>
       </w:r>
@@ -4438,36 +5919,46 @@
         <w:tabs>
           <w:tab w:val="left" w:leader="none" w:pos="7672"/>
         </w:tabs>
-        <w:spacing/>
+        <w:spacing w:after="0" w:line="360" w:lineRule="auto"/>
         <w:ind w:firstLine="360" w:left="0"/>
-        <w:rPr>
-          <w:sz w:val="24"/>
+        <w:jc w:val="both"/>
+        <w:rPr>
+          <w:rFonts w:ascii="Arial" w:hAnsi="Arial" w:cs="Arial"/>
+          <w:sz w:val="24"/>
+          <w:szCs w:val="24"/>
+        </w:rPr>
+      </w:pPr>
+      <w:r>
+        <w:rPr>
+          <w:rFonts w:ascii="Arial" w:hAnsi="Arial" w:eastAsia="Arial" w:cs="Arial"/>
+          <w:sz w:val="24"/>
+          <w:szCs w:val="24"/>
           <w:lang w:val="pt-BR"/>
         </w:rPr>
-      </w:pPr>
-      <w:r>
-        <w:rPr>
-          <w:sz w:val="24"/>
+        <w:t xml:space="preserve">- </w:t>
+      </w:r>
+      <w:r>
+        <w:rPr>
+          <w:rFonts w:ascii="Arial" w:hAnsi="Arial" w:eastAsia="Arial" w:cs="Arial"/>
+          <w:sz w:val="24"/>
+          <w:szCs w:val="24"/>
           <w:lang w:val="pt-BR"/>
         </w:rPr>
-        <w:t xml:space="preserve">- </w:t>
-      </w:r>
-      <w:r>
-        <w:rPr>
-          <w:sz w:val="24"/>
+        <w:t xml:space="preserve">Qual a estrutura do mundo?</w:t>
+      </w:r>
+      <w:r>
+        <w:rPr>
+          <w:rFonts w:ascii="Arial" w:hAnsi="Arial" w:eastAsia="Arial" w:cs="Arial"/>
+          <w:sz w:val="24"/>
+          <w:szCs w:val="24"/>
           <w:lang w:val="pt-BR"/>
         </w:rPr>
-        <w:t xml:space="preserve">Qual a estrutura do mundo?</w:t>
-      </w:r>
-      <w:r>
-        <w:rPr>
-          <w:sz w:val="24"/>
-          <w:lang w:val="pt-BR"/>
-        </w:rPr>
-      </w:r>
-      <w:r>
-        <w:rPr>
-          <w:sz w:val="24"/>
+      </w:r>
+      <w:r>
+        <w:rPr>
+          <w:rFonts w:ascii="Arial" w:hAnsi="Arial" w:eastAsia="Arial" w:cs="Arial"/>
+          <w:sz w:val="24"/>
+          <w:szCs w:val="24"/>
           <w:lang w:val="pt-BR"/>
         </w:rPr>
       </w:r>
@@ -4479,28 +5970,36 @@
         <w:tabs>
           <w:tab w:val="left" w:leader="none" w:pos="7672"/>
         </w:tabs>
-        <w:spacing/>
+        <w:spacing w:after="0" w:line="360" w:lineRule="auto"/>
         <w:ind w:firstLine="360" w:left="0"/>
-        <w:rPr>
-          <w:sz w:val="24"/>
+        <w:jc w:val="both"/>
+        <w:rPr>
+          <w:rFonts w:ascii="Arial" w:hAnsi="Arial" w:cs="Arial"/>
+          <w:sz w:val="24"/>
+          <w:szCs w:val="24"/>
+        </w:rPr>
+      </w:pPr>
+      <w:r>
+        <w:rPr>
+          <w:rFonts w:ascii="Arial" w:hAnsi="Arial" w:eastAsia="Arial" w:cs="Arial"/>
+          <w:sz w:val="24"/>
+          <w:szCs w:val="24"/>
           <w:lang w:val="pt-BR"/>
         </w:rPr>
-      </w:pPr>
-      <w:r>
-        <w:rPr>
-          <w:sz w:val="24"/>
+      </w:r>
+      <w:r>
+        <w:rPr>
+          <w:rFonts w:ascii="Arial" w:hAnsi="Arial" w:eastAsia="Arial" w:cs="Arial"/>
+          <w:sz w:val="24"/>
+          <w:szCs w:val="24"/>
           <w:lang w:val="pt-BR"/>
         </w:rPr>
       </w:r>
       <w:r>
         <w:rPr>
-          <w:sz w:val="24"/>
-          <w:lang w:val="pt-BR"/>
-        </w:rPr>
-      </w:r>
-      <w:r>
-        <w:rPr>
-          <w:sz w:val="24"/>
+          <w:rFonts w:ascii="Arial" w:hAnsi="Arial" w:eastAsia="Arial" w:cs="Arial"/>
+          <w:sz w:val="24"/>
+          <w:szCs w:val="24"/>
           <w:lang w:val="pt-BR"/>
         </w:rPr>
       </w:r>
@@ -4512,36 +6011,46 @@
         <w:tabs>
           <w:tab w:val="left" w:leader="none" w:pos="7672"/>
         </w:tabs>
-        <w:spacing/>
+        <w:spacing w:after="0" w:line="360" w:lineRule="auto"/>
         <w:ind w:firstLine="360" w:left="0"/>
-        <w:rPr>
-          <w:sz w:val="24"/>
+        <w:jc w:val="both"/>
+        <w:rPr>
+          <w:rFonts w:ascii="Arial" w:hAnsi="Arial" w:cs="Arial"/>
+          <w:sz w:val="24"/>
+          <w:szCs w:val="24"/>
+        </w:rPr>
+      </w:pPr>
+      <w:r>
+        <w:rPr>
+          <w:rFonts w:ascii="Arial" w:hAnsi="Arial" w:eastAsia="Arial" w:cs="Arial"/>
+          <w:sz w:val="24"/>
+          <w:szCs w:val="24"/>
           <w:lang w:val="pt-BR"/>
         </w:rPr>
-      </w:pPr>
-      <w:r>
-        <w:rPr>
-          <w:sz w:val="24"/>
+        <w:t xml:space="preserve">- </w:t>
+      </w:r>
+      <w:r>
+        <w:rPr>
+          <w:rFonts w:ascii="Arial" w:hAnsi="Arial" w:eastAsia="Arial" w:cs="Arial"/>
+          <w:sz w:val="24"/>
+          <w:szCs w:val="24"/>
           <w:lang w:val="pt-BR"/>
         </w:rPr>
-        <w:t xml:space="preserve">- </w:t>
-      </w:r>
-      <w:r>
-        <w:rPr>
-          <w:sz w:val="24"/>
+        <w:t xml:space="preserve">Qual a emoção presente em cada ambiente?</w:t>
+      </w:r>
+      <w:r>
+        <w:rPr>
+          <w:rFonts w:ascii="Arial" w:hAnsi="Arial" w:eastAsia="Arial" w:cs="Arial"/>
+          <w:sz w:val="24"/>
+          <w:szCs w:val="24"/>
           <w:lang w:val="pt-BR"/>
         </w:rPr>
-        <w:t xml:space="preserve">Qual a emoção presente em cada ambiente?</w:t>
-      </w:r>
-      <w:r>
-        <w:rPr>
-          <w:sz w:val="24"/>
-          <w:lang w:val="pt-BR"/>
-        </w:rPr>
-      </w:r>
-      <w:r>
-        <w:rPr>
-          <w:sz w:val="24"/>
+      </w:r>
+      <w:r>
+        <w:rPr>
+          <w:rFonts w:ascii="Arial" w:hAnsi="Arial" w:eastAsia="Arial" w:cs="Arial"/>
+          <w:sz w:val="24"/>
+          <w:szCs w:val="24"/>
           <w:lang w:val="pt-BR"/>
         </w:rPr>
       </w:r>
@@ -4553,28 +6062,36 @@
         <w:tabs>
           <w:tab w:val="left" w:leader="none" w:pos="7672"/>
         </w:tabs>
-        <w:spacing/>
+        <w:spacing w:after="0" w:line="360" w:lineRule="auto"/>
         <w:ind w:firstLine="360" w:left="0"/>
-        <w:rPr>
-          <w:sz w:val="24"/>
+        <w:jc w:val="both"/>
+        <w:rPr>
+          <w:rFonts w:ascii="Arial" w:hAnsi="Arial" w:cs="Arial"/>
+          <w:sz w:val="24"/>
+          <w:szCs w:val="24"/>
+        </w:rPr>
+      </w:pPr>
+      <w:r>
+        <w:rPr>
+          <w:rFonts w:ascii="Arial" w:hAnsi="Arial" w:eastAsia="Arial" w:cs="Arial"/>
+          <w:sz w:val="24"/>
+          <w:szCs w:val="24"/>
           <w:lang w:val="pt-BR"/>
         </w:rPr>
-      </w:pPr>
-      <w:r>
-        <w:rPr>
-          <w:sz w:val="24"/>
+      </w:r>
+      <w:r>
+        <w:rPr>
+          <w:rFonts w:ascii="Arial" w:hAnsi="Arial" w:eastAsia="Arial" w:cs="Arial"/>
+          <w:sz w:val="24"/>
+          <w:szCs w:val="24"/>
           <w:lang w:val="pt-BR"/>
         </w:rPr>
       </w:r>
       <w:r>
         <w:rPr>
-          <w:sz w:val="24"/>
-          <w:lang w:val="pt-BR"/>
-        </w:rPr>
-      </w:r>
-      <w:r>
-        <w:rPr>
-          <w:sz w:val="24"/>
+          <w:rFonts w:ascii="Arial" w:hAnsi="Arial" w:eastAsia="Arial" w:cs="Arial"/>
+          <w:sz w:val="24"/>
+          <w:szCs w:val="24"/>
           <w:lang w:val="pt-BR"/>
         </w:rPr>
       </w:r>
@@ -4586,50 +6103,64 @@
         <w:tabs>
           <w:tab w:val="left" w:leader="none" w:pos="7672"/>
         </w:tabs>
-        <w:spacing/>
+        <w:spacing w:after="0" w:line="360" w:lineRule="auto"/>
         <w:ind w:firstLine="360" w:left="0"/>
-        <w:rPr>
-          <w:sz w:val="24"/>
+        <w:jc w:val="both"/>
+        <w:rPr>
+          <w:rFonts w:ascii="Arial" w:hAnsi="Arial" w:cs="Arial"/>
+          <w:sz w:val="24"/>
+          <w:szCs w:val="24"/>
+        </w:rPr>
+      </w:pPr>
+      <w:r>
+        <w:rPr>
+          <w:rFonts w:ascii="Arial" w:hAnsi="Arial" w:eastAsia="Arial" w:cs="Arial"/>
+          <w:sz w:val="24"/>
+          <w:szCs w:val="24"/>
           <w:lang w:val="pt-BR"/>
         </w:rPr>
-      </w:pPr>
-      <w:r>
-        <w:rPr>
-          <w:sz w:val="24"/>
+        <w:t xml:space="preserve">- </w:t>
+      </w:r>
+      <w:r>
+        <w:rPr>
+          <w:rFonts w:ascii="Arial" w:hAnsi="Arial" w:eastAsia="Arial" w:cs="Arial"/>
+          <w:sz w:val="24"/>
+          <w:szCs w:val="24"/>
           <w:lang w:val="pt-BR"/>
         </w:rPr>
-        <w:t xml:space="preserve">- </w:t>
-      </w:r>
-      <w:r>
-        <w:rPr>
-          <w:sz w:val="24"/>
+        <w:t xml:space="preserve">Que tipo de m</w:t>
+      </w:r>
+      <w:r>
+        <w:rPr>
+          <w:rFonts w:ascii="Arial" w:hAnsi="Arial" w:eastAsia="Arial" w:cs="Arial"/>
+          <w:sz w:val="24"/>
+          <w:szCs w:val="24"/>
           <w:lang w:val="pt-BR"/>
         </w:rPr>
-        <w:t xml:space="preserve">Que tipo de m</w:t>
-      </w:r>
-      <w:r>
-        <w:rPr>
-          <w:sz w:val="24"/>
+        <w:t xml:space="preserve">ú</w:t>
+      </w:r>
+      <w:r>
+        <w:rPr>
+          <w:rFonts w:ascii="Arial" w:hAnsi="Arial" w:eastAsia="Arial" w:cs="Arial"/>
+          <w:sz w:val="24"/>
+          <w:szCs w:val="24"/>
           <w:lang w:val="pt-BR"/>
         </w:rPr>
-        <w:t xml:space="preserve">ú</w:t>
-      </w:r>
-      <w:r>
-        <w:rPr>
-          <w:sz w:val="24"/>
+        <w:t xml:space="preserve">sica deve ser usada em cada fase?</w:t>
+      </w:r>
+      <w:r>
+        <w:rPr>
+          <w:rFonts w:ascii="Arial" w:hAnsi="Arial" w:eastAsia="Arial" w:cs="Arial"/>
+          <w:sz w:val="24"/>
+          <w:szCs w:val="24"/>
           <w:lang w:val="pt-BR"/>
         </w:rPr>
-        <w:t xml:space="preserve">sica deve ser usada em cada fase?</w:t>
-      </w:r>
-      <w:r>
-        <w:rPr>
-          <w:sz w:val="24"/>
-          <w:lang w:val="pt-BR"/>
-        </w:rPr>
-      </w:r>
-      <w:r>
-        <w:rPr>
-          <w:sz w:val="24"/>
+      </w:r>
+      <w:r>
+        <w:rPr>
+          <w:rFonts w:ascii="Arial" w:hAnsi="Arial" w:eastAsia="Arial" w:cs="Arial"/>
+          <w:sz w:val="24"/>
+          <w:szCs w:val="24"/>
           <w:lang w:val="pt-BR"/>
         </w:rPr>
       </w:r>
@@ -4641,28 +6172,36 @@
         <w:tabs>
           <w:tab w:val="left" w:leader="none" w:pos="7672"/>
         </w:tabs>
-        <w:spacing/>
+        <w:spacing w:after="0" w:line="360" w:lineRule="auto"/>
         <w:ind w:firstLine="360" w:left="0"/>
-        <w:rPr>
-          <w:sz w:val="24"/>
+        <w:jc w:val="both"/>
+        <w:rPr>
+          <w:rFonts w:ascii="Arial" w:hAnsi="Arial" w:cs="Arial"/>
+          <w:sz w:val="24"/>
+          <w:szCs w:val="24"/>
+        </w:rPr>
+      </w:pPr>
+      <w:r>
+        <w:rPr>
+          <w:rFonts w:ascii="Arial" w:hAnsi="Arial" w:eastAsia="Arial" w:cs="Arial"/>
+          <w:sz w:val="24"/>
+          <w:szCs w:val="24"/>
           <w:lang w:val="pt-BR"/>
         </w:rPr>
-      </w:pPr>
-      <w:r>
-        <w:rPr>
-          <w:sz w:val="24"/>
+      </w:r>
+      <w:r>
+        <w:rPr>
+          <w:rFonts w:ascii="Arial" w:hAnsi="Arial" w:eastAsia="Arial" w:cs="Arial"/>
+          <w:sz w:val="24"/>
+          <w:szCs w:val="24"/>
           <w:lang w:val="pt-BR"/>
         </w:rPr>
       </w:r>
       <w:r>
         <w:rPr>
-          <w:sz w:val="24"/>
-          <w:lang w:val="pt-BR"/>
-        </w:rPr>
-      </w:r>
-      <w:r>
-        <w:rPr>
-          <w:sz w:val="24"/>
+          <w:rFonts w:ascii="Arial" w:hAnsi="Arial" w:eastAsia="Arial" w:cs="Arial"/>
+          <w:sz w:val="24"/>
+          <w:szCs w:val="24"/>
           <w:lang w:val="pt-BR"/>
         </w:rPr>
       </w:r>
@@ -4674,36 +6213,46 @@
         <w:tabs>
           <w:tab w:val="left" w:leader="none" w:pos="7672"/>
         </w:tabs>
-        <w:spacing/>
+        <w:spacing w:after="0" w:line="360" w:lineRule="auto"/>
         <w:ind w:firstLine="360" w:left="0"/>
-        <w:rPr>
-          <w:sz w:val="24"/>
+        <w:jc w:val="both"/>
+        <w:rPr>
+          <w:rFonts w:ascii="Arial" w:hAnsi="Arial" w:cs="Arial"/>
+          <w:sz w:val="24"/>
+          <w:szCs w:val="24"/>
+        </w:rPr>
+      </w:pPr>
+      <w:r>
+        <w:rPr>
+          <w:rFonts w:ascii="Arial" w:hAnsi="Arial" w:eastAsia="Arial" w:cs="Arial"/>
+          <w:sz w:val="24"/>
+          <w:szCs w:val="24"/>
           <w:lang w:val="pt-BR"/>
         </w:rPr>
-      </w:pPr>
-      <w:r>
-        <w:rPr>
-          <w:sz w:val="24"/>
+        <w:t xml:space="preserve">- </w:t>
+      </w:r>
+      <w:r>
+        <w:rPr>
+          <w:rFonts w:ascii="Arial" w:hAnsi="Arial" w:eastAsia="Arial" w:cs="Arial"/>
+          <w:sz w:val="24"/>
+          <w:szCs w:val="24"/>
           <w:lang w:val="pt-BR"/>
         </w:rPr>
-        <w:t xml:space="preserve">- </w:t>
-      </w:r>
-      <w:r>
-        <w:rPr>
-          <w:sz w:val="24"/>
+        <w:t xml:space="preserve">Inclua ilustrações de todos os mapas e fases do jogo;</w:t>
+      </w:r>
+      <w:r>
+        <w:rPr>
+          <w:rFonts w:ascii="Arial" w:hAnsi="Arial" w:eastAsia="Arial" w:cs="Arial"/>
+          <w:sz w:val="24"/>
+          <w:szCs w:val="24"/>
           <w:lang w:val="pt-BR"/>
         </w:rPr>
-        <w:t xml:space="preserve">Inclua ilustrações de todos os mapas e fases do jogo;</w:t>
-      </w:r>
-      <w:r>
-        <w:rPr>
-          <w:sz w:val="24"/>
-          <w:lang w:val="pt-BR"/>
-        </w:rPr>
-      </w:r>
-      <w:r>
-        <w:rPr>
-          <w:sz w:val="24"/>
+      </w:r>
+      <w:r>
+        <w:rPr>
+          <w:rFonts w:ascii="Arial" w:hAnsi="Arial" w:eastAsia="Arial" w:cs="Arial"/>
+          <w:sz w:val="24"/>
+          <w:szCs w:val="24"/>
           <w:lang w:val="pt-BR"/>
         </w:rPr>
       </w:r>
@@ -4711,29 +6260,37 @@
     <w:p>
       <w:pPr>
         <w:pBdr/>
-        <w:spacing/>
+        <w:spacing w:after="0" w:line="360" w:lineRule="auto"/>
         <w:ind w:firstLine="360"/>
-        <w:rPr>
-          <w:sz w:val="24"/>
+        <w:jc w:val="both"/>
+        <w:rPr>
+          <w:rFonts w:ascii="Arial" w:hAnsi="Arial" w:cs="Arial"/>
+          <w:sz w:val="24"/>
+          <w:szCs w:val="24"/>
+        </w:rPr>
+      </w:pPr>
+      <w:r>
+        <w:rPr>
+          <w:rFonts w:ascii="Arial" w:hAnsi="Arial" w:eastAsia="Arial" w:cs="Arial"/>
+          <w:sz w:val="24"/>
+          <w:szCs w:val="24"/>
           <w:lang w:val="pt-BR"/>
         </w:rPr>
-      </w:pPr>
-      <w:r>
-        <w:rPr>
-          <w:sz w:val="24"/>
+        <w:br w:type="page" w:clear="all"/>
+      </w:r>
+      <w:r>
+        <w:rPr>
+          <w:rFonts w:ascii="Arial" w:hAnsi="Arial" w:eastAsia="Arial" w:cs="Arial"/>
+          <w:sz w:val="24"/>
+          <w:szCs w:val="24"/>
           <w:lang w:val="pt-BR"/>
         </w:rPr>
-        <w:br w:type="page" w:clear="all"/>
-      </w:r>
-      <w:r>
-        <w:rPr>
-          <w:sz w:val="24"/>
-          <w:lang w:val="pt-BR"/>
-        </w:rPr>
-      </w:r>
-      <w:r>
-        <w:rPr>
-          <w:sz w:val="24"/>
+      </w:r>
+      <w:r>
+        <w:rPr>
+          <w:rFonts w:ascii="Arial" w:hAnsi="Arial" w:eastAsia="Arial" w:cs="Arial"/>
+          <w:sz w:val="24"/>
+          <w:szCs w:val="24"/>
           <w:lang w:val="pt-BR"/>
         </w:rPr>
       </w:r>
@@ -4749,37 +6306,51 @@
         <w:tabs>
           <w:tab w:val="left" w:leader="none" w:pos="7672"/>
         </w:tabs>
-        <w:spacing/>
-        <w:ind/>
+        <w:spacing w:after="0" w:line="360" w:lineRule="auto"/>
+        <w:ind/>
+        <w:jc w:val="both"/>
         <w:outlineLvl w:val="0"/>
         <w:rPr>
+          <w:rFonts w:ascii="Arial" w:hAnsi="Arial" w:cs="Arial"/>
           <w:b/>
-          <w:sz w:val="40"/>
+          <w:sz w:val="24"/>
+          <w:szCs w:val="24"/>
+        </w:rPr>
+      </w:pPr>
+      <w:r>
+        <w:rPr>
+          <w:rFonts w:ascii="Arial" w:hAnsi="Arial" w:eastAsia="Arial" w:cs="Arial"/>
+          <w:sz w:val="24"/>
+          <w:szCs w:val="24"/>
+        </w:rPr>
+      </w:r>
+      <w:bookmarkStart w:id="7" w:name="_Toc381728157"/>
+      <w:r>
+        <w:rPr>
+          <w:rFonts w:ascii="Arial" w:hAnsi="Arial" w:eastAsia="Arial" w:cs="Arial"/>
+          <w:b/>
+          <w:sz w:val="24"/>
+          <w:szCs w:val="24"/>
           <w:lang w:val="pt-BR"/>
         </w:rPr>
-      </w:pPr>
-      <w:r/>
-      <w:bookmarkStart w:id="7" w:name="_Toc381728157"/>
-      <w:r>
-        <w:rPr>
+        <w:t xml:space="preserve">Inimigos</w:t>
+      </w:r>
+      <w:bookmarkEnd w:id="7"/>
+      <w:r>
+        <w:rPr>
+          <w:rFonts w:ascii="Arial" w:hAnsi="Arial" w:eastAsia="Arial" w:cs="Arial"/>
           <w:b/>
-          <w:sz w:val="40"/>
+          <w:sz w:val="24"/>
+          <w:szCs w:val="24"/>
           <w:lang w:val="pt-BR"/>
         </w:rPr>
-        <w:t xml:space="preserve">Inimigos</w:t>
-      </w:r>
-      <w:bookmarkEnd w:id="7"/>
-      <w:r>
-        <w:rPr>
+      </w:r>
+      <w:r>
+        <w:rPr>
+          <w:rFonts w:ascii="Arial" w:hAnsi="Arial" w:eastAsia="Arial" w:cs="Arial"/>
           <w:b/>
-          <w:sz w:val="40"/>
-          <w:lang w:val="pt-BR"/>
-        </w:rPr>
-      </w:r>
-      <w:r>
-        <w:rPr>
-          <w:b/>
-          <w:sz w:val="40"/>
+          <w:sz w:val="24"/>
+          <w:szCs w:val="24"/>
           <w:lang w:val="pt-BR"/>
         </w:rPr>
       </w:r>
@@ -4791,28 +6362,36 @@
         <w:tabs>
           <w:tab w:val="left" w:leader="none" w:pos="7672"/>
         </w:tabs>
-        <w:spacing/>
+        <w:spacing w:after="0" w:line="360" w:lineRule="auto"/>
         <w:ind w:left="360"/>
-        <w:rPr>
-          <w:sz w:val="28"/>
+        <w:jc w:val="both"/>
+        <w:rPr>
+          <w:rFonts w:ascii="Arial" w:hAnsi="Arial" w:cs="Arial"/>
+          <w:sz w:val="24"/>
+          <w:szCs w:val="24"/>
+        </w:rPr>
+      </w:pPr>
+      <w:r>
+        <w:rPr>
+          <w:rFonts w:ascii="Arial" w:hAnsi="Arial" w:eastAsia="Arial" w:cs="Arial"/>
+          <w:sz w:val="24"/>
+          <w:szCs w:val="24"/>
           <w:lang w:val="pt-BR"/>
         </w:rPr>
-      </w:pPr>
-      <w:r>
-        <w:rPr>
-          <w:sz w:val="28"/>
+      </w:r>
+      <w:r>
+        <w:rPr>
+          <w:rFonts w:ascii="Arial" w:hAnsi="Arial" w:eastAsia="Arial" w:cs="Arial"/>
+          <w:sz w:val="24"/>
+          <w:szCs w:val="24"/>
           <w:lang w:val="pt-BR"/>
         </w:rPr>
       </w:r>
       <w:r>
         <w:rPr>
-          <w:sz w:val="28"/>
-          <w:lang w:val="pt-BR"/>
-        </w:rPr>
-      </w:r>
-      <w:r>
-        <w:rPr>
-          <w:sz w:val="28"/>
+          <w:rFonts w:ascii="Arial" w:hAnsi="Arial" w:eastAsia="Arial" w:cs="Arial"/>
+          <w:sz w:val="24"/>
+          <w:szCs w:val="24"/>
           <w:lang w:val="pt-BR"/>
         </w:rPr>
       </w:r>
@@ -4824,36 +6403,46 @@
         <w:tabs>
           <w:tab w:val="left" w:leader="none" w:pos="7672"/>
         </w:tabs>
-        <w:spacing/>
+        <w:spacing w:after="0" w:line="360" w:lineRule="auto"/>
         <w:ind w:firstLine="360" w:left="0"/>
-        <w:rPr>
-          <w:sz w:val="24"/>
+        <w:jc w:val="both"/>
+        <w:rPr>
+          <w:rFonts w:ascii="Arial" w:hAnsi="Arial" w:cs="Arial"/>
+          <w:sz w:val="24"/>
+          <w:szCs w:val="24"/>
+        </w:rPr>
+      </w:pPr>
+      <w:r>
+        <w:rPr>
+          <w:rFonts w:ascii="Arial" w:hAnsi="Arial" w:eastAsia="Arial" w:cs="Arial"/>
+          <w:sz w:val="24"/>
+          <w:szCs w:val="24"/>
           <w:lang w:val="pt-BR"/>
         </w:rPr>
-      </w:pPr>
-      <w:r>
-        <w:rPr>
-          <w:sz w:val="24"/>
+        <w:t xml:space="preserve">- </w:t>
+      </w:r>
+      <w:r>
+        <w:rPr>
+          <w:rFonts w:ascii="Arial" w:hAnsi="Arial" w:eastAsia="Arial" w:cs="Arial"/>
+          <w:sz w:val="24"/>
+          <w:szCs w:val="24"/>
           <w:lang w:val="pt-BR"/>
         </w:rPr>
-        <w:t xml:space="preserve">- </w:t>
-      </w:r>
-      <w:r>
-        <w:rPr>
-          <w:sz w:val="24"/>
+        <w:t xml:space="preserve">Descrição e ilustração dos inimigos que existem no universo do jogo;</w:t>
+      </w:r>
+      <w:r>
+        <w:rPr>
+          <w:rFonts w:ascii="Arial" w:hAnsi="Arial" w:eastAsia="Arial" w:cs="Arial"/>
+          <w:sz w:val="24"/>
+          <w:szCs w:val="24"/>
           <w:lang w:val="pt-BR"/>
         </w:rPr>
-        <w:t xml:space="preserve">Descrição e ilustração dos inimigos que existem no universo do jogo;</w:t>
-      </w:r>
-      <w:r>
-        <w:rPr>
-          <w:sz w:val="24"/>
-          <w:lang w:val="pt-BR"/>
-        </w:rPr>
-      </w:r>
-      <w:r>
-        <w:rPr>
-          <w:sz w:val="24"/>
+      </w:r>
+      <w:r>
+        <w:rPr>
+          <w:rFonts w:ascii="Arial" w:hAnsi="Arial" w:eastAsia="Arial" w:cs="Arial"/>
+          <w:sz w:val="24"/>
+          <w:szCs w:val="24"/>
           <w:lang w:val="pt-BR"/>
         </w:rPr>
       </w:r>
@@ -4865,28 +6454,36 @@
         <w:tabs>
           <w:tab w:val="left" w:leader="none" w:pos="7672"/>
         </w:tabs>
-        <w:spacing/>
+        <w:spacing w:after="0" w:line="360" w:lineRule="auto"/>
         <w:ind w:firstLine="360" w:left="0"/>
-        <w:rPr>
-          <w:sz w:val="24"/>
+        <w:jc w:val="both"/>
+        <w:rPr>
+          <w:rFonts w:ascii="Arial" w:hAnsi="Arial" w:cs="Arial"/>
+          <w:sz w:val="24"/>
+          <w:szCs w:val="24"/>
+        </w:rPr>
+      </w:pPr>
+      <w:r>
+        <w:rPr>
+          <w:rFonts w:ascii="Arial" w:hAnsi="Arial" w:eastAsia="Arial" w:cs="Arial"/>
+          <w:sz w:val="24"/>
+          <w:szCs w:val="24"/>
           <w:lang w:val="pt-BR"/>
         </w:rPr>
-      </w:pPr>
-      <w:r>
-        <w:rPr>
-          <w:sz w:val="24"/>
+      </w:r>
+      <w:r>
+        <w:rPr>
+          <w:rFonts w:ascii="Arial" w:hAnsi="Arial" w:eastAsia="Arial" w:cs="Arial"/>
+          <w:sz w:val="24"/>
+          <w:szCs w:val="24"/>
           <w:lang w:val="pt-BR"/>
         </w:rPr>
       </w:r>
       <w:r>
         <w:rPr>
-          <w:sz w:val="24"/>
-          <w:lang w:val="pt-BR"/>
-        </w:rPr>
-      </w:r>
-      <w:r>
-        <w:rPr>
-          <w:sz w:val="24"/>
+          <w:rFonts w:ascii="Arial" w:hAnsi="Arial" w:eastAsia="Arial" w:cs="Arial"/>
+          <w:sz w:val="24"/>
+          <w:szCs w:val="24"/>
           <w:lang w:val="pt-BR"/>
         </w:rPr>
       </w:r>
@@ -4898,36 +6495,46 @@
         <w:tabs>
           <w:tab w:val="left" w:leader="none" w:pos="7672"/>
         </w:tabs>
-        <w:spacing/>
+        <w:spacing w:after="0" w:line="360" w:lineRule="auto"/>
         <w:ind w:firstLine="360" w:left="0"/>
-        <w:rPr>
-          <w:sz w:val="24"/>
+        <w:jc w:val="both"/>
+        <w:rPr>
+          <w:rFonts w:ascii="Arial" w:hAnsi="Arial" w:cs="Arial"/>
+          <w:sz w:val="24"/>
+          <w:szCs w:val="24"/>
+        </w:rPr>
+      </w:pPr>
+      <w:r>
+        <w:rPr>
+          <w:rFonts w:ascii="Arial" w:hAnsi="Arial" w:eastAsia="Arial" w:cs="Arial"/>
+          <w:sz w:val="24"/>
+          <w:szCs w:val="24"/>
           <w:lang w:val="pt-BR"/>
         </w:rPr>
-      </w:pPr>
-      <w:r>
-        <w:rPr>
-          <w:sz w:val="24"/>
+        <w:t xml:space="preserve">- </w:t>
+      </w:r>
+      <w:r>
+        <w:rPr>
+          <w:rFonts w:ascii="Arial" w:hAnsi="Arial" w:eastAsia="Arial" w:cs="Arial"/>
+          <w:sz w:val="24"/>
+          <w:szCs w:val="24"/>
           <w:lang w:val="pt-BR"/>
         </w:rPr>
-        <w:t xml:space="preserve">- </w:t>
-      </w:r>
-      <w:r>
-        <w:rPr>
-          <w:sz w:val="24"/>
+        <w:t xml:space="preserve">Em qual ambiente/fase cada inimigo vai aparecer?</w:t>
+      </w:r>
+      <w:r>
+        <w:rPr>
+          <w:rFonts w:ascii="Arial" w:hAnsi="Arial" w:eastAsia="Arial" w:cs="Arial"/>
+          <w:sz w:val="24"/>
+          <w:szCs w:val="24"/>
           <w:lang w:val="pt-BR"/>
         </w:rPr>
-        <w:t xml:space="preserve">Em qual ambiente/fase cada inimigo vai aparecer?</w:t>
-      </w:r>
-      <w:r>
-        <w:rPr>
-          <w:sz w:val="24"/>
-          <w:lang w:val="pt-BR"/>
-        </w:rPr>
-      </w:r>
-      <w:r>
-        <w:rPr>
-          <w:sz w:val="24"/>
+      </w:r>
+      <w:r>
+        <w:rPr>
+          <w:rFonts w:ascii="Arial" w:hAnsi="Arial" w:eastAsia="Arial" w:cs="Arial"/>
+          <w:sz w:val="24"/>
+          <w:szCs w:val="24"/>
           <w:lang w:val="pt-BR"/>
         </w:rPr>
       </w:r>
@@ -4939,28 +6546,36 @@
         <w:tabs>
           <w:tab w:val="left" w:leader="none" w:pos="7672"/>
         </w:tabs>
-        <w:spacing/>
+        <w:spacing w:after="0" w:line="360" w:lineRule="auto"/>
         <w:ind w:firstLine="360" w:left="0"/>
-        <w:rPr>
-          <w:sz w:val="24"/>
+        <w:jc w:val="both"/>
+        <w:rPr>
+          <w:rFonts w:ascii="Arial" w:hAnsi="Arial" w:cs="Arial"/>
+          <w:sz w:val="24"/>
+          <w:szCs w:val="24"/>
+        </w:rPr>
+      </w:pPr>
+      <w:r>
+        <w:rPr>
+          <w:rFonts w:ascii="Arial" w:hAnsi="Arial" w:eastAsia="Arial" w:cs="Arial"/>
+          <w:sz w:val="24"/>
+          <w:szCs w:val="24"/>
           <w:lang w:val="pt-BR"/>
         </w:rPr>
-      </w:pPr>
-      <w:r>
-        <w:rPr>
-          <w:sz w:val="24"/>
+      </w:r>
+      <w:r>
+        <w:rPr>
+          <w:rFonts w:ascii="Arial" w:hAnsi="Arial" w:eastAsia="Arial" w:cs="Arial"/>
+          <w:sz w:val="24"/>
+          <w:szCs w:val="24"/>
           <w:lang w:val="pt-BR"/>
         </w:rPr>
       </w:r>
       <w:r>
         <w:rPr>
-          <w:sz w:val="24"/>
-          <w:lang w:val="pt-BR"/>
-        </w:rPr>
-      </w:r>
-      <w:r>
-        <w:rPr>
-          <w:sz w:val="24"/>
+          <w:rFonts w:ascii="Arial" w:hAnsi="Arial" w:eastAsia="Arial" w:cs="Arial"/>
+          <w:sz w:val="24"/>
+          <w:szCs w:val="24"/>
           <w:lang w:val="pt-BR"/>
         </w:rPr>
       </w:r>
@@ -4972,36 +6587,46 @@
         <w:tabs>
           <w:tab w:val="left" w:leader="none" w:pos="7672"/>
         </w:tabs>
-        <w:spacing/>
+        <w:spacing w:after="0" w:line="360" w:lineRule="auto"/>
         <w:ind w:firstLine="360" w:left="0"/>
-        <w:rPr>
-          <w:sz w:val="24"/>
+        <w:jc w:val="both"/>
+        <w:rPr>
+          <w:rFonts w:ascii="Arial" w:hAnsi="Arial" w:cs="Arial"/>
+          <w:sz w:val="24"/>
+          <w:szCs w:val="24"/>
+        </w:rPr>
+      </w:pPr>
+      <w:r>
+        <w:rPr>
+          <w:rFonts w:ascii="Arial" w:hAnsi="Arial" w:eastAsia="Arial" w:cs="Arial"/>
+          <w:sz w:val="24"/>
+          <w:szCs w:val="24"/>
           <w:lang w:val="pt-BR"/>
         </w:rPr>
-      </w:pPr>
-      <w:r>
-        <w:rPr>
-          <w:sz w:val="24"/>
+        <w:t xml:space="preserve">- </w:t>
+      </w:r>
+      <w:r>
+        <w:rPr>
+          <w:rFonts w:ascii="Arial" w:hAnsi="Arial" w:eastAsia="Arial" w:cs="Arial"/>
+          <w:sz w:val="24"/>
+          <w:szCs w:val="24"/>
           <w:lang w:val="pt-BR"/>
         </w:rPr>
-        <w:t xml:space="preserve">- </w:t>
-      </w:r>
-      <w:r>
-        <w:rPr>
-          <w:sz w:val="24"/>
+        <w:t xml:space="preserve">Como o jogado supera cada inimigo?</w:t>
+      </w:r>
+      <w:r>
+        <w:rPr>
+          <w:rFonts w:ascii="Arial" w:hAnsi="Arial" w:eastAsia="Arial" w:cs="Arial"/>
+          <w:sz w:val="24"/>
+          <w:szCs w:val="24"/>
           <w:lang w:val="pt-BR"/>
         </w:rPr>
-        <w:t xml:space="preserve">Como o jogado supera cada inimigo?</w:t>
-      </w:r>
-      <w:r>
-        <w:rPr>
-          <w:sz w:val="24"/>
-          <w:lang w:val="pt-BR"/>
-        </w:rPr>
-      </w:r>
-      <w:r>
-        <w:rPr>
-          <w:sz w:val="24"/>
+      </w:r>
+      <w:r>
+        <w:rPr>
+          <w:rFonts w:ascii="Arial" w:hAnsi="Arial" w:eastAsia="Arial" w:cs="Arial"/>
+          <w:sz w:val="24"/>
+          <w:szCs w:val="24"/>
           <w:lang w:val="pt-BR"/>
         </w:rPr>
       </w:r>
@@ -5013,28 +6638,36 @@
         <w:tabs>
           <w:tab w:val="left" w:leader="none" w:pos="7672"/>
         </w:tabs>
-        <w:spacing/>
+        <w:spacing w:after="0" w:line="360" w:lineRule="auto"/>
         <w:ind w:firstLine="360" w:left="0"/>
-        <w:rPr>
-          <w:sz w:val="24"/>
+        <w:jc w:val="both"/>
+        <w:rPr>
+          <w:rFonts w:ascii="Arial" w:hAnsi="Arial" w:cs="Arial"/>
+          <w:sz w:val="24"/>
+          <w:szCs w:val="24"/>
+        </w:rPr>
+      </w:pPr>
+      <w:r>
+        <w:rPr>
+          <w:rFonts w:ascii="Arial" w:hAnsi="Arial" w:eastAsia="Arial" w:cs="Arial"/>
+          <w:sz w:val="24"/>
+          <w:szCs w:val="24"/>
           <w:lang w:val="pt-BR"/>
         </w:rPr>
-      </w:pPr>
-      <w:r>
-        <w:rPr>
-          <w:sz w:val="24"/>
+      </w:r>
+      <w:r>
+        <w:rPr>
+          <w:rFonts w:ascii="Arial" w:hAnsi="Arial" w:eastAsia="Arial" w:cs="Arial"/>
+          <w:sz w:val="24"/>
+          <w:szCs w:val="24"/>
           <w:lang w:val="pt-BR"/>
         </w:rPr>
       </w:r>
       <w:r>
         <w:rPr>
-          <w:sz w:val="24"/>
-          <w:lang w:val="pt-BR"/>
-        </w:rPr>
-      </w:r>
-      <w:r>
-        <w:rPr>
-          <w:sz w:val="24"/>
+          <w:rFonts w:ascii="Arial" w:hAnsi="Arial" w:eastAsia="Arial" w:cs="Arial"/>
+          <w:sz w:val="24"/>
+          <w:szCs w:val="24"/>
           <w:lang w:val="pt-BR"/>
         </w:rPr>
       </w:r>
@@ -5046,36 +6679,46 @@
         <w:tabs>
           <w:tab w:val="left" w:leader="none" w:pos="7672"/>
         </w:tabs>
-        <w:spacing/>
+        <w:spacing w:after="0" w:line="360" w:lineRule="auto"/>
         <w:ind w:firstLine="360" w:left="0"/>
-        <w:rPr>
-          <w:sz w:val="24"/>
+        <w:jc w:val="both"/>
+        <w:rPr>
+          <w:rFonts w:ascii="Arial" w:hAnsi="Arial" w:cs="Arial"/>
+          <w:sz w:val="24"/>
+          <w:szCs w:val="24"/>
+        </w:rPr>
+      </w:pPr>
+      <w:r>
+        <w:rPr>
+          <w:rFonts w:ascii="Arial" w:hAnsi="Arial" w:eastAsia="Arial" w:cs="Arial"/>
+          <w:sz w:val="24"/>
+          <w:szCs w:val="24"/>
           <w:lang w:val="pt-BR"/>
         </w:rPr>
-      </w:pPr>
-      <w:r>
-        <w:rPr>
-          <w:sz w:val="24"/>
+        <w:t xml:space="preserve">- </w:t>
+      </w:r>
+      <w:r>
+        <w:rPr>
+          <w:rFonts w:ascii="Arial" w:hAnsi="Arial" w:eastAsia="Arial" w:cs="Arial"/>
+          <w:sz w:val="24"/>
+          <w:szCs w:val="24"/>
           <w:lang w:val="pt-BR"/>
         </w:rPr>
-        <w:t xml:space="preserve">- </w:t>
-      </w:r>
-      <w:r>
-        <w:rPr>
-          <w:sz w:val="24"/>
+        <w:t xml:space="preserve">O que o jogador ganha ao derrotar cada inimigo?</w:t>
+      </w:r>
+      <w:r>
+        <w:rPr>
+          <w:rFonts w:ascii="Arial" w:hAnsi="Arial" w:eastAsia="Arial" w:cs="Arial"/>
+          <w:sz w:val="24"/>
+          <w:szCs w:val="24"/>
           <w:lang w:val="pt-BR"/>
         </w:rPr>
-        <w:t xml:space="preserve">O que o jogador ganha ao derrotar cada inimigo?</w:t>
-      </w:r>
-      <w:r>
-        <w:rPr>
-          <w:sz w:val="24"/>
-          <w:lang w:val="pt-BR"/>
-        </w:rPr>
-      </w:r>
-      <w:r>
-        <w:rPr>
-          <w:sz w:val="24"/>
+      </w:r>
+      <w:r>
+        <w:rPr>
+          <w:rFonts w:ascii="Arial" w:hAnsi="Arial" w:eastAsia="Arial" w:cs="Arial"/>
+          <w:sz w:val="24"/>
+          <w:szCs w:val="24"/>
           <w:lang w:val="pt-BR"/>
         </w:rPr>
       </w:r>
@@ -5087,28 +6730,36 @@
         <w:tabs>
           <w:tab w:val="left" w:leader="none" w:pos="7672"/>
         </w:tabs>
-        <w:spacing/>
+        <w:spacing w:after="0" w:line="360" w:lineRule="auto"/>
         <w:ind w:firstLine="360" w:left="0"/>
-        <w:rPr>
-          <w:sz w:val="24"/>
+        <w:jc w:val="both"/>
+        <w:rPr>
+          <w:rFonts w:ascii="Arial" w:hAnsi="Arial" w:cs="Arial"/>
+          <w:sz w:val="24"/>
+          <w:szCs w:val="24"/>
+        </w:rPr>
+      </w:pPr>
+      <w:r>
+        <w:rPr>
+          <w:rFonts w:ascii="Arial" w:hAnsi="Arial" w:eastAsia="Arial" w:cs="Arial"/>
+          <w:sz w:val="24"/>
+          <w:szCs w:val="24"/>
           <w:lang w:val="pt-BR"/>
         </w:rPr>
-      </w:pPr>
-      <w:r>
-        <w:rPr>
-          <w:sz w:val="24"/>
+      </w:r>
+      <w:r>
+        <w:rPr>
+          <w:rFonts w:ascii="Arial" w:hAnsi="Arial" w:eastAsia="Arial" w:cs="Arial"/>
+          <w:sz w:val="24"/>
+          <w:szCs w:val="24"/>
           <w:lang w:val="pt-BR"/>
         </w:rPr>
       </w:r>
       <w:r>
         <w:rPr>
-          <w:sz w:val="24"/>
-          <w:lang w:val="pt-BR"/>
-        </w:rPr>
-      </w:r>
-      <w:r>
-        <w:rPr>
-          <w:sz w:val="24"/>
+          <w:rFonts w:ascii="Arial" w:hAnsi="Arial" w:eastAsia="Arial" w:cs="Arial"/>
+          <w:sz w:val="24"/>
+          <w:szCs w:val="24"/>
           <w:lang w:val="pt-BR"/>
         </w:rPr>
       </w:r>
@@ -5120,36 +6771,46 @@
         <w:tabs>
           <w:tab w:val="left" w:leader="none" w:pos="7672"/>
         </w:tabs>
-        <w:spacing/>
+        <w:spacing w:after="0" w:line="360" w:lineRule="auto"/>
         <w:ind w:firstLine="360" w:left="0"/>
-        <w:rPr>
-          <w:sz w:val="24"/>
+        <w:jc w:val="both"/>
+        <w:rPr>
+          <w:rFonts w:ascii="Arial" w:hAnsi="Arial" w:cs="Arial"/>
+          <w:sz w:val="24"/>
+          <w:szCs w:val="24"/>
+        </w:rPr>
+      </w:pPr>
+      <w:r>
+        <w:rPr>
+          <w:rFonts w:ascii="Arial" w:hAnsi="Arial" w:eastAsia="Arial" w:cs="Arial"/>
+          <w:sz w:val="24"/>
+          <w:szCs w:val="24"/>
           <w:lang w:val="pt-BR"/>
         </w:rPr>
-      </w:pPr>
-      <w:r>
-        <w:rPr>
-          <w:sz w:val="24"/>
+        <w:t xml:space="preserve">- </w:t>
+      </w:r>
+      <w:r>
+        <w:rPr>
+          <w:rFonts w:ascii="Arial" w:hAnsi="Arial" w:eastAsia="Arial" w:cs="Arial"/>
+          <w:sz w:val="24"/>
+          <w:szCs w:val="24"/>
           <w:lang w:val="pt-BR"/>
         </w:rPr>
-        <w:t xml:space="preserve">- </w:t>
-      </w:r>
-      <w:r>
-        <w:rPr>
-          <w:sz w:val="24"/>
+        <w:t xml:space="preserve">Qual o comportamento e habilidades de cada inimigo?</w:t>
+      </w:r>
+      <w:r>
+        <w:rPr>
+          <w:rFonts w:ascii="Arial" w:hAnsi="Arial" w:eastAsia="Arial" w:cs="Arial"/>
+          <w:sz w:val="24"/>
+          <w:szCs w:val="24"/>
           <w:lang w:val="pt-BR"/>
         </w:rPr>
-        <w:t xml:space="preserve">Qual o comportamento e habilidades de cada inimigo?</w:t>
-      </w:r>
-      <w:r>
-        <w:rPr>
-          <w:sz w:val="24"/>
-          <w:lang w:val="pt-BR"/>
-        </w:rPr>
-      </w:r>
-      <w:r>
-        <w:rPr>
-          <w:sz w:val="24"/>
+      </w:r>
+      <w:r>
+        <w:rPr>
+          <w:rFonts w:ascii="Arial" w:hAnsi="Arial" w:eastAsia="Arial" w:cs="Arial"/>
+          <w:sz w:val="24"/>
+          <w:szCs w:val="24"/>
           <w:lang w:val="pt-BR"/>
         </w:rPr>
       </w:r>
@@ -5161,28 +6822,36 @@
         <w:tabs>
           <w:tab w:val="left" w:leader="none" w:pos="7672"/>
         </w:tabs>
-        <w:spacing/>
+        <w:spacing w:after="0" w:line="360" w:lineRule="auto"/>
         <w:ind w:firstLine="360" w:left="0"/>
-        <w:rPr>
-          <w:sz w:val="24"/>
+        <w:jc w:val="both"/>
+        <w:rPr>
+          <w:rFonts w:ascii="Arial" w:hAnsi="Arial" w:cs="Arial"/>
+          <w:sz w:val="24"/>
+          <w:szCs w:val="24"/>
+        </w:rPr>
+      </w:pPr>
+      <w:r>
+        <w:rPr>
+          <w:rFonts w:ascii="Arial" w:hAnsi="Arial" w:eastAsia="Arial" w:cs="Arial"/>
+          <w:sz w:val="24"/>
+          <w:szCs w:val="24"/>
           <w:lang w:val="pt-BR"/>
         </w:rPr>
-      </w:pPr>
-      <w:r>
-        <w:rPr>
-          <w:sz w:val="24"/>
+      </w:r>
+      <w:r>
+        <w:rPr>
+          <w:rFonts w:ascii="Arial" w:hAnsi="Arial" w:eastAsia="Arial" w:cs="Arial"/>
+          <w:sz w:val="24"/>
+          <w:szCs w:val="24"/>
           <w:lang w:val="pt-BR"/>
         </w:rPr>
       </w:r>
       <w:r>
         <w:rPr>
-          <w:sz w:val="24"/>
-          <w:lang w:val="pt-BR"/>
-        </w:rPr>
-      </w:r>
-      <w:r>
-        <w:rPr>
-          <w:sz w:val="24"/>
+          <w:rFonts w:ascii="Arial" w:hAnsi="Arial" w:eastAsia="Arial" w:cs="Arial"/>
+          <w:sz w:val="24"/>
+          <w:szCs w:val="24"/>
           <w:lang w:val="pt-BR"/>
         </w:rPr>
       </w:r>
@@ -5194,36 +6863,46 @@
         <w:tabs>
           <w:tab w:val="left" w:leader="none" w:pos="7672"/>
         </w:tabs>
-        <w:spacing/>
+        <w:spacing w:after="0" w:line="360" w:lineRule="auto"/>
         <w:ind w:firstLine="360" w:left="0"/>
-        <w:rPr>
-          <w:sz w:val="24"/>
+        <w:jc w:val="both"/>
+        <w:rPr>
+          <w:rFonts w:ascii="Arial" w:hAnsi="Arial" w:cs="Arial"/>
+          <w:sz w:val="24"/>
+          <w:szCs w:val="24"/>
+        </w:rPr>
+      </w:pPr>
+      <w:r>
+        <w:rPr>
+          <w:rFonts w:ascii="Arial" w:hAnsi="Arial" w:eastAsia="Arial" w:cs="Arial"/>
+          <w:sz w:val="24"/>
+          <w:szCs w:val="24"/>
           <w:lang w:val="pt-BR"/>
         </w:rPr>
-      </w:pPr>
-      <w:r>
-        <w:rPr>
-          <w:sz w:val="24"/>
+        <w:t xml:space="preserve">- </w:t>
+      </w:r>
+      <w:r>
+        <w:rPr>
+          <w:rFonts w:ascii="Arial" w:hAnsi="Arial" w:eastAsia="Arial" w:cs="Arial"/>
+          <w:sz w:val="24"/>
+          <w:szCs w:val="24"/>
           <w:lang w:val="pt-BR"/>
         </w:rPr>
-        <w:t xml:space="preserve">- </w:t>
-      </w:r>
-      <w:r>
-        <w:rPr>
-          <w:sz w:val="24"/>
+        <w:t xml:space="preserve">Qual o comportamento e habilidades de cada inimigo?</w:t>
+      </w:r>
+      <w:r>
+        <w:rPr>
+          <w:rFonts w:ascii="Arial" w:hAnsi="Arial" w:eastAsia="Arial" w:cs="Arial"/>
+          <w:sz w:val="24"/>
+          <w:szCs w:val="24"/>
           <w:lang w:val="pt-BR"/>
         </w:rPr>
-        <w:t xml:space="preserve">Qual o comportamento e habilidades de cada inimigo?</w:t>
-      </w:r>
-      <w:r>
-        <w:rPr>
-          <w:sz w:val="24"/>
-          <w:lang w:val="pt-BR"/>
-        </w:rPr>
-      </w:r>
-      <w:r>
-        <w:rPr>
-          <w:sz w:val="24"/>
+      </w:r>
+      <w:r>
+        <w:rPr>
+          <w:rFonts w:ascii="Arial" w:hAnsi="Arial" w:eastAsia="Arial" w:cs="Arial"/>
+          <w:sz w:val="24"/>
+          <w:szCs w:val="24"/>
           <w:lang w:val="pt-BR"/>
         </w:rPr>
       </w:r>
@@ -5231,29 +6910,37 @@
     <w:p>
       <w:pPr>
         <w:pBdr/>
-        <w:spacing/>
+        <w:spacing w:after="0" w:line="360" w:lineRule="auto"/>
         <w:ind w:firstLine="360"/>
-        <w:rPr>
-          <w:sz w:val="24"/>
+        <w:jc w:val="both"/>
+        <w:rPr>
+          <w:rFonts w:ascii="Arial" w:hAnsi="Arial" w:cs="Arial"/>
+          <w:sz w:val="24"/>
+          <w:szCs w:val="24"/>
+        </w:rPr>
+      </w:pPr>
+      <w:r>
+        <w:rPr>
+          <w:rFonts w:ascii="Arial" w:hAnsi="Arial" w:eastAsia="Arial" w:cs="Arial"/>
+          <w:sz w:val="24"/>
+          <w:szCs w:val="24"/>
           <w:lang w:val="pt-BR"/>
         </w:rPr>
-      </w:pPr>
-      <w:r>
-        <w:rPr>
-          <w:sz w:val="24"/>
+        <w:br w:type="page" w:clear="all"/>
+      </w:r>
+      <w:r>
+        <w:rPr>
+          <w:rFonts w:ascii="Arial" w:hAnsi="Arial" w:eastAsia="Arial" w:cs="Arial"/>
+          <w:sz w:val="24"/>
+          <w:szCs w:val="24"/>
           <w:lang w:val="pt-BR"/>
         </w:rPr>
-        <w:br w:type="page" w:clear="all"/>
-      </w:r>
-      <w:r>
-        <w:rPr>
-          <w:sz w:val="24"/>
-          <w:lang w:val="pt-BR"/>
-        </w:rPr>
-      </w:r>
-      <w:r>
-        <w:rPr>
-          <w:sz w:val="24"/>
+      </w:r>
+      <w:r>
+        <w:rPr>
+          <w:rFonts w:ascii="Arial" w:hAnsi="Arial" w:eastAsia="Arial" w:cs="Arial"/>
+          <w:sz w:val="24"/>
+          <w:szCs w:val="24"/>
           <w:lang w:val="pt-BR"/>
         </w:rPr>
       </w:r>
@@ -5269,37 +6956,51 @@
         <w:tabs>
           <w:tab w:val="left" w:leader="none" w:pos="7672"/>
         </w:tabs>
-        <w:spacing/>
-        <w:ind/>
+        <w:spacing w:after="0" w:line="360" w:lineRule="auto"/>
+        <w:ind/>
+        <w:jc w:val="both"/>
         <w:outlineLvl w:val="0"/>
         <w:rPr>
+          <w:rFonts w:ascii="Arial" w:hAnsi="Arial" w:cs="Arial"/>
           <w:b/>
-          <w:sz w:val="40"/>
+          <w:sz w:val="24"/>
+          <w:szCs w:val="24"/>
+        </w:rPr>
+      </w:pPr>
+      <w:r>
+        <w:rPr>
+          <w:rFonts w:ascii="Arial" w:hAnsi="Arial" w:eastAsia="Arial" w:cs="Arial"/>
+          <w:sz w:val="24"/>
+          <w:szCs w:val="24"/>
+        </w:rPr>
+      </w:r>
+      <w:bookmarkStart w:id="8" w:name="_Toc381728158"/>
+      <w:r>
+        <w:rPr>
+          <w:rFonts w:ascii="Arial" w:hAnsi="Arial" w:eastAsia="Arial" w:cs="Arial"/>
+          <w:b/>
+          <w:sz w:val="24"/>
+          <w:szCs w:val="24"/>
           <w:lang w:val="pt-BR"/>
         </w:rPr>
-      </w:pPr>
-      <w:r/>
-      <w:bookmarkStart w:id="8" w:name="_Toc381728158"/>
-      <w:r>
-        <w:rPr>
+        <w:t xml:space="preserve">Interface</w:t>
+      </w:r>
+      <w:bookmarkEnd w:id="8"/>
+      <w:r>
+        <w:rPr>
+          <w:rFonts w:ascii="Arial" w:hAnsi="Arial" w:eastAsia="Arial" w:cs="Arial"/>
           <w:b/>
-          <w:sz w:val="40"/>
+          <w:sz w:val="24"/>
+          <w:szCs w:val="24"/>
           <w:lang w:val="pt-BR"/>
         </w:rPr>
-        <w:t xml:space="preserve">Interface</w:t>
-      </w:r>
-      <w:bookmarkEnd w:id="8"/>
-      <w:r>
-        <w:rPr>
+      </w:r>
+      <w:r>
+        <w:rPr>
+          <w:rFonts w:ascii="Arial" w:hAnsi="Arial" w:eastAsia="Arial" w:cs="Arial"/>
           <w:b/>
-          <w:sz w:val="40"/>
-          <w:lang w:val="pt-BR"/>
-        </w:rPr>
-      </w:r>
-      <w:r>
-        <w:rPr>
-          <w:b/>
-          <w:sz w:val="40"/>
+          <w:sz w:val="24"/>
+          <w:szCs w:val="24"/>
           <w:lang w:val="pt-BR"/>
         </w:rPr>
       </w:r>
@@ -5311,28 +7012,36 @@
         <w:tabs>
           <w:tab w:val="left" w:leader="none" w:pos="7672"/>
         </w:tabs>
-        <w:spacing/>
+        <w:spacing w:after="0" w:line="360" w:lineRule="auto"/>
         <w:ind w:left="360"/>
-        <w:rPr>
-          <w:sz w:val="28"/>
+        <w:jc w:val="both"/>
+        <w:rPr>
+          <w:rFonts w:ascii="Arial" w:hAnsi="Arial" w:cs="Arial"/>
+          <w:sz w:val="24"/>
+          <w:szCs w:val="24"/>
+        </w:rPr>
+      </w:pPr>
+      <w:r>
+        <w:rPr>
+          <w:rFonts w:ascii="Arial" w:hAnsi="Arial" w:eastAsia="Arial" w:cs="Arial"/>
+          <w:sz w:val="24"/>
+          <w:szCs w:val="24"/>
           <w:lang w:val="pt-BR"/>
         </w:rPr>
-      </w:pPr>
-      <w:r>
-        <w:rPr>
-          <w:sz w:val="28"/>
+      </w:r>
+      <w:r>
+        <w:rPr>
+          <w:rFonts w:ascii="Arial" w:hAnsi="Arial" w:eastAsia="Arial" w:cs="Arial"/>
+          <w:sz w:val="24"/>
+          <w:szCs w:val="24"/>
           <w:lang w:val="pt-BR"/>
         </w:rPr>
       </w:r>
       <w:r>
         <w:rPr>
-          <w:sz w:val="28"/>
-          <w:lang w:val="pt-BR"/>
-        </w:rPr>
-      </w:r>
-      <w:r>
-        <w:rPr>
-          <w:sz w:val="28"/>
+          <w:rFonts w:ascii="Arial" w:hAnsi="Arial" w:eastAsia="Arial" w:cs="Arial"/>
+          <w:sz w:val="24"/>
+          <w:szCs w:val="24"/>
           <w:lang w:val="pt-BR"/>
         </w:rPr>
       </w:r>
@@ -5344,57 +7053,73 @@
         <w:tabs>
           <w:tab w:val="left" w:leader="none" w:pos="7672"/>
         </w:tabs>
-        <w:spacing/>
+        <w:spacing w:after="0" w:line="360" w:lineRule="auto"/>
         <w:ind w:firstLine="360" w:left="0"/>
-        <w:rPr>
-          <w:sz w:val="24"/>
+        <w:jc w:val="both"/>
+        <w:rPr>
+          <w:rFonts w:ascii="Arial" w:hAnsi="Arial" w:cs="Arial"/>
+          <w:sz w:val="24"/>
+          <w:szCs w:val="24"/>
+        </w:rPr>
+      </w:pPr>
+      <w:r>
+        <w:rPr>
+          <w:rFonts w:ascii="Arial" w:hAnsi="Arial" w:eastAsia="Arial" w:cs="Arial"/>
+          <w:sz w:val="24"/>
+          <w:szCs w:val="24"/>
           <w:lang w:val="pt-BR"/>
         </w:rPr>
-      </w:pPr>
-      <w:r>
-        <w:rPr>
-          <w:sz w:val="24"/>
+        <w:t xml:space="preserve">- </w:t>
+      </w:r>
+      <w:r>
+        <w:rPr>
+          <w:rFonts w:ascii="Arial" w:hAnsi="Arial" w:eastAsia="Arial" w:cs="Arial"/>
+          <w:sz w:val="24"/>
+          <w:szCs w:val="24"/>
           <w:lang w:val="pt-BR"/>
         </w:rPr>
-        <w:t xml:space="preserve">- </w:t>
-      </w:r>
-      <w:r>
-        <w:rPr>
-          <w:sz w:val="24"/>
+        <w:t xml:space="preserve">Design e ilus</w:t>
+      </w:r>
+      <w:r>
+        <w:rPr>
+          <w:rFonts w:ascii="Arial" w:hAnsi="Arial" w:eastAsia="Arial" w:cs="Arial"/>
+          <w:sz w:val="24"/>
+          <w:szCs w:val="24"/>
           <w:lang w:val="pt-BR"/>
         </w:rPr>
-        <w:t xml:space="preserve">Design e ilus</w:t>
-      </w:r>
-      <w:r>
-        <w:rPr>
-          <w:sz w:val="24"/>
+        <w:t xml:space="preserve">tração do HUD (</w:t>
+      </w:r>
+      <w:r>
+        <w:rPr>
+          <w:rFonts w:ascii="Arial" w:hAnsi="Arial" w:eastAsia="Arial" w:cs="Arial"/>
+          <w:sz w:val="24"/>
+          <w:szCs w:val="24"/>
           <w:lang w:val="pt-BR"/>
         </w:rPr>
-        <w:t xml:space="preserve">tração do HUD (</w:t>
-      </w:r>
-      <w:r>
-        <w:rPr>
-          <w:sz w:val="24"/>
+        <w:t xml:space="preserve">head-up</w:t>
+      </w:r>
+      <w:r>
+        <w:rPr>
+          <w:rFonts w:ascii="Arial" w:hAnsi="Arial" w:eastAsia="Arial" w:cs="Arial"/>
+          <w:sz w:val="24"/>
+          <w:szCs w:val="24"/>
           <w:lang w:val="pt-BR"/>
         </w:rPr>
-        <w:t xml:space="preserve">head-up</w:t>
-      </w:r>
-      <w:r>
-        <w:rPr>
-          <w:sz w:val="24"/>
+        <w:t xml:space="preserve"> display);</w:t>
+      </w:r>
+      <w:r>
+        <w:rPr>
+          <w:rFonts w:ascii="Arial" w:hAnsi="Arial" w:eastAsia="Arial" w:cs="Arial"/>
+          <w:sz w:val="24"/>
+          <w:szCs w:val="24"/>
           <w:lang w:val="pt-BR"/>
         </w:rPr>
-        <w:t xml:space="preserve"> display);</w:t>
-      </w:r>
-      <w:r>
-        <w:rPr>
-          <w:sz w:val="24"/>
-          <w:lang w:val="pt-BR"/>
-        </w:rPr>
-      </w:r>
-      <w:r>
-        <w:rPr>
-          <w:sz w:val="24"/>
+      </w:r>
+      <w:r>
+        <w:rPr>
+          <w:rFonts w:ascii="Arial" w:hAnsi="Arial" w:eastAsia="Arial" w:cs="Arial"/>
+          <w:sz w:val="24"/>
+          <w:szCs w:val="24"/>
           <w:lang w:val="pt-BR"/>
         </w:rPr>
       </w:r>
@@ -5406,28 +7131,36 @@
         <w:tabs>
           <w:tab w:val="left" w:leader="none" w:pos="7672"/>
         </w:tabs>
-        <w:spacing/>
+        <w:spacing w:after="0" w:line="360" w:lineRule="auto"/>
         <w:ind w:firstLine="360" w:left="0"/>
-        <w:rPr>
-          <w:sz w:val="24"/>
+        <w:jc w:val="both"/>
+        <w:rPr>
+          <w:rFonts w:ascii="Arial" w:hAnsi="Arial" w:cs="Arial"/>
+          <w:sz w:val="24"/>
+          <w:szCs w:val="24"/>
+        </w:rPr>
+      </w:pPr>
+      <w:r>
+        <w:rPr>
+          <w:rFonts w:ascii="Arial" w:hAnsi="Arial" w:eastAsia="Arial" w:cs="Arial"/>
+          <w:sz w:val="24"/>
+          <w:szCs w:val="24"/>
           <w:lang w:val="pt-BR"/>
         </w:rPr>
-      </w:pPr>
-      <w:r>
-        <w:rPr>
-          <w:sz w:val="24"/>
+      </w:r>
+      <w:r>
+        <w:rPr>
+          <w:rFonts w:ascii="Arial" w:hAnsi="Arial" w:eastAsia="Arial" w:cs="Arial"/>
+          <w:sz w:val="24"/>
+          <w:szCs w:val="24"/>
           <w:lang w:val="pt-BR"/>
         </w:rPr>
       </w:r>
       <w:r>
         <w:rPr>
-          <w:sz w:val="24"/>
-          <w:lang w:val="pt-BR"/>
-        </w:rPr>
-      </w:r>
-      <w:r>
-        <w:rPr>
-          <w:sz w:val="24"/>
+          <w:rFonts w:ascii="Arial" w:hAnsi="Arial" w:eastAsia="Arial" w:cs="Arial"/>
+          <w:sz w:val="24"/>
+          <w:szCs w:val="24"/>
           <w:lang w:val="pt-BR"/>
         </w:rPr>
       </w:r>
@@ -5439,43 +7172,55 @@
         <w:tabs>
           <w:tab w:val="left" w:leader="none" w:pos="7672"/>
         </w:tabs>
-        <w:spacing/>
+        <w:spacing w:after="0" w:line="360" w:lineRule="auto"/>
         <w:ind w:firstLine="360" w:left="0"/>
-        <w:rPr>
-          <w:sz w:val="24"/>
+        <w:jc w:val="both"/>
+        <w:rPr>
+          <w:rFonts w:ascii="Arial" w:hAnsi="Arial" w:cs="Arial"/>
+          <w:sz w:val="24"/>
+          <w:szCs w:val="24"/>
+        </w:rPr>
+      </w:pPr>
+      <w:r>
+        <w:rPr>
+          <w:rFonts w:ascii="Arial" w:hAnsi="Arial" w:eastAsia="Arial" w:cs="Arial"/>
+          <w:sz w:val="24"/>
+          <w:szCs w:val="24"/>
           <w:lang w:val="pt-BR"/>
         </w:rPr>
-      </w:pPr>
-      <w:r>
-        <w:rPr>
-          <w:sz w:val="24"/>
+        <w:t xml:space="preserve">- </w:t>
+      </w:r>
+      <w:r>
+        <w:rPr>
+          <w:rFonts w:ascii="Arial" w:hAnsi="Arial" w:eastAsia="Arial" w:cs="Arial"/>
+          <w:sz w:val="24"/>
+          <w:szCs w:val="24"/>
           <w:lang w:val="pt-BR"/>
         </w:rPr>
-        <w:t xml:space="preserve">- </w:t>
-      </w:r>
-      <w:r>
-        <w:rPr>
-          <w:sz w:val="24"/>
+        <w:t xml:space="preserve">Posicionamento dos elementos do HUD</w:t>
+      </w:r>
+      <w:r>
+        <w:rPr>
+          <w:rFonts w:ascii="Arial" w:hAnsi="Arial" w:eastAsia="Arial" w:cs="Arial"/>
+          <w:sz w:val="24"/>
+          <w:szCs w:val="24"/>
           <w:lang w:val="pt-BR"/>
         </w:rPr>
-        <w:t xml:space="preserve">Posicionamento dos elementos do HUD</w:t>
-      </w:r>
-      <w:r>
-        <w:rPr>
-          <w:sz w:val="24"/>
+        <w:t xml:space="preserve">;</w:t>
+      </w:r>
+      <w:r>
+        <w:rPr>
+          <w:rFonts w:ascii="Arial" w:hAnsi="Arial" w:eastAsia="Arial" w:cs="Arial"/>
+          <w:sz w:val="24"/>
+          <w:szCs w:val="24"/>
           <w:lang w:val="pt-BR"/>
         </w:rPr>
-        <w:t xml:space="preserve">;</w:t>
-      </w:r>
-      <w:r>
-        <w:rPr>
-          <w:sz w:val="24"/>
-          <w:lang w:val="pt-BR"/>
-        </w:rPr>
-      </w:r>
-      <w:r>
-        <w:rPr>
-          <w:sz w:val="24"/>
+      </w:r>
+      <w:r>
+        <w:rPr>
+          <w:rFonts w:ascii="Arial" w:hAnsi="Arial" w:eastAsia="Arial" w:cs="Arial"/>
+          <w:sz w:val="24"/>
+          <w:szCs w:val="24"/>
           <w:lang w:val="pt-BR"/>
         </w:rPr>
       </w:r>
@@ -5487,28 +7232,36 @@
         <w:tabs>
           <w:tab w:val="left" w:leader="none" w:pos="7672"/>
         </w:tabs>
-        <w:spacing/>
+        <w:spacing w:after="0" w:line="360" w:lineRule="auto"/>
         <w:ind w:firstLine="360" w:left="0"/>
-        <w:rPr>
-          <w:sz w:val="24"/>
+        <w:jc w:val="both"/>
+        <w:rPr>
+          <w:rFonts w:ascii="Arial" w:hAnsi="Arial" w:cs="Arial"/>
+          <w:sz w:val="24"/>
+          <w:szCs w:val="24"/>
+        </w:rPr>
+      </w:pPr>
+      <w:r>
+        <w:rPr>
+          <w:rFonts w:ascii="Arial" w:hAnsi="Arial" w:eastAsia="Arial" w:cs="Arial"/>
+          <w:sz w:val="24"/>
+          <w:szCs w:val="24"/>
           <w:lang w:val="pt-BR"/>
         </w:rPr>
-      </w:pPr>
-      <w:r>
-        <w:rPr>
-          <w:sz w:val="24"/>
+      </w:r>
+      <w:r>
+        <w:rPr>
+          <w:rFonts w:ascii="Arial" w:hAnsi="Arial" w:eastAsia="Arial" w:cs="Arial"/>
+          <w:sz w:val="24"/>
+          <w:szCs w:val="24"/>
           <w:lang w:val="pt-BR"/>
         </w:rPr>
       </w:r>
       <w:r>
         <w:rPr>
-          <w:sz w:val="24"/>
-          <w:lang w:val="pt-BR"/>
-        </w:rPr>
-      </w:r>
-      <w:r>
-        <w:rPr>
-          <w:sz w:val="24"/>
+          <w:rFonts w:ascii="Arial" w:hAnsi="Arial" w:eastAsia="Arial" w:cs="Arial"/>
+          <w:sz w:val="24"/>
+          <w:szCs w:val="24"/>
           <w:lang w:val="pt-BR"/>
         </w:rPr>
       </w:r>
@@ -5520,64 +7273,82 @@
         <w:tabs>
           <w:tab w:val="left" w:leader="none" w:pos="7672"/>
         </w:tabs>
-        <w:spacing/>
+        <w:spacing w:after="0" w:line="360" w:lineRule="auto"/>
         <w:ind w:firstLine="360" w:left="0"/>
-        <w:rPr>
-          <w:sz w:val="24"/>
+        <w:jc w:val="both"/>
+        <w:rPr>
+          <w:rFonts w:ascii="Arial" w:hAnsi="Arial" w:cs="Arial"/>
+          <w:sz w:val="24"/>
+          <w:szCs w:val="24"/>
+        </w:rPr>
+      </w:pPr>
+      <w:r>
+        <w:rPr>
+          <w:rFonts w:ascii="Arial" w:hAnsi="Arial" w:eastAsia="Arial" w:cs="Arial"/>
+          <w:sz w:val="24"/>
+          <w:szCs w:val="24"/>
           <w:lang w:val="pt-BR"/>
         </w:rPr>
-      </w:pPr>
-      <w:r>
-        <w:rPr>
-          <w:sz w:val="24"/>
+        <w:t xml:space="preserve">- </w:t>
+      </w:r>
+      <w:r>
+        <w:rPr>
+          <w:rFonts w:ascii="Arial" w:hAnsi="Arial" w:eastAsia="Arial" w:cs="Arial"/>
+          <w:sz w:val="24"/>
+          <w:szCs w:val="24"/>
           <w:lang w:val="pt-BR"/>
         </w:rPr>
-        <w:t xml:space="preserve">- </w:t>
-      </w:r>
-      <w:r>
-        <w:rPr>
-          <w:sz w:val="24"/>
+        <w:t xml:space="preserve">Design e ilustração das interfaces do jogo: tela in</w:t>
+      </w:r>
+      <w:r>
+        <w:rPr>
+          <w:rFonts w:ascii="Arial" w:hAnsi="Arial" w:eastAsia="Arial" w:cs="Arial"/>
+          <w:sz w:val="24"/>
+          <w:szCs w:val="24"/>
           <w:lang w:val="pt-BR"/>
         </w:rPr>
-        <w:t xml:space="preserve">Design e ilustração das interfaces do jogo: tela in</w:t>
-      </w:r>
-      <w:r>
-        <w:rPr>
-          <w:sz w:val="24"/>
+        <w:t xml:space="preserve">i</w:t>
+      </w:r>
+      <w:r>
+        <w:rPr>
+          <w:rFonts w:ascii="Arial" w:hAnsi="Arial" w:eastAsia="Arial" w:cs="Arial"/>
+          <w:sz w:val="24"/>
+          <w:szCs w:val="24"/>
           <w:lang w:val="pt-BR"/>
         </w:rPr>
-        <w:t xml:space="preserve">i</w:t>
-      </w:r>
-      <w:r>
-        <w:rPr>
-          <w:sz w:val="24"/>
+        <w:t xml:space="preserve">cial, menu de opções, tela de pause, menu de itens, tela de </w:t>
+      </w:r>
+      <w:r>
+        <w:rPr>
+          <w:rFonts w:ascii="Arial" w:hAnsi="Arial" w:eastAsia="Arial" w:cs="Arial"/>
+          <w:sz w:val="24"/>
+          <w:szCs w:val="24"/>
           <w:lang w:val="pt-BR"/>
         </w:rPr>
-        <w:t xml:space="preserve">cial, menu de opções, tela de pause, menu de itens, tela de </w:t>
-      </w:r>
-      <w:r>
-        <w:rPr>
-          <w:sz w:val="24"/>
+        <w:t xml:space="preserve">loading</w:t>
+      </w:r>
+      <w:r>
+        <w:rPr>
+          <w:rFonts w:ascii="Arial" w:hAnsi="Arial" w:eastAsia="Arial" w:cs="Arial"/>
+          <w:sz w:val="24"/>
+          <w:szCs w:val="24"/>
           <w:lang w:val="pt-BR"/>
         </w:rPr>
-        <w:t xml:space="preserve">loading</w:t>
-      </w:r>
-      <w:r>
-        <w:rPr>
-          <w:sz w:val="24"/>
+        <w:t xml:space="preserve">, etc...</w:t>
+      </w:r>
+      <w:r>
+        <w:rPr>
+          <w:rFonts w:ascii="Arial" w:hAnsi="Arial" w:eastAsia="Arial" w:cs="Arial"/>
+          <w:sz w:val="24"/>
+          <w:szCs w:val="24"/>
           <w:lang w:val="pt-BR"/>
         </w:rPr>
-        <w:t xml:space="preserve">, etc...</w:t>
-      </w:r>
-      <w:r>
-        <w:rPr>
-          <w:sz w:val="24"/>
-          <w:lang w:val="pt-BR"/>
-        </w:rPr>
-      </w:r>
-      <w:r>
-        <w:rPr>
-          <w:sz w:val="24"/>
+      </w:r>
+      <w:r>
+        <w:rPr>
+          <w:rFonts w:ascii="Arial" w:hAnsi="Arial" w:eastAsia="Arial" w:cs="Arial"/>
+          <w:sz w:val="24"/>
+          <w:szCs w:val="24"/>
           <w:lang w:val="pt-BR"/>
         </w:rPr>
       </w:r>
@@ -5585,29 +7356,37 @@
     <w:p>
       <w:pPr>
         <w:pBdr/>
-        <w:spacing/>
-        <w:ind/>
-        <w:rPr>
-          <w:sz w:val="28"/>
+        <w:spacing w:after="0" w:line="360" w:lineRule="auto"/>
+        <w:ind/>
+        <w:jc w:val="both"/>
+        <w:rPr>
+          <w:rFonts w:ascii="Arial" w:hAnsi="Arial" w:cs="Arial"/>
+          <w:sz w:val="24"/>
+          <w:szCs w:val="24"/>
+        </w:rPr>
+      </w:pPr>
+      <w:r>
+        <w:rPr>
+          <w:rFonts w:ascii="Arial" w:hAnsi="Arial" w:eastAsia="Arial" w:cs="Arial"/>
+          <w:sz w:val="24"/>
+          <w:szCs w:val="24"/>
           <w:lang w:val="pt-BR"/>
         </w:rPr>
-      </w:pPr>
-      <w:r>
-        <w:rPr>
-          <w:sz w:val="28"/>
+        <w:br w:type="page" w:clear="all"/>
+      </w:r>
+      <w:r>
+        <w:rPr>
+          <w:rFonts w:ascii="Arial" w:hAnsi="Arial" w:eastAsia="Arial" w:cs="Arial"/>
+          <w:sz w:val="24"/>
+          <w:szCs w:val="24"/>
           <w:lang w:val="pt-BR"/>
         </w:rPr>
-        <w:br w:type="page" w:clear="all"/>
-      </w:r>
-      <w:r>
-        <w:rPr>
-          <w:sz w:val="28"/>
-          <w:lang w:val="pt-BR"/>
-        </w:rPr>
-      </w:r>
-      <w:r>
-        <w:rPr>
-          <w:sz w:val="28"/>
+      </w:r>
+      <w:r>
+        <w:rPr>
+          <w:rFonts w:ascii="Arial" w:hAnsi="Arial" w:eastAsia="Arial" w:cs="Arial"/>
+          <w:sz w:val="24"/>
+          <w:szCs w:val="24"/>
           <w:lang w:val="pt-BR"/>
         </w:rPr>
       </w:r>
@@ -5623,37 +7402,51 @@
         <w:tabs>
           <w:tab w:val="left" w:leader="none" w:pos="7672"/>
         </w:tabs>
-        <w:spacing/>
-        <w:ind/>
+        <w:spacing w:after="0" w:line="360" w:lineRule="auto"/>
+        <w:ind/>
+        <w:jc w:val="both"/>
         <w:outlineLvl w:val="0"/>
         <w:rPr>
+          <w:rFonts w:ascii="Arial" w:hAnsi="Arial" w:cs="Arial"/>
           <w:b/>
-          <w:sz w:val="40"/>
+          <w:sz w:val="24"/>
+          <w:szCs w:val="24"/>
+        </w:rPr>
+      </w:pPr>
+      <w:r>
+        <w:rPr>
+          <w:rFonts w:ascii="Arial" w:hAnsi="Arial" w:eastAsia="Arial" w:cs="Arial"/>
+          <w:sz w:val="24"/>
+          <w:szCs w:val="24"/>
+        </w:rPr>
+      </w:r>
+      <w:bookmarkStart w:id="9" w:name="_Toc381728159"/>
+      <w:r>
+        <w:rPr>
+          <w:rFonts w:ascii="Arial" w:hAnsi="Arial" w:eastAsia="Arial" w:cs="Arial"/>
+          <w:b/>
+          <w:sz w:val="24"/>
+          <w:szCs w:val="24"/>
           <w:lang w:val="pt-BR"/>
         </w:rPr>
-      </w:pPr>
-      <w:r/>
-      <w:bookmarkStart w:id="9" w:name="_Toc381728159"/>
-      <w:r>
-        <w:rPr>
+        <w:t xml:space="preserve">Cutscenes</w:t>
+      </w:r>
+      <w:bookmarkEnd w:id="9"/>
+      <w:r>
+        <w:rPr>
+          <w:rFonts w:ascii="Arial" w:hAnsi="Arial" w:eastAsia="Arial" w:cs="Arial"/>
           <w:b/>
-          <w:sz w:val="40"/>
+          <w:sz w:val="24"/>
+          <w:szCs w:val="24"/>
           <w:lang w:val="pt-BR"/>
         </w:rPr>
-        <w:t xml:space="preserve">Cutscenes</w:t>
-      </w:r>
-      <w:bookmarkEnd w:id="9"/>
-      <w:r>
-        <w:rPr>
+      </w:r>
+      <w:r>
+        <w:rPr>
+          <w:rFonts w:ascii="Arial" w:hAnsi="Arial" w:eastAsia="Arial" w:cs="Arial"/>
           <w:b/>
-          <w:sz w:val="40"/>
-          <w:lang w:val="pt-BR"/>
-        </w:rPr>
-      </w:r>
-      <w:r>
-        <w:rPr>
-          <w:b/>
-          <w:sz w:val="40"/>
+          <w:sz w:val="24"/>
+          <w:szCs w:val="24"/>
           <w:lang w:val="pt-BR"/>
         </w:rPr>
       </w:r>
@@ -5665,28 +7458,36 @@
         <w:tabs>
           <w:tab w:val="left" w:leader="none" w:pos="7672"/>
         </w:tabs>
-        <w:spacing/>
+        <w:spacing w:after="0" w:line="360" w:lineRule="auto"/>
         <w:ind w:left="360"/>
-        <w:rPr>
-          <w:sz w:val="28"/>
+        <w:jc w:val="both"/>
+        <w:rPr>
+          <w:rFonts w:ascii="Arial" w:hAnsi="Arial" w:cs="Arial"/>
+          <w:sz w:val="24"/>
+          <w:szCs w:val="24"/>
+        </w:rPr>
+      </w:pPr>
+      <w:r>
+        <w:rPr>
+          <w:rFonts w:ascii="Arial" w:hAnsi="Arial" w:eastAsia="Arial" w:cs="Arial"/>
+          <w:sz w:val="24"/>
+          <w:szCs w:val="24"/>
           <w:lang w:val="pt-BR"/>
         </w:rPr>
-      </w:pPr>
-      <w:r>
-        <w:rPr>
-          <w:sz w:val="28"/>
+      </w:r>
+      <w:r>
+        <w:rPr>
+          <w:rFonts w:ascii="Arial" w:hAnsi="Arial" w:eastAsia="Arial" w:cs="Arial"/>
+          <w:sz w:val="24"/>
+          <w:szCs w:val="24"/>
           <w:lang w:val="pt-BR"/>
         </w:rPr>
       </w:r>
       <w:r>
         <w:rPr>
-          <w:sz w:val="28"/>
-          <w:lang w:val="pt-BR"/>
-        </w:rPr>
-      </w:r>
-      <w:r>
-        <w:rPr>
-          <w:sz w:val="28"/>
+          <w:rFonts w:ascii="Arial" w:hAnsi="Arial" w:eastAsia="Arial" w:cs="Arial"/>
+          <w:sz w:val="24"/>
+          <w:szCs w:val="24"/>
           <w:lang w:val="pt-BR"/>
         </w:rPr>
       </w:r>
@@ -5698,36 +7499,46 @@
         <w:tabs>
           <w:tab w:val="left" w:leader="none" w:pos="7672"/>
         </w:tabs>
-        <w:spacing/>
+        <w:spacing w:after="0" w:line="360" w:lineRule="auto"/>
         <w:ind w:firstLine="360" w:left="0"/>
-        <w:rPr>
-          <w:sz w:val="24"/>
+        <w:jc w:val="both"/>
+        <w:rPr>
+          <w:rFonts w:ascii="Arial" w:hAnsi="Arial" w:cs="Arial"/>
+          <w:sz w:val="24"/>
+          <w:szCs w:val="24"/>
+        </w:rPr>
+      </w:pPr>
+      <w:r>
+        <w:rPr>
+          <w:rFonts w:ascii="Arial" w:hAnsi="Arial" w:eastAsia="Arial" w:cs="Arial"/>
+          <w:sz w:val="24"/>
+          <w:szCs w:val="24"/>
           <w:lang w:val="pt-BR"/>
         </w:rPr>
-      </w:pPr>
-      <w:r>
-        <w:rPr>
-          <w:sz w:val="24"/>
+        <w:t xml:space="preserve">- </w:t>
+      </w:r>
+      <w:r>
+        <w:rPr>
+          <w:rFonts w:ascii="Arial" w:hAnsi="Arial" w:eastAsia="Arial" w:cs="Arial"/>
+          <w:sz w:val="24"/>
+          <w:szCs w:val="24"/>
           <w:lang w:val="pt-BR"/>
         </w:rPr>
-        <w:t xml:space="preserve">- </w:t>
-      </w:r>
-      <w:r>
-        <w:rPr>
-          <w:sz w:val="24"/>
+        <w:t xml:space="preserve">Descrição dos filmes que serão incluídos no jogo;</w:t>
+      </w:r>
+      <w:r>
+        <w:rPr>
+          <w:rFonts w:ascii="Arial" w:hAnsi="Arial" w:eastAsia="Arial" w:cs="Arial"/>
+          <w:sz w:val="24"/>
+          <w:szCs w:val="24"/>
           <w:lang w:val="pt-BR"/>
         </w:rPr>
-        <w:t xml:space="preserve">Descrição dos filmes que serão incluídos no jogo;</w:t>
-      </w:r>
-      <w:r>
-        <w:rPr>
-          <w:sz w:val="24"/>
-          <w:lang w:val="pt-BR"/>
-        </w:rPr>
-      </w:r>
-      <w:r>
-        <w:rPr>
-          <w:sz w:val="24"/>
+      </w:r>
+      <w:r>
+        <w:rPr>
+          <w:rFonts w:ascii="Arial" w:hAnsi="Arial" w:eastAsia="Arial" w:cs="Arial"/>
+          <w:sz w:val="24"/>
+          <w:szCs w:val="24"/>
           <w:lang w:val="pt-BR"/>
         </w:rPr>
       </w:r>
@@ -5739,28 +7550,36 @@
         <w:tabs>
           <w:tab w:val="left" w:leader="none" w:pos="7672"/>
         </w:tabs>
-        <w:spacing/>
+        <w:spacing w:after="0" w:line="360" w:lineRule="auto"/>
         <w:ind w:firstLine="360" w:left="0"/>
-        <w:rPr>
-          <w:sz w:val="24"/>
+        <w:jc w:val="both"/>
+        <w:rPr>
+          <w:rFonts w:ascii="Arial" w:hAnsi="Arial" w:cs="Arial"/>
+          <w:sz w:val="24"/>
+          <w:szCs w:val="24"/>
+        </w:rPr>
+      </w:pPr>
+      <w:r>
+        <w:rPr>
+          <w:rFonts w:ascii="Arial" w:hAnsi="Arial" w:eastAsia="Arial" w:cs="Arial"/>
+          <w:sz w:val="24"/>
+          <w:szCs w:val="24"/>
           <w:lang w:val="pt-BR"/>
         </w:rPr>
-      </w:pPr>
-      <w:r>
-        <w:rPr>
-          <w:sz w:val="24"/>
+      </w:r>
+      <w:r>
+        <w:rPr>
+          <w:rFonts w:ascii="Arial" w:hAnsi="Arial" w:eastAsia="Arial" w:cs="Arial"/>
+          <w:sz w:val="24"/>
+          <w:szCs w:val="24"/>
           <w:lang w:val="pt-BR"/>
         </w:rPr>
       </w:r>
       <w:r>
         <w:rPr>
-          <w:sz w:val="24"/>
-          <w:lang w:val="pt-BR"/>
-        </w:rPr>
-      </w:r>
-      <w:r>
-        <w:rPr>
-          <w:sz w:val="24"/>
+          <w:rFonts w:ascii="Arial" w:hAnsi="Arial" w:eastAsia="Arial" w:cs="Arial"/>
+          <w:sz w:val="24"/>
+          <w:szCs w:val="24"/>
           <w:lang w:val="pt-BR"/>
         </w:rPr>
       </w:r>
@@ -5772,36 +7591,46 @@
         <w:tabs>
           <w:tab w:val="left" w:leader="none" w:pos="7672"/>
         </w:tabs>
-        <w:spacing/>
+        <w:spacing w:after="0" w:line="360" w:lineRule="auto"/>
         <w:ind w:firstLine="360" w:left="0"/>
-        <w:rPr>
-          <w:sz w:val="24"/>
+        <w:jc w:val="both"/>
+        <w:rPr>
+          <w:rFonts w:ascii="Arial" w:hAnsi="Arial" w:cs="Arial"/>
+          <w:sz w:val="24"/>
+          <w:szCs w:val="24"/>
+        </w:rPr>
+      </w:pPr>
+      <w:r>
+        <w:rPr>
+          <w:rFonts w:ascii="Arial" w:hAnsi="Arial" w:eastAsia="Arial" w:cs="Arial"/>
+          <w:sz w:val="24"/>
+          <w:szCs w:val="24"/>
           <w:lang w:val="pt-BR"/>
         </w:rPr>
-      </w:pPr>
-      <w:r>
-        <w:rPr>
-          <w:sz w:val="24"/>
+        <w:t xml:space="preserve">- </w:t>
+      </w:r>
+      <w:r>
+        <w:rPr>
+          <w:rFonts w:ascii="Arial" w:hAnsi="Arial" w:eastAsia="Arial" w:cs="Arial"/>
+          <w:sz w:val="24"/>
+          <w:szCs w:val="24"/>
           <w:lang w:val="pt-BR"/>
         </w:rPr>
-        <w:t xml:space="preserve">- </w:t>
-      </w:r>
-      <w:r>
-        <w:rPr>
-          <w:sz w:val="24"/>
+        <w:t xml:space="preserve">Descrição dos roteiros;</w:t>
+      </w:r>
+      <w:r>
+        <w:rPr>
+          <w:rFonts w:ascii="Arial" w:hAnsi="Arial" w:eastAsia="Arial" w:cs="Arial"/>
+          <w:sz w:val="24"/>
+          <w:szCs w:val="24"/>
           <w:lang w:val="pt-BR"/>
         </w:rPr>
-        <w:t xml:space="preserve">Descrição dos roteiros;</w:t>
-      </w:r>
-      <w:r>
-        <w:rPr>
-          <w:sz w:val="24"/>
-          <w:lang w:val="pt-BR"/>
-        </w:rPr>
-      </w:r>
-      <w:r>
-        <w:rPr>
-          <w:sz w:val="24"/>
+      </w:r>
+      <w:r>
+        <w:rPr>
+          <w:rFonts w:ascii="Arial" w:hAnsi="Arial" w:eastAsia="Arial" w:cs="Arial"/>
+          <w:sz w:val="24"/>
+          <w:szCs w:val="24"/>
           <w:lang w:val="pt-BR"/>
         </w:rPr>
       </w:r>
@@ -5813,28 +7642,36 @@
         <w:tabs>
           <w:tab w:val="left" w:leader="none" w:pos="7672"/>
         </w:tabs>
-        <w:spacing/>
+        <w:spacing w:after="0" w:line="360" w:lineRule="auto"/>
         <w:ind w:firstLine="360" w:left="0"/>
-        <w:rPr>
-          <w:sz w:val="24"/>
+        <w:jc w:val="both"/>
+        <w:rPr>
+          <w:rFonts w:ascii="Arial" w:hAnsi="Arial" w:cs="Arial"/>
+          <w:sz w:val="24"/>
+          <w:szCs w:val="24"/>
+        </w:rPr>
+      </w:pPr>
+      <w:r>
+        <w:rPr>
+          <w:rFonts w:ascii="Arial" w:hAnsi="Arial" w:eastAsia="Arial" w:cs="Arial"/>
+          <w:sz w:val="24"/>
+          <w:szCs w:val="24"/>
           <w:lang w:val="pt-BR"/>
         </w:rPr>
-      </w:pPr>
-      <w:r>
-        <w:rPr>
-          <w:sz w:val="24"/>
+      </w:r>
+      <w:r>
+        <w:rPr>
+          <w:rFonts w:ascii="Arial" w:hAnsi="Arial" w:eastAsia="Arial" w:cs="Arial"/>
+          <w:sz w:val="24"/>
+          <w:szCs w:val="24"/>
           <w:lang w:val="pt-BR"/>
         </w:rPr>
       </w:r>
       <w:r>
         <w:rPr>
-          <w:sz w:val="24"/>
-          <w:lang w:val="pt-BR"/>
-        </w:rPr>
-      </w:r>
-      <w:r>
-        <w:rPr>
-          <w:sz w:val="24"/>
+          <w:rFonts w:ascii="Arial" w:hAnsi="Arial" w:eastAsia="Arial" w:cs="Arial"/>
+          <w:sz w:val="24"/>
+          <w:szCs w:val="24"/>
           <w:lang w:val="pt-BR"/>
         </w:rPr>
       </w:r>
@@ -5846,36 +7683,46 @@
         <w:tabs>
           <w:tab w:val="left" w:leader="none" w:pos="7672"/>
         </w:tabs>
-        <w:spacing/>
+        <w:spacing w:after="0" w:line="360" w:lineRule="auto"/>
         <w:ind w:firstLine="360" w:left="0"/>
-        <w:rPr>
-          <w:sz w:val="24"/>
+        <w:jc w:val="both"/>
+        <w:rPr>
+          <w:rFonts w:ascii="Arial" w:hAnsi="Arial" w:cs="Arial"/>
+          <w:sz w:val="24"/>
+          <w:szCs w:val="24"/>
+        </w:rPr>
+      </w:pPr>
+      <w:r>
+        <w:rPr>
+          <w:rFonts w:ascii="Arial" w:hAnsi="Arial" w:eastAsia="Arial" w:cs="Arial"/>
+          <w:sz w:val="24"/>
+          <w:szCs w:val="24"/>
           <w:lang w:val="pt-BR"/>
         </w:rPr>
-      </w:pPr>
-      <w:r>
-        <w:rPr>
-          <w:sz w:val="24"/>
+        <w:t xml:space="preserve">- </w:t>
+      </w:r>
+      <w:r>
+        <w:rPr>
+          <w:rFonts w:ascii="Arial" w:hAnsi="Arial" w:eastAsia="Arial" w:cs="Arial"/>
+          <w:sz w:val="24"/>
+          <w:szCs w:val="24"/>
           <w:lang w:val="pt-BR"/>
         </w:rPr>
-        <w:t xml:space="preserve">- </w:t>
-      </w:r>
-      <w:r>
-        <w:rPr>
-          <w:sz w:val="24"/>
+        <w:t xml:space="preserve">Qual método será usado para a criação dos filmes?</w:t>
+      </w:r>
+      <w:r>
+        <w:rPr>
+          <w:rFonts w:ascii="Arial" w:hAnsi="Arial" w:eastAsia="Arial" w:cs="Arial"/>
+          <w:sz w:val="24"/>
+          <w:szCs w:val="24"/>
           <w:lang w:val="pt-BR"/>
         </w:rPr>
-        <w:t xml:space="preserve">Qual método será usado para a criação dos filmes?</w:t>
-      </w:r>
-      <w:r>
-        <w:rPr>
-          <w:sz w:val="24"/>
-          <w:lang w:val="pt-BR"/>
-        </w:rPr>
-      </w:r>
-      <w:r>
-        <w:rPr>
-          <w:sz w:val="24"/>
+      </w:r>
+      <w:r>
+        <w:rPr>
+          <w:rFonts w:ascii="Arial" w:hAnsi="Arial" w:eastAsia="Arial" w:cs="Arial"/>
+          <w:sz w:val="24"/>
+          <w:szCs w:val="24"/>
           <w:lang w:val="pt-BR"/>
         </w:rPr>
       </w:r>
@@ -5887,28 +7734,36 @@
         <w:tabs>
           <w:tab w:val="left" w:leader="none" w:pos="7672"/>
         </w:tabs>
-        <w:spacing/>
+        <w:spacing w:after="0" w:line="360" w:lineRule="auto"/>
         <w:ind w:firstLine="360" w:left="0"/>
-        <w:rPr>
-          <w:sz w:val="24"/>
+        <w:jc w:val="both"/>
+        <w:rPr>
+          <w:rFonts w:ascii="Arial" w:hAnsi="Arial" w:cs="Arial"/>
+          <w:sz w:val="24"/>
+          <w:szCs w:val="24"/>
+        </w:rPr>
+      </w:pPr>
+      <w:r>
+        <w:rPr>
+          <w:rFonts w:ascii="Arial" w:hAnsi="Arial" w:eastAsia="Arial" w:cs="Arial"/>
+          <w:sz w:val="24"/>
+          <w:szCs w:val="24"/>
           <w:lang w:val="pt-BR"/>
         </w:rPr>
-      </w:pPr>
-      <w:r>
-        <w:rPr>
-          <w:sz w:val="24"/>
+      </w:r>
+      <w:r>
+        <w:rPr>
+          <w:rFonts w:ascii="Arial" w:hAnsi="Arial" w:eastAsia="Arial" w:cs="Arial"/>
+          <w:sz w:val="24"/>
+          <w:szCs w:val="24"/>
           <w:lang w:val="pt-BR"/>
         </w:rPr>
       </w:r>
       <w:r>
         <w:rPr>
-          <w:sz w:val="24"/>
-          <w:lang w:val="pt-BR"/>
-        </w:rPr>
-      </w:r>
-      <w:r>
-        <w:rPr>
-          <w:sz w:val="24"/>
+          <w:rFonts w:ascii="Arial" w:hAnsi="Arial" w:eastAsia="Arial" w:cs="Arial"/>
+          <w:sz w:val="24"/>
+          <w:szCs w:val="24"/>
           <w:lang w:val="pt-BR"/>
         </w:rPr>
       </w:r>
@@ -5920,36 +7775,46 @@
         <w:tabs>
           <w:tab w:val="left" w:leader="none" w:pos="7672"/>
         </w:tabs>
-        <w:spacing/>
+        <w:spacing w:after="0" w:line="360" w:lineRule="auto"/>
         <w:ind w:firstLine="360" w:left="0"/>
-        <w:rPr>
-          <w:sz w:val="24"/>
+        <w:jc w:val="both"/>
+        <w:rPr>
+          <w:rFonts w:ascii="Arial" w:hAnsi="Arial" w:cs="Arial"/>
+          <w:sz w:val="24"/>
+          <w:szCs w:val="24"/>
+        </w:rPr>
+      </w:pPr>
+      <w:r>
+        <w:rPr>
+          <w:rFonts w:ascii="Arial" w:hAnsi="Arial" w:eastAsia="Arial" w:cs="Arial"/>
+          <w:sz w:val="24"/>
+          <w:szCs w:val="24"/>
           <w:lang w:val="pt-BR"/>
         </w:rPr>
-      </w:pPr>
-      <w:r>
-        <w:rPr>
-          <w:sz w:val="24"/>
+        <w:t xml:space="preserve">- </w:t>
+      </w:r>
+      <w:r>
+        <w:rPr>
+          <w:rFonts w:ascii="Arial" w:hAnsi="Arial" w:eastAsia="Arial" w:cs="Arial"/>
+          <w:sz w:val="24"/>
+          <w:szCs w:val="24"/>
           <w:lang w:val="pt-BR"/>
         </w:rPr>
-        <w:t xml:space="preserve">- </w:t>
-      </w:r>
-      <w:r>
-        <w:rPr>
-          <w:sz w:val="24"/>
+        <w:t xml:space="preserve">Em quais momentos eles serão exibidos?</w:t>
+      </w:r>
+      <w:r>
+        <w:rPr>
+          <w:rFonts w:ascii="Arial" w:hAnsi="Arial" w:eastAsia="Arial" w:cs="Arial"/>
+          <w:sz w:val="24"/>
+          <w:szCs w:val="24"/>
           <w:lang w:val="pt-BR"/>
         </w:rPr>
-        <w:t xml:space="preserve">Em quais momentos eles serão exibidos?</w:t>
-      </w:r>
-      <w:r>
-        <w:rPr>
-          <w:sz w:val="24"/>
-          <w:lang w:val="pt-BR"/>
-        </w:rPr>
-      </w:r>
-      <w:r>
-        <w:rPr>
-          <w:sz w:val="24"/>
+      </w:r>
+      <w:r>
+        <w:rPr>
+          <w:rFonts w:ascii="Arial" w:hAnsi="Arial" w:eastAsia="Arial" w:cs="Arial"/>
+          <w:sz w:val="24"/>
+          <w:szCs w:val="24"/>
           <w:lang w:val="pt-BR"/>
         </w:rPr>
       </w:r>
@@ -5957,33 +7822,41 @@
     <w:p>
       <w:pPr>
         <w:pBdr/>
-        <w:spacing/>
+        <w:spacing w:after="0" w:line="360" w:lineRule="auto"/>
         <w:ind w:firstLine="360"/>
-        <w:rPr>
+        <w:jc w:val="both"/>
+        <w:rPr>
+          <w:rFonts w:ascii="Arial" w:hAnsi="Arial" w:cs="Arial"/>
           <w:b/>
-          <w:sz w:val="36"/>
+          <w:sz w:val="24"/>
+          <w:szCs w:val="24"/>
+        </w:rPr>
+      </w:pPr>
+      <w:r>
+        <w:rPr>
+          <w:rFonts w:ascii="Arial" w:hAnsi="Arial" w:eastAsia="Arial" w:cs="Arial"/>
+          <w:b/>
+          <w:sz w:val="24"/>
+          <w:szCs w:val="24"/>
           <w:lang w:val="pt-BR"/>
         </w:rPr>
-      </w:pPr>
-      <w:r>
-        <w:rPr>
+        <w:br w:type="page" w:clear="all"/>
+      </w:r>
+      <w:r>
+        <w:rPr>
+          <w:rFonts w:ascii="Arial" w:hAnsi="Arial" w:eastAsia="Arial" w:cs="Arial"/>
           <w:b/>
-          <w:sz w:val="36"/>
+          <w:sz w:val="24"/>
+          <w:szCs w:val="24"/>
           <w:lang w:val="pt-BR"/>
         </w:rPr>
-        <w:br w:type="page" w:clear="all"/>
-      </w:r>
-      <w:r>
-        <w:rPr>
+      </w:r>
+      <w:r>
+        <w:rPr>
+          <w:rFonts w:ascii="Arial" w:hAnsi="Arial" w:eastAsia="Arial" w:cs="Arial"/>
           <w:b/>
-          <w:sz w:val="36"/>
-          <w:lang w:val="pt-BR"/>
-        </w:rPr>
-      </w:r>
-      <w:r>
-        <w:rPr>
-          <w:b/>
-          <w:sz w:val="36"/>
+          <w:sz w:val="24"/>
+          <w:szCs w:val="24"/>
           <w:lang w:val="pt-BR"/>
         </w:rPr>
       </w:r>
@@ -5999,37 +7872,51 @@
         <w:tabs>
           <w:tab w:val="left" w:leader="none" w:pos="567"/>
         </w:tabs>
-        <w:spacing/>
-        <w:ind/>
+        <w:spacing w:after="0" w:line="360" w:lineRule="auto"/>
+        <w:ind/>
+        <w:jc w:val="both"/>
         <w:outlineLvl w:val="0"/>
         <w:rPr>
+          <w:rFonts w:ascii="Arial" w:hAnsi="Arial" w:cs="Arial"/>
           <w:b/>
-          <w:sz w:val="40"/>
+          <w:sz w:val="24"/>
+          <w:szCs w:val="24"/>
+        </w:rPr>
+      </w:pPr>
+      <w:r>
+        <w:rPr>
+          <w:rFonts w:ascii="Arial" w:hAnsi="Arial" w:eastAsia="Arial" w:cs="Arial"/>
+          <w:sz w:val="24"/>
+          <w:szCs w:val="24"/>
+        </w:rPr>
+      </w:r>
+      <w:bookmarkStart w:id="10" w:name="_Toc381728160"/>
+      <w:r>
+        <w:rPr>
+          <w:rFonts w:ascii="Arial" w:hAnsi="Arial" w:eastAsia="Arial" w:cs="Arial"/>
+          <w:b/>
+          <w:sz w:val="24"/>
+          <w:szCs w:val="24"/>
           <w:lang w:val="pt-BR"/>
         </w:rPr>
-      </w:pPr>
-      <w:r/>
-      <w:bookmarkStart w:id="10" w:name="_Toc381728160"/>
-      <w:r>
-        <w:rPr>
+        <w:t xml:space="preserve">Cronograma</w:t>
+      </w:r>
+      <w:bookmarkEnd w:id="10"/>
+      <w:r>
+        <w:rPr>
+          <w:rFonts w:ascii="Arial" w:hAnsi="Arial" w:eastAsia="Arial" w:cs="Arial"/>
           <w:b/>
-          <w:sz w:val="40"/>
+          <w:sz w:val="24"/>
+          <w:szCs w:val="24"/>
           <w:lang w:val="pt-BR"/>
         </w:rPr>
-        <w:t xml:space="preserve">Cronograma</w:t>
-      </w:r>
-      <w:bookmarkEnd w:id="10"/>
-      <w:r>
-        <w:rPr>
+      </w:r>
+      <w:r>
+        <w:rPr>
+          <w:rFonts w:ascii="Arial" w:hAnsi="Arial" w:eastAsia="Arial" w:cs="Arial"/>
           <w:b/>
-          <w:sz w:val="40"/>
-          <w:lang w:val="pt-BR"/>
-        </w:rPr>
-      </w:r>
-      <w:r>
-        <w:rPr>
-          <w:b/>
-          <w:sz w:val="40"/>
+          <w:sz w:val="24"/>
+          <w:szCs w:val="24"/>
           <w:lang w:val="pt-BR"/>
         </w:rPr>
       </w:r>
@@ -6041,28 +7928,36 @@
         <w:tabs>
           <w:tab w:val="left" w:leader="none" w:pos="7672"/>
         </w:tabs>
-        <w:spacing/>
+        <w:spacing w:after="0" w:line="360" w:lineRule="auto"/>
         <w:ind w:left="360"/>
-        <w:rPr>
-          <w:sz w:val="28"/>
+        <w:jc w:val="both"/>
+        <w:rPr>
+          <w:rFonts w:ascii="Arial" w:hAnsi="Arial" w:cs="Arial"/>
+          <w:sz w:val="24"/>
+          <w:szCs w:val="24"/>
+        </w:rPr>
+      </w:pPr>
+      <w:r>
+        <w:rPr>
+          <w:rFonts w:ascii="Arial" w:hAnsi="Arial" w:eastAsia="Arial" w:cs="Arial"/>
+          <w:sz w:val="24"/>
+          <w:szCs w:val="24"/>
           <w:lang w:val="pt-BR"/>
         </w:rPr>
-      </w:pPr>
-      <w:r>
-        <w:rPr>
-          <w:sz w:val="28"/>
+      </w:r>
+      <w:r>
+        <w:rPr>
+          <w:rFonts w:ascii="Arial" w:hAnsi="Arial" w:eastAsia="Arial" w:cs="Arial"/>
+          <w:sz w:val="24"/>
+          <w:szCs w:val="24"/>
           <w:lang w:val="pt-BR"/>
         </w:rPr>
       </w:r>
       <w:r>
         <w:rPr>
-          <w:sz w:val="28"/>
-          <w:lang w:val="pt-BR"/>
-        </w:rPr>
-      </w:r>
-      <w:r>
-        <w:rPr>
-          <w:sz w:val="28"/>
+          <w:rFonts w:ascii="Arial" w:hAnsi="Arial" w:eastAsia="Arial" w:cs="Arial"/>
+          <w:sz w:val="24"/>
+          <w:szCs w:val="24"/>
           <w:lang w:val="pt-BR"/>
         </w:rPr>
       </w:r>
@@ -6074,36 +7969,46 @@
         <w:tabs>
           <w:tab w:val="left" w:leader="none" w:pos="7672"/>
         </w:tabs>
-        <w:spacing/>
+        <w:spacing w:after="0" w:line="360" w:lineRule="auto"/>
         <w:ind w:firstLine="360" w:left="0"/>
-        <w:rPr>
-          <w:sz w:val="24"/>
+        <w:jc w:val="both"/>
+        <w:rPr>
+          <w:rFonts w:ascii="Arial" w:hAnsi="Arial" w:cs="Arial"/>
+          <w:sz w:val="24"/>
+          <w:szCs w:val="24"/>
+        </w:rPr>
+      </w:pPr>
+      <w:r>
+        <w:rPr>
+          <w:rFonts w:ascii="Arial" w:hAnsi="Arial" w:eastAsia="Arial" w:cs="Arial"/>
+          <w:sz w:val="24"/>
+          <w:szCs w:val="24"/>
           <w:lang w:val="pt-BR"/>
         </w:rPr>
-      </w:pPr>
-      <w:r>
-        <w:rPr>
-          <w:sz w:val="24"/>
+        <w:t xml:space="preserve">- </w:t>
+      </w:r>
+      <w:r>
+        <w:rPr>
+          <w:rFonts w:ascii="Arial" w:hAnsi="Arial" w:eastAsia="Arial" w:cs="Arial"/>
+          <w:sz w:val="24"/>
+          <w:szCs w:val="24"/>
           <w:lang w:val="pt-BR"/>
         </w:rPr>
-        <w:t xml:space="preserve">- </w:t>
-      </w:r>
-      <w:r>
-        <w:rPr>
-          <w:sz w:val="24"/>
+        <w:t xml:space="preserve">Descrição detalhada do cronograma de desenvolvimento;</w:t>
+      </w:r>
+      <w:r>
+        <w:rPr>
+          <w:rFonts w:ascii="Arial" w:hAnsi="Arial" w:eastAsia="Arial" w:cs="Arial"/>
+          <w:sz w:val="24"/>
+          <w:szCs w:val="24"/>
           <w:lang w:val="pt-BR"/>
         </w:rPr>
-        <w:t xml:space="preserve">Descrição detalhada do cronograma de desenvolvimento;</w:t>
-      </w:r>
-      <w:r>
-        <w:rPr>
-          <w:sz w:val="24"/>
-          <w:lang w:val="pt-BR"/>
-        </w:rPr>
-      </w:r>
-      <w:r>
-        <w:rPr>
-          <w:sz w:val="24"/>
+      </w:r>
+      <w:r>
+        <w:rPr>
+          <w:rFonts w:ascii="Arial" w:hAnsi="Arial" w:eastAsia="Arial" w:cs="Arial"/>
+          <w:sz w:val="24"/>
+          <w:szCs w:val="24"/>
           <w:lang w:val="pt-BR"/>
         </w:rPr>
       </w:r>
@@ -6115,28 +8020,36 @@
         <w:tabs>
           <w:tab w:val="left" w:leader="none" w:pos="7672"/>
         </w:tabs>
-        <w:spacing/>
+        <w:spacing w:after="0" w:line="360" w:lineRule="auto"/>
         <w:ind w:firstLine="360" w:left="0"/>
-        <w:rPr>
-          <w:sz w:val="24"/>
+        <w:jc w:val="both"/>
+        <w:rPr>
+          <w:rFonts w:ascii="Arial" w:hAnsi="Arial" w:cs="Arial"/>
+          <w:sz w:val="24"/>
+          <w:szCs w:val="24"/>
+        </w:rPr>
+      </w:pPr>
+      <w:r>
+        <w:rPr>
+          <w:rFonts w:ascii="Arial" w:hAnsi="Arial" w:eastAsia="Arial" w:cs="Arial"/>
+          <w:sz w:val="24"/>
+          <w:szCs w:val="24"/>
           <w:lang w:val="pt-BR"/>
         </w:rPr>
-      </w:pPr>
-      <w:r>
-        <w:rPr>
-          <w:sz w:val="24"/>
+      </w:r>
+      <w:r>
+        <w:rPr>
+          <w:rFonts w:ascii="Arial" w:hAnsi="Arial" w:eastAsia="Arial" w:cs="Arial"/>
+          <w:sz w:val="24"/>
+          <w:szCs w:val="24"/>
           <w:lang w:val="pt-BR"/>
         </w:rPr>
       </w:r>
       <w:r>
         <w:rPr>
-          <w:sz w:val="24"/>
-          <w:lang w:val="pt-BR"/>
-        </w:rPr>
-      </w:r>
-      <w:r>
-        <w:rPr>
-          <w:sz w:val="24"/>
+          <w:rFonts w:ascii="Arial" w:hAnsi="Arial" w:eastAsia="Arial" w:cs="Arial"/>
+          <w:sz w:val="24"/>
+          <w:szCs w:val="24"/>
           <w:lang w:val="pt-BR"/>
         </w:rPr>
       </w:r>
@@ -6148,29 +8061,37 @@
         <w:tabs>
           <w:tab w:val="left" w:leader="none" w:pos="7672"/>
         </w:tabs>
-        <w:spacing/>
+        <w:spacing w:after="0" w:line="360" w:lineRule="auto"/>
         <w:ind w:firstLine="360" w:left="0"/>
-        <w:rPr>
-          <w:sz w:val="24"/>
+        <w:jc w:val="both"/>
+        <w:rPr>
+          <w:rFonts w:ascii="Arial" w:hAnsi="Arial" w:cs="Arial"/>
+          <w:sz w:val="24"/>
+          <w:szCs w:val="24"/>
+        </w:rPr>
+      </w:pPr>
+      <w:r>
+        <w:rPr>
+          <w:rFonts w:ascii="Arial" w:hAnsi="Arial" w:eastAsia="Arial" w:cs="Arial"/>
+          <w:sz w:val="24"/>
+          <w:szCs w:val="24"/>
           <w:lang w:val="pt-BR"/>
         </w:rPr>
-      </w:pPr>
-      <w:r>
-        <w:rPr>
-          <w:sz w:val="24"/>
+        <w:t xml:space="preserve">- Modelo de cronograma:</w:t>
+      </w:r>
+      <w:r>
+        <w:rPr>
+          <w:rFonts w:ascii="Arial" w:hAnsi="Arial" w:eastAsia="Arial" w:cs="Arial"/>
+          <w:sz w:val="24"/>
+          <w:szCs w:val="24"/>
           <w:lang w:val="pt-BR"/>
         </w:rPr>
-        <w:t xml:space="preserve">- Modelo de cronograma:</w:t>
-      </w:r>
-      <w:r>
-        <w:rPr>
-          <w:sz w:val="24"/>
-          <w:lang w:val="pt-BR"/>
-        </w:rPr>
-      </w:r>
-      <w:r>
-        <w:rPr>
-          <w:sz w:val="24"/>
+      </w:r>
+      <w:r>
+        <w:rPr>
+          <w:rFonts w:ascii="Arial" w:hAnsi="Arial" w:eastAsia="Arial" w:cs="Arial"/>
+          <w:sz w:val="24"/>
+          <w:szCs w:val="24"/>
           <w:lang w:val="pt-BR"/>
         </w:rPr>
       </w:r>
